--- a/igs/TKB_clinicalprocess_healthcond_description/input/images/SjD_TP_GetDiagnosis_2.0.docx
+++ b/igs/TKB_clinicalprocess_healthcond_description/input/images/SjD_TP_GetDiagnosis_2.0.docx
@@ -1,6 +1,6 @@
 
 <file path=word/document.xml><?xml version="1.0" encoding="utf-8"?>
-<w:document xmlns:wpc="http://schemas.microsoft.com/office/word/2010/wordprocessingCanvas" xmlns:cx="http://schemas.microsoft.com/office/drawing/2014/chartex" xmlns:cx1="http://schemas.microsoft.com/office/drawing/2015/9/8/chartex" xmlns:cx2="http://schemas.microsoft.com/office/drawing/2015/10/21/chartex" xmlns:cx3="http://schemas.microsoft.com/office/drawing/2016/5/9/chartex" xmlns:cx4="http://schemas.microsoft.com/office/drawing/2016/5/10/chartex" xmlns:cx5="http://schemas.microsoft.com/office/drawing/2016/5/11/chartex" xmlns:cx6="http://schemas.microsoft.com/office/drawing/2016/5/12/chartex" xmlns:cx7="http://schemas.microsoft.com/office/drawing/2016/5/13/chartex" xmlns:cx8="http://schemas.microsoft.com/office/drawing/2016/5/14/chartex" xmlns:mc="http://schemas.openxmlformats.org/markup-compatibility/2006" xmlns:aink="http://schemas.microsoft.com/office/drawing/2016/ink" xmlns:am3d="http://schemas.microsoft.com/office/drawing/2017/model3d" xmlns:o="urn:schemas-microsoft-com:office:office" xmlns:oel="http://schemas.microsoft.com/office/2019/extlst" xmlns:r="http://schemas.openxmlformats.org/officeDocument/2006/relationships" xmlns:m="http://schemas.openxmlformats.org/officeDocument/2006/math" xmlns:v="urn:schemas-microsoft-com:vml" xmlns:wp14="http://schemas.microsoft.com/office/word/2010/wordprocessingDrawing" xmlns:wp="http://schemas.openxmlformats.org/drawingml/2006/wordprocessingDrawing" xmlns:w10="urn:schemas-microsoft-com:office:word" xmlns:w="http://schemas.openxmlformats.org/wordprocessingml/2006/main" xmlns:w14="http://schemas.microsoft.com/office/word/2010/wordml" xmlns:w15="http://schemas.microsoft.com/office/word/2012/wordml" xmlns:w16cex="http://schemas.microsoft.com/office/word/2018/wordml/cex" xmlns:w16cid="http://schemas.microsoft.com/office/word/2016/wordml/cid" xmlns:w16="http://schemas.microsoft.com/office/word/2018/wordml" xmlns:w16du="http://schemas.microsoft.com/office/word/2023/wordml/word16du" xmlns:w16sdtdh="http://schemas.microsoft.com/office/word/2020/wordml/sdtdatahash" xmlns:w16se="http://schemas.microsoft.com/office/word/2015/wordml/symex" xmlns:wpg="http://schemas.microsoft.com/office/word/2010/wordprocessingGroup" xmlns:wpi="http://schemas.microsoft.com/office/word/2010/wordprocessingInk" xmlns:wne="http://schemas.microsoft.com/office/word/2006/wordml" xmlns:wps="http://schemas.microsoft.com/office/word/2010/wordprocessingShape" mc:Ignorable="w14 w15 w16se w16cid w16 w16cex w16sdtdh w16du wp14">
+<w:document xmlns:wpc="http://schemas.microsoft.com/office/word/2010/wordprocessingCanvas" xmlns:cx="http://schemas.microsoft.com/office/drawing/2014/chartex" xmlns:cx1="http://schemas.microsoft.com/office/drawing/2015/9/8/chartex" xmlns:cx2="http://schemas.microsoft.com/office/drawing/2015/10/21/chartex" xmlns:cx3="http://schemas.microsoft.com/office/drawing/2016/5/9/chartex" xmlns:cx4="http://schemas.microsoft.com/office/drawing/2016/5/10/chartex" xmlns:cx5="http://schemas.microsoft.com/office/drawing/2016/5/11/chartex" xmlns:cx6="http://schemas.microsoft.com/office/drawing/2016/5/12/chartex" xmlns:cx7="http://schemas.microsoft.com/office/drawing/2016/5/13/chartex" xmlns:cx8="http://schemas.microsoft.com/office/drawing/2016/5/14/chartex" xmlns:mc="http://schemas.openxmlformats.org/markup-compatibility/2006" xmlns:aink="http://schemas.microsoft.com/office/drawing/2016/ink" xmlns:am3d="http://schemas.microsoft.com/office/drawing/2017/model3d" xmlns:o="urn:schemas-microsoft-com:office:office" xmlns:oel="http://schemas.microsoft.com/office/2019/extlst" xmlns:r="http://schemas.openxmlformats.org/officeDocument/2006/relationships" xmlns:m="http://schemas.openxmlformats.org/officeDocument/2006/math" xmlns:v="urn:schemas-microsoft-com:vml" xmlns:wp14="http://schemas.microsoft.com/office/word/2010/wordprocessingDrawing" xmlns:wp="http://schemas.openxmlformats.org/drawingml/2006/wordprocessingDrawing" xmlns:w10="urn:schemas-microsoft-com:office:word" xmlns:w="http://schemas.openxmlformats.org/wordprocessingml/2006/main" xmlns:w14="http://schemas.microsoft.com/office/word/2010/wordml" xmlns:w15="http://schemas.microsoft.com/office/word/2012/wordml" xmlns:w16cex="http://schemas.microsoft.com/office/word/2018/wordml/cex" xmlns:w16cid="http://schemas.microsoft.com/office/word/2016/wordml/cid" xmlns:w16="http://schemas.microsoft.com/office/word/2018/wordml" xmlns:w16du="http://schemas.microsoft.com/office/word/2023/wordml/word16du" xmlns:w16sdtdh="http://schemas.microsoft.com/office/word/2020/wordml/sdtdatahash" xmlns:w16sdtfl="http://schemas.microsoft.com/office/word/2024/wordml/sdtformatlock" xmlns:w16se="http://schemas.microsoft.com/office/word/2015/wordml/symex" xmlns:wpg="http://schemas.microsoft.com/office/word/2010/wordprocessingGroup" xmlns:wpi="http://schemas.microsoft.com/office/word/2010/wordprocessingInk" xmlns:wne="http://schemas.microsoft.com/office/word/2006/wordml" xmlns:wps="http://schemas.microsoft.com/office/word/2010/wordprocessingShape" mc:Ignorable="w14 w15 w16se w16cid w16 w16cex w16sdtdh w16sdtfl w16du wp14">
   <w:body>
     <w:sdt>
       <w:sdtPr>
@@ -262,8 +262,8 @@
             <w:rPr>
               <w:b w:val="0"/>
               <w:kern w:val="2"/>
-              <w:sz w:val="22"/>
-              <w:szCs w:val="22"/>
+              <w:sz w:val="24"/>
+              <w:szCs w:val="24"/>
               <w14:ligatures w14:val="standardContextual"/>
             </w:rPr>
           </w:pPr>
@@ -285,7 +285,7 @@
             </w:rPr>
             <w:fldChar w:fldCharType="separate"/>
           </w:r>
-          <w:hyperlink w:anchor="_Toc146287256" w:history="1">
+          <w:hyperlink w:anchor="_Toc202170778" w:history="1">
             <w:r>
               <w:rPr>
                 <w:rStyle w:val="Hyperlnk"/>
@@ -308,7 +308,7 @@
               <w:rPr>
                 <w:webHidden/>
               </w:rPr>
-              <w:instrText xml:space="preserve"> PAGEREF _Toc146287256 \h </w:instrText>
+              <w:instrText xml:space="preserve"> PAGEREF _Toc202170778 \h </w:instrText>
             </w:r>
             <w:r>
               <w:rPr>
@@ -343,13 +343,13 @@
             </w:tabs>
             <w:rPr>
               <w:kern w:val="2"/>
-              <w:sz w:val="22"/>
-              <w:szCs w:val="22"/>
+              <w:sz w:val="24"/>
+              <w:szCs w:val="24"/>
               <w:lang w:eastAsia="sv-SE"/>
               <w14:ligatures w14:val="standardContextual"/>
             </w:rPr>
           </w:pPr>
-          <w:hyperlink w:anchor="_Toc146287257" w:history="1">
+          <w:hyperlink w:anchor="_Toc202170779" w:history="1">
             <w:r>
               <w:rPr>
                 <w:rStyle w:val="Hyperlnk"/>
@@ -359,8 +359,8 @@
             <w:r>
               <w:rPr>
                 <w:kern w:val="2"/>
-                <w:sz w:val="22"/>
-                <w:szCs w:val="22"/>
+                <w:sz w:val="24"/>
+                <w:szCs w:val="24"/>
                 <w:lang w:eastAsia="sv-SE"/>
                 <w14:ligatures w14:val="standardContextual"/>
               </w:rPr>
@@ -388,7 +388,7 @@
               <w:rPr>
                 <w:webHidden/>
               </w:rPr>
-              <w:instrText xml:space="preserve"> PAGEREF _Toc146287257 \h </w:instrText>
+              <w:instrText xml:space="preserve"> PAGEREF _Toc202170779 \h </w:instrText>
             </w:r>
             <w:r>
               <w:rPr>
@@ -423,13 +423,13 @@
             </w:tabs>
             <w:rPr>
               <w:kern w:val="2"/>
-              <w:sz w:val="22"/>
-              <w:szCs w:val="22"/>
+              <w:sz w:val="24"/>
+              <w:szCs w:val="24"/>
               <w:lang w:eastAsia="sv-SE"/>
               <w14:ligatures w14:val="standardContextual"/>
             </w:rPr>
           </w:pPr>
-          <w:hyperlink w:anchor="_Toc146287258" w:history="1">
+          <w:hyperlink w:anchor="_Toc202170780" w:history="1">
             <w:r>
               <w:rPr>
                 <w:rStyle w:val="Hyperlnk"/>
@@ -439,8 +439,8 @@
             <w:r>
               <w:rPr>
                 <w:kern w:val="2"/>
-                <w:sz w:val="22"/>
-                <w:szCs w:val="22"/>
+                <w:sz w:val="24"/>
+                <w:szCs w:val="24"/>
                 <w:lang w:eastAsia="sv-SE"/>
                 <w14:ligatures w14:val="standardContextual"/>
               </w:rPr>
@@ -468,7 +468,7 @@
               <w:rPr>
                 <w:webHidden/>
               </w:rPr>
-              <w:instrText xml:space="preserve"> PAGEREF _Toc146287258 \h </w:instrText>
+              <w:instrText xml:space="preserve"> PAGEREF _Toc202170780 \h </w:instrText>
             </w:r>
             <w:r>
               <w:rPr>
@@ -503,13 +503,13 @@
             </w:tabs>
             <w:rPr>
               <w:kern w:val="2"/>
-              <w:sz w:val="22"/>
-              <w:szCs w:val="22"/>
+              <w:sz w:val="24"/>
+              <w:szCs w:val="24"/>
               <w:lang w:eastAsia="sv-SE"/>
               <w14:ligatures w14:val="standardContextual"/>
             </w:rPr>
           </w:pPr>
-          <w:hyperlink w:anchor="_Toc146287259" w:history="1">
+          <w:hyperlink w:anchor="_Toc202170781" w:history="1">
             <w:r>
               <w:rPr>
                 <w:rStyle w:val="Hyperlnk"/>
@@ -519,8 +519,8 @@
             <w:r>
               <w:rPr>
                 <w:kern w:val="2"/>
-                <w:sz w:val="22"/>
-                <w:szCs w:val="22"/>
+                <w:sz w:val="24"/>
+                <w:szCs w:val="24"/>
                 <w:lang w:eastAsia="sv-SE"/>
                 <w14:ligatures w14:val="standardContextual"/>
               </w:rPr>
@@ -548,7 +548,7 @@
               <w:rPr>
                 <w:webHidden/>
               </w:rPr>
-              <w:instrText xml:space="preserve"> PAGEREF _Toc146287259 \h </w:instrText>
+              <w:instrText xml:space="preserve"> PAGEREF _Toc202170781 \h </w:instrText>
             </w:r>
             <w:r>
               <w:rPr>
@@ -583,13 +583,13 @@
             </w:tabs>
             <w:rPr>
               <w:kern w:val="2"/>
-              <w:sz w:val="22"/>
-              <w:szCs w:val="22"/>
+              <w:sz w:val="24"/>
+              <w:szCs w:val="24"/>
               <w:lang w:eastAsia="sv-SE"/>
               <w14:ligatures w14:val="standardContextual"/>
             </w:rPr>
           </w:pPr>
-          <w:hyperlink w:anchor="_Toc146287260" w:history="1">
+          <w:hyperlink w:anchor="_Toc202170782" w:history="1">
             <w:r>
               <w:rPr>
                 <w:rStyle w:val="Hyperlnk"/>
@@ -599,8 +599,8 @@
             <w:r>
               <w:rPr>
                 <w:kern w:val="2"/>
-                <w:sz w:val="22"/>
-                <w:szCs w:val="22"/>
+                <w:sz w:val="24"/>
+                <w:szCs w:val="24"/>
                 <w:lang w:eastAsia="sv-SE"/>
                 <w14:ligatures w14:val="standardContextual"/>
               </w:rPr>
@@ -628,7 +628,7 @@
               <w:rPr>
                 <w:webHidden/>
               </w:rPr>
-              <w:instrText xml:space="preserve"> PAGEREF _Toc146287260 \h </w:instrText>
+              <w:instrText xml:space="preserve"> PAGEREF _Toc202170782 \h </w:instrText>
             </w:r>
             <w:r>
               <w:rPr>
@@ -661,12 +661,12 @@
             <w:rPr>
               <w:b w:val="0"/>
               <w:kern w:val="2"/>
-              <w:sz w:val="22"/>
-              <w:szCs w:val="22"/>
+              <w:sz w:val="24"/>
+              <w:szCs w:val="24"/>
               <w14:ligatures w14:val="standardContextual"/>
             </w:rPr>
           </w:pPr>
-          <w:hyperlink w:anchor="_Toc146287261" w:history="1">
+          <w:hyperlink w:anchor="_Toc202170783" w:history="1">
             <w:r>
               <w:rPr>
                 <w:rStyle w:val="Hyperlnk"/>
@@ -677,8 +677,8 @@
               <w:rPr>
                 <w:b w:val="0"/>
                 <w:kern w:val="2"/>
-                <w:sz w:val="22"/>
-                <w:szCs w:val="22"/>
+                <w:sz w:val="24"/>
+                <w:szCs w:val="24"/>
                 <w14:ligatures w14:val="standardContextual"/>
               </w:rPr>
               <w:tab/>
@@ -705,7 +705,7 @@
               <w:rPr>
                 <w:webHidden/>
               </w:rPr>
-              <w:instrText xml:space="preserve"> PAGEREF _Toc146287261 \h </w:instrText>
+              <w:instrText xml:space="preserve"> PAGEREF _Toc202170783 \h </w:instrText>
             </w:r>
             <w:r>
               <w:rPr>
@@ -740,13 +740,13 @@
             </w:tabs>
             <w:rPr>
               <w:kern w:val="2"/>
-              <w:sz w:val="22"/>
-              <w:szCs w:val="22"/>
+              <w:sz w:val="24"/>
+              <w:szCs w:val="24"/>
               <w:lang w:eastAsia="sv-SE"/>
               <w14:ligatures w14:val="standardContextual"/>
             </w:rPr>
           </w:pPr>
-          <w:hyperlink w:anchor="_Toc146287262" w:history="1">
+          <w:hyperlink w:anchor="_Toc202170784" w:history="1">
             <w:r>
               <w:rPr>
                 <w:rStyle w:val="Hyperlnk"/>
@@ -756,8 +756,8 @@
             <w:r>
               <w:rPr>
                 <w:kern w:val="2"/>
-                <w:sz w:val="22"/>
-                <w:szCs w:val="22"/>
+                <w:sz w:val="24"/>
+                <w:szCs w:val="24"/>
                 <w:lang w:eastAsia="sv-SE"/>
                 <w14:ligatures w14:val="standardContextual"/>
               </w:rPr>
@@ -785,7 +785,7 @@
               <w:rPr>
                 <w:webHidden/>
               </w:rPr>
-              <w:instrText xml:space="preserve"> PAGEREF _Toc146287262 \h </w:instrText>
+              <w:instrText xml:space="preserve"> PAGEREF _Toc202170784 \h </w:instrText>
             </w:r>
             <w:r>
               <w:rPr>
@@ -820,13 +820,13 @@
             </w:tabs>
             <w:rPr>
               <w:kern w:val="2"/>
-              <w:sz w:val="22"/>
-              <w:szCs w:val="22"/>
+              <w:sz w:val="24"/>
+              <w:szCs w:val="24"/>
               <w:lang w:eastAsia="sv-SE"/>
               <w14:ligatures w14:val="standardContextual"/>
             </w:rPr>
           </w:pPr>
-          <w:hyperlink w:anchor="_Toc146287263" w:history="1">
+          <w:hyperlink w:anchor="_Toc202170785" w:history="1">
             <w:r>
               <w:rPr>
                 <w:rStyle w:val="Hyperlnk"/>
@@ -836,8 +836,8 @@
             <w:r>
               <w:rPr>
                 <w:kern w:val="2"/>
-                <w:sz w:val="22"/>
-                <w:szCs w:val="22"/>
+                <w:sz w:val="24"/>
+                <w:szCs w:val="24"/>
                 <w:lang w:eastAsia="sv-SE"/>
                 <w14:ligatures w14:val="standardContextual"/>
               </w:rPr>
@@ -865,7 +865,7 @@
               <w:rPr>
                 <w:webHidden/>
               </w:rPr>
-              <w:instrText xml:space="preserve"> PAGEREF _Toc146287263 \h </w:instrText>
+              <w:instrText xml:space="preserve"> PAGEREF _Toc202170785 \h </w:instrText>
             </w:r>
             <w:r>
               <w:rPr>
@@ -900,13 +900,13 @@
             </w:tabs>
             <w:rPr>
               <w:kern w:val="2"/>
-              <w:sz w:val="22"/>
-              <w:szCs w:val="22"/>
+              <w:sz w:val="24"/>
+              <w:szCs w:val="24"/>
               <w:lang w:eastAsia="sv-SE"/>
               <w14:ligatures w14:val="standardContextual"/>
             </w:rPr>
           </w:pPr>
-          <w:hyperlink w:anchor="_Toc146287264" w:history="1">
+          <w:hyperlink w:anchor="_Toc202170786" w:history="1">
             <w:r>
               <w:rPr>
                 <w:rStyle w:val="Hyperlnk"/>
@@ -916,8 +916,8 @@
             <w:r>
               <w:rPr>
                 <w:kern w:val="2"/>
-                <w:sz w:val="22"/>
-                <w:szCs w:val="22"/>
+                <w:sz w:val="24"/>
+                <w:szCs w:val="24"/>
                 <w:lang w:eastAsia="sv-SE"/>
                 <w14:ligatures w14:val="standardContextual"/>
               </w:rPr>
@@ -945,7 +945,7 @@
               <w:rPr>
                 <w:webHidden/>
               </w:rPr>
-              <w:instrText xml:space="preserve"> PAGEREF _Toc146287264 \h </w:instrText>
+              <w:instrText xml:space="preserve"> PAGEREF _Toc202170786 \h </w:instrText>
             </w:r>
             <w:r>
               <w:rPr>
@@ -980,13 +980,13 @@
             </w:tabs>
             <w:rPr>
               <w:kern w:val="2"/>
-              <w:sz w:val="22"/>
-              <w:szCs w:val="22"/>
+              <w:sz w:val="24"/>
+              <w:szCs w:val="24"/>
               <w:lang w:eastAsia="sv-SE"/>
               <w14:ligatures w14:val="standardContextual"/>
             </w:rPr>
           </w:pPr>
-          <w:hyperlink w:anchor="_Toc146287265" w:history="1">
+          <w:hyperlink w:anchor="_Toc202170787" w:history="1">
             <w:r>
               <w:rPr>
                 <w:rStyle w:val="Hyperlnk"/>
@@ -996,8 +996,8 @@
             <w:r>
               <w:rPr>
                 <w:kern w:val="2"/>
-                <w:sz w:val="22"/>
-                <w:szCs w:val="22"/>
+                <w:sz w:val="24"/>
+                <w:szCs w:val="24"/>
                 <w:lang w:eastAsia="sv-SE"/>
                 <w14:ligatures w14:val="standardContextual"/>
               </w:rPr>
@@ -1025,7 +1025,7 @@
               <w:rPr>
                 <w:webHidden/>
               </w:rPr>
-              <w:instrText xml:space="preserve"> PAGEREF _Toc146287265 \h </w:instrText>
+              <w:instrText xml:space="preserve"> PAGEREF _Toc202170787 \h </w:instrText>
             </w:r>
             <w:r>
               <w:rPr>
@@ -1060,13 +1060,13 @@
             </w:tabs>
             <w:rPr>
               <w:kern w:val="2"/>
-              <w:sz w:val="22"/>
-              <w:szCs w:val="22"/>
+              <w:sz w:val="24"/>
+              <w:szCs w:val="24"/>
               <w:lang w:eastAsia="sv-SE"/>
               <w14:ligatures w14:val="standardContextual"/>
             </w:rPr>
           </w:pPr>
-          <w:hyperlink w:anchor="_Toc146287266" w:history="1">
+          <w:hyperlink w:anchor="_Toc202170788" w:history="1">
             <w:r>
               <w:rPr>
                 <w:rStyle w:val="Hyperlnk"/>
@@ -1076,8 +1076,8 @@
             <w:r>
               <w:rPr>
                 <w:kern w:val="2"/>
-                <w:sz w:val="22"/>
-                <w:szCs w:val="22"/>
+                <w:sz w:val="24"/>
+                <w:szCs w:val="24"/>
                 <w:lang w:eastAsia="sv-SE"/>
                 <w14:ligatures w14:val="standardContextual"/>
               </w:rPr>
@@ -1105,7 +1105,7 @@
               <w:rPr>
                 <w:webHidden/>
               </w:rPr>
-              <w:instrText xml:space="preserve"> PAGEREF _Toc146287266 \h </w:instrText>
+              <w:instrText xml:space="preserve"> PAGEREF _Toc202170788 \h </w:instrText>
             </w:r>
             <w:r>
               <w:rPr>
@@ -1140,13 +1140,13 @@
             </w:tabs>
             <w:rPr>
               <w:kern w:val="2"/>
-              <w:sz w:val="22"/>
-              <w:szCs w:val="22"/>
+              <w:sz w:val="24"/>
+              <w:szCs w:val="24"/>
               <w:lang w:eastAsia="sv-SE"/>
               <w14:ligatures w14:val="standardContextual"/>
             </w:rPr>
           </w:pPr>
-          <w:hyperlink w:anchor="_Toc146287267" w:history="1">
+          <w:hyperlink w:anchor="_Toc202170789" w:history="1">
             <w:r>
               <w:rPr>
                 <w:rStyle w:val="Hyperlnk"/>
@@ -1156,8 +1156,8 @@
             <w:r>
               <w:rPr>
                 <w:kern w:val="2"/>
-                <w:sz w:val="22"/>
-                <w:szCs w:val="22"/>
+                <w:sz w:val="24"/>
+                <w:szCs w:val="24"/>
                 <w:lang w:eastAsia="sv-SE"/>
                 <w14:ligatures w14:val="standardContextual"/>
               </w:rPr>
@@ -1185,7 +1185,7 @@
               <w:rPr>
                 <w:webHidden/>
               </w:rPr>
-              <w:instrText xml:space="preserve"> PAGEREF _Toc146287267 \h </w:instrText>
+              <w:instrText xml:space="preserve"> PAGEREF _Toc202170789 \h </w:instrText>
             </w:r>
             <w:r>
               <w:rPr>
@@ -1220,13 +1220,13 @@
             </w:tabs>
             <w:rPr>
               <w:kern w:val="2"/>
-              <w:sz w:val="22"/>
-              <w:szCs w:val="22"/>
+              <w:sz w:val="24"/>
+              <w:szCs w:val="24"/>
               <w:lang w:eastAsia="sv-SE"/>
               <w14:ligatures w14:val="standardContextual"/>
             </w:rPr>
           </w:pPr>
-          <w:hyperlink w:anchor="_Toc146287268" w:history="1">
+          <w:hyperlink w:anchor="_Toc202170790" w:history="1">
             <w:r>
               <w:rPr>
                 <w:rStyle w:val="Hyperlnk"/>
@@ -1236,8 +1236,8 @@
             <w:r>
               <w:rPr>
                 <w:kern w:val="2"/>
-                <w:sz w:val="22"/>
-                <w:szCs w:val="22"/>
+                <w:sz w:val="24"/>
+                <w:szCs w:val="24"/>
                 <w:lang w:eastAsia="sv-SE"/>
                 <w14:ligatures w14:val="standardContextual"/>
               </w:rPr>
@@ -1265,7 +1265,7 @@
               <w:rPr>
                 <w:webHidden/>
               </w:rPr>
-              <w:instrText xml:space="preserve"> PAGEREF _Toc146287268 \h </w:instrText>
+              <w:instrText xml:space="preserve"> PAGEREF _Toc202170790 \h </w:instrText>
             </w:r>
             <w:r>
               <w:rPr>
@@ -1300,13 +1300,13 @@
             </w:tabs>
             <w:rPr>
               <w:kern w:val="2"/>
-              <w:sz w:val="22"/>
-              <w:szCs w:val="22"/>
+              <w:sz w:val="24"/>
+              <w:szCs w:val="24"/>
               <w:lang w:eastAsia="sv-SE"/>
               <w14:ligatures w14:val="standardContextual"/>
             </w:rPr>
           </w:pPr>
-          <w:hyperlink w:anchor="_Toc146287269" w:history="1">
+          <w:hyperlink w:anchor="_Toc202170791" w:history="1">
             <w:r>
               <w:rPr>
                 <w:rStyle w:val="Hyperlnk"/>
@@ -1316,8 +1316,8 @@
             <w:r>
               <w:rPr>
                 <w:kern w:val="2"/>
-                <w:sz w:val="22"/>
-                <w:szCs w:val="22"/>
+                <w:sz w:val="24"/>
+                <w:szCs w:val="24"/>
                 <w:lang w:eastAsia="sv-SE"/>
                 <w14:ligatures w14:val="standardContextual"/>
               </w:rPr>
@@ -1345,7 +1345,7 @@
               <w:rPr>
                 <w:webHidden/>
               </w:rPr>
-              <w:instrText xml:space="preserve"> PAGEREF _Toc146287269 \h </w:instrText>
+              <w:instrText xml:space="preserve"> PAGEREF _Toc202170791 \h </w:instrText>
             </w:r>
             <w:r>
               <w:rPr>
@@ -1380,13 +1380,13 @@
             </w:tabs>
             <w:rPr>
               <w:kern w:val="2"/>
-              <w:sz w:val="22"/>
-              <w:szCs w:val="22"/>
+              <w:sz w:val="24"/>
+              <w:szCs w:val="24"/>
               <w:lang w:eastAsia="sv-SE"/>
               <w14:ligatures w14:val="standardContextual"/>
             </w:rPr>
           </w:pPr>
-          <w:hyperlink w:anchor="_Toc146287270" w:history="1">
+          <w:hyperlink w:anchor="_Toc202170792" w:history="1">
             <w:r>
               <w:rPr>
                 <w:rStyle w:val="Hyperlnk"/>
@@ -1396,8 +1396,8 @@
             <w:r>
               <w:rPr>
                 <w:kern w:val="2"/>
-                <w:sz w:val="22"/>
-                <w:szCs w:val="22"/>
+                <w:sz w:val="24"/>
+                <w:szCs w:val="24"/>
                 <w:lang w:eastAsia="sv-SE"/>
                 <w14:ligatures w14:val="standardContextual"/>
               </w:rPr>
@@ -1425,7 +1425,7 @@
               <w:rPr>
                 <w:webHidden/>
               </w:rPr>
-              <w:instrText xml:space="preserve"> PAGEREF _Toc146287270 \h </w:instrText>
+              <w:instrText xml:space="preserve"> PAGEREF _Toc202170792 \h </w:instrText>
             </w:r>
             <w:r>
               <w:rPr>
@@ -1460,13 +1460,13 @@
             </w:tabs>
             <w:rPr>
               <w:kern w:val="2"/>
-              <w:sz w:val="22"/>
-              <w:szCs w:val="22"/>
+              <w:sz w:val="24"/>
+              <w:szCs w:val="24"/>
               <w:lang w:eastAsia="sv-SE"/>
               <w14:ligatures w14:val="standardContextual"/>
             </w:rPr>
           </w:pPr>
-          <w:hyperlink w:anchor="_Toc146287271" w:history="1">
+          <w:hyperlink w:anchor="_Toc202170793" w:history="1">
             <w:r>
               <w:rPr>
                 <w:rStyle w:val="Hyperlnk"/>
@@ -1476,8 +1476,8 @@
             <w:r>
               <w:rPr>
                 <w:kern w:val="2"/>
-                <w:sz w:val="22"/>
-                <w:szCs w:val="22"/>
+                <w:sz w:val="24"/>
+                <w:szCs w:val="24"/>
                 <w:lang w:eastAsia="sv-SE"/>
                 <w14:ligatures w14:val="standardContextual"/>
               </w:rPr>
@@ -1505,7 +1505,7 @@
               <w:rPr>
                 <w:webHidden/>
               </w:rPr>
-              <w:instrText xml:space="preserve"> PAGEREF _Toc146287271 \h </w:instrText>
+              <w:instrText xml:space="preserve"> PAGEREF _Toc202170793 \h </w:instrText>
             </w:r>
             <w:r>
               <w:rPr>
@@ -1540,13 +1540,13 @@
             </w:tabs>
             <w:rPr>
               <w:kern w:val="2"/>
-              <w:sz w:val="22"/>
-              <w:szCs w:val="22"/>
+              <w:sz w:val="24"/>
+              <w:szCs w:val="24"/>
               <w:lang w:eastAsia="sv-SE"/>
               <w14:ligatures w14:val="standardContextual"/>
             </w:rPr>
           </w:pPr>
-          <w:hyperlink w:anchor="_Toc146287272" w:history="1">
+          <w:hyperlink w:anchor="_Toc202170794" w:history="1">
             <w:r>
               <w:rPr>
                 <w:rStyle w:val="Hyperlnk"/>
@@ -1556,8 +1556,8 @@
             <w:r>
               <w:rPr>
                 <w:kern w:val="2"/>
-                <w:sz w:val="22"/>
-                <w:szCs w:val="22"/>
+                <w:sz w:val="24"/>
+                <w:szCs w:val="24"/>
                 <w:lang w:eastAsia="sv-SE"/>
                 <w14:ligatures w14:val="standardContextual"/>
               </w:rPr>
@@ -1585,7 +1585,7 @@
               <w:rPr>
                 <w:webHidden/>
               </w:rPr>
-              <w:instrText xml:space="preserve"> PAGEREF _Toc146287272 \h </w:instrText>
+              <w:instrText xml:space="preserve"> PAGEREF _Toc202170794 \h </w:instrText>
             </w:r>
             <w:r>
               <w:rPr>
@@ -1620,13 +1620,13 @@
             </w:tabs>
             <w:rPr>
               <w:kern w:val="2"/>
-              <w:sz w:val="22"/>
-              <w:szCs w:val="22"/>
+              <w:sz w:val="24"/>
+              <w:szCs w:val="24"/>
               <w:lang w:eastAsia="sv-SE"/>
               <w14:ligatures w14:val="standardContextual"/>
             </w:rPr>
           </w:pPr>
-          <w:hyperlink w:anchor="_Toc146287273" w:history="1">
+          <w:hyperlink w:anchor="_Toc202170795" w:history="1">
             <w:r>
               <w:rPr>
                 <w:rStyle w:val="Hyperlnk"/>
@@ -1636,8 +1636,8 @@
             <w:r>
               <w:rPr>
                 <w:kern w:val="2"/>
-                <w:sz w:val="22"/>
-                <w:szCs w:val="22"/>
+                <w:sz w:val="24"/>
+                <w:szCs w:val="24"/>
                 <w:lang w:eastAsia="sv-SE"/>
                 <w14:ligatures w14:val="standardContextual"/>
               </w:rPr>
@@ -1665,7 +1665,7 @@
               <w:rPr>
                 <w:webHidden/>
               </w:rPr>
-              <w:instrText xml:space="preserve"> PAGEREF _Toc146287273 \h </w:instrText>
+              <w:instrText xml:space="preserve"> PAGEREF _Toc202170795 \h </w:instrText>
             </w:r>
             <w:r>
               <w:rPr>
@@ -1700,13 +1700,13 @@
             </w:tabs>
             <w:rPr>
               <w:kern w:val="2"/>
-              <w:sz w:val="22"/>
-              <w:szCs w:val="22"/>
+              <w:sz w:val="24"/>
+              <w:szCs w:val="24"/>
               <w:lang w:eastAsia="sv-SE"/>
               <w14:ligatures w14:val="standardContextual"/>
             </w:rPr>
           </w:pPr>
-          <w:hyperlink w:anchor="_Toc146287274" w:history="1">
+          <w:hyperlink w:anchor="_Toc202170796" w:history="1">
             <w:r>
               <w:rPr>
                 <w:rStyle w:val="Hyperlnk"/>
@@ -1716,8 +1716,8 @@
             <w:r>
               <w:rPr>
                 <w:kern w:val="2"/>
-                <w:sz w:val="22"/>
-                <w:szCs w:val="22"/>
+                <w:sz w:val="24"/>
+                <w:szCs w:val="24"/>
                 <w:lang w:eastAsia="sv-SE"/>
                 <w14:ligatures w14:val="standardContextual"/>
               </w:rPr>
@@ -1745,7 +1745,7 @@
               <w:rPr>
                 <w:webHidden/>
               </w:rPr>
-              <w:instrText xml:space="preserve"> PAGEREF _Toc146287274 \h </w:instrText>
+              <w:instrText xml:space="preserve"> PAGEREF _Toc202170796 \h </w:instrText>
             </w:r>
             <w:r>
               <w:rPr>
@@ -1780,13 +1780,13 @@
             </w:tabs>
             <w:rPr>
               <w:kern w:val="2"/>
-              <w:sz w:val="22"/>
-              <w:szCs w:val="22"/>
+              <w:sz w:val="24"/>
+              <w:szCs w:val="24"/>
               <w:lang w:eastAsia="sv-SE"/>
               <w14:ligatures w14:val="standardContextual"/>
             </w:rPr>
           </w:pPr>
-          <w:hyperlink w:anchor="_Toc146287275" w:history="1">
+          <w:hyperlink w:anchor="_Toc202170797" w:history="1">
             <w:r>
               <w:rPr>
                 <w:rStyle w:val="Hyperlnk"/>
@@ -1796,8 +1796,8 @@
             <w:r>
               <w:rPr>
                 <w:kern w:val="2"/>
-                <w:sz w:val="22"/>
-                <w:szCs w:val="22"/>
+                <w:sz w:val="24"/>
+                <w:szCs w:val="24"/>
                 <w:lang w:eastAsia="sv-SE"/>
                 <w14:ligatures w14:val="standardContextual"/>
               </w:rPr>
@@ -1807,7 +1807,7 @@
               <w:rPr>
                 <w:rStyle w:val="Hyperlnk"/>
               </w:rPr>
-              <w:t>signering och låsning</w:t>
+              <w:t>signering</w:t>
             </w:r>
             <w:r>
               <w:rPr>
@@ -1825,7 +1825,7 @@
               <w:rPr>
                 <w:webHidden/>
               </w:rPr>
-              <w:instrText xml:space="preserve"> PAGEREF _Toc146287275 \h </w:instrText>
+              <w:instrText xml:space="preserve"> PAGEREF _Toc202170797 \h </w:instrText>
             </w:r>
             <w:r>
               <w:rPr>
@@ -1860,13 +1860,13 @@
             </w:tabs>
             <w:rPr>
               <w:kern w:val="2"/>
-              <w:sz w:val="22"/>
-              <w:szCs w:val="22"/>
+              <w:sz w:val="24"/>
+              <w:szCs w:val="24"/>
               <w:lang w:eastAsia="sv-SE"/>
               <w14:ligatures w14:val="standardContextual"/>
             </w:rPr>
           </w:pPr>
-          <w:hyperlink w:anchor="_Toc146287276" w:history="1">
+          <w:hyperlink w:anchor="_Toc202170798" w:history="1">
             <w:r>
               <w:rPr>
                 <w:rStyle w:val="Hyperlnk"/>
@@ -1876,8 +1876,8 @@
             <w:r>
               <w:rPr>
                 <w:kern w:val="2"/>
-                <w:sz w:val="22"/>
-                <w:szCs w:val="22"/>
+                <w:sz w:val="24"/>
+                <w:szCs w:val="24"/>
                 <w:lang w:eastAsia="sv-SE"/>
                 <w14:ligatures w14:val="standardContextual"/>
               </w:rPr>
@@ -1905,7 +1905,7 @@
               <w:rPr>
                 <w:webHidden/>
               </w:rPr>
-              <w:instrText xml:space="preserve"> PAGEREF _Toc146287276 \h </w:instrText>
+              <w:instrText xml:space="preserve"> PAGEREF _Toc202170798 \h </w:instrText>
             </w:r>
             <w:r>
               <w:rPr>
@@ -1940,13 +1940,13 @@
             </w:tabs>
             <w:rPr>
               <w:kern w:val="2"/>
-              <w:sz w:val="22"/>
-              <w:szCs w:val="22"/>
+              <w:sz w:val="24"/>
+              <w:szCs w:val="24"/>
               <w:lang w:eastAsia="sv-SE"/>
               <w14:ligatures w14:val="standardContextual"/>
             </w:rPr>
           </w:pPr>
-          <w:hyperlink w:anchor="_Toc146287277" w:history="1">
+          <w:hyperlink w:anchor="_Toc202170799" w:history="1">
             <w:r>
               <w:rPr>
                 <w:rStyle w:val="Hyperlnk"/>
@@ -1956,8 +1956,8 @@
             <w:r>
               <w:rPr>
                 <w:kern w:val="2"/>
-                <w:sz w:val="22"/>
-                <w:szCs w:val="22"/>
+                <w:sz w:val="24"/>
+                <w:szCs w:val="24"/>
                 <w:lang w:eastAsia="sv-SE"/>
                 <w14:ligatures w14:val="standardContextual"/>
               </w:rPr>
@@ -1985,7 +1985,7 @@
               <w:rPr>
                 <w:webHidden/>
               </w:rPr>
-              <w:instrText xml:space="preserve"> PAGEREF _Toc146287277 \h </w:instrText>
+              <w:instrText xml:space="preserve"> PAGEREF _Toc202170799 \h </w:instrText>
             </w:r>
             <w:r>
               <w:rPr>
@@ -2020,13 +2020,13 @@
             </w:tabs>
             <w:rPr>
               <w:kern w:val="2"/>
-              <w:sz w:val="22"/>
-              <w:szCs w:val="22"/>
+              <w:sz w:val="24"/>
+              <w:szCs w:val="24"/>
               <w:lang w:eastAsia="sv-SE"/>
               <w14:ligatures w14:val="standardContextual"/>
             </w:rPr>
           </w:pPr>
-          <w:hyperlink w:anchor="_Toc146287278" w:history="1">
+          <w:hyperlink w:anchor="_Toc202170800" w:history="1">
             <w:r>
               <w:rPr>
                 <w:rStyle w:val="Hyperlnk"/>
@@ -2036,8 +2036,8 @@
             <w:r>
               <w:rPr>
                 <w:kern w:val="2"/>
-                <w:sz w:val="22"/>
-                <w:szCs w:val="22"/>
+                <w:sz w:val="24"/>
+                <w:szCs w:val="24"/>
                 <w:lang w:eastAsia="sv-SE"/>
                 <w14:ligatures w14:val="standardContextual"/>
               </w:rPr>
@@ -2065,7 +2065,7 @@
               <w:rPr>
                 <w:webHidden/>
               </w:rPr>
-              <w:instrText xml:space="preserve"> PAGEREF _Toc146287278 \h </w:instrText>
+              <w:instrText xml:space="preserve"> PAGEREF _Toc202170800 \h </w:instrText>
             </w:r>
             <w:r>
               <w:rPr>
@@ -2100,13 +2100,13 @@
             </w:tabs>
             <w:rPr>
               <w:kern w:val="2"/>
-              <w:sz w:val="22"/>
-              <w:szCs w:val="22"/>
+              <w:sz w:val="24"/>
+              <w:szCs w:val="24"/>
               <w:lang w:eastAsia="sv-SE"/>
               <w14:ligatures w14:val="standardContextual"/>
             </w:rPr>
           </w:pPr>
-          <w:hyperlink w:anchor="_Toc146287279" w:history="1">
+          <w:hyperlink w:anchor="_Toc202170801" w:history="1">
             <w:r>
               <w:rPr>
                 <w:rStyle w:val="Hyperlnk"/>
@@ -2116,8 +2116,8 @@
             <w:r>
               <w:rPr>
                 <w:kern w:val="2"/>
-                <w:sz w:val="22"/>
-                <w:szCs w:val="22"/>
+                <w:sz w:val="24"/>
+                <w:szCs w:val="24"/>
                 <w:lang w:eastAsia="sv-SE"/>
                 <w14:ligatures w14:val="standardContextual"/>
               </w:rPr>
@@ -2145,7 +2145,7 @@
               <w:rPr>
                 <w:webHidden/>
               </w:rPr>
-              <w:instrText xml:space="preserve"> PAGEREF _Toc146287279 \h </w:instrText>
+              <w:instrText xml:space="preserve"> PAGEREF _Toc202170801 \h </w:instrText>
             </w:r>
             <w:r>
               <w:rPr>
@@ -2162,7 +2162,7 @@
               <w:rPr>
                 <w:webHidden/>
               </w:rPr>
-              <w:t>13</w:t>
+              <w:t>12</w:t>
             </w:r>
             <w:r>
               <w:rPr>
@@ -2180,13 +2180,13 @@
             </w:tabs>
             <w:rPr>
               <w:kern w:val="2"/>
-              <w:sz w:val="22"/>
-              <w:szCs w:val="22"/>
+              <w:sz w:val="24"/>
+              <w:szCs w:val="24"/>
               <w:lang w:eastAsia="sv-SE"/>
               <w14:ligatures w14:val="standardContextual"/>
             </w:rPr>
           </w:pPr>
-          <w:hyperlink w:anchor="_Toc146287280" w:history="1">
+          <w:hyperlink w:anchor="_Toc202170802" w:history="1">
             <w:r>
               <w:rPr>
                 <w:rStyle w:val="Hyperlnk"/>
@@ -2196,8 +2196,8 @@
             <w:r>
               <w:rPr>
                 <w:kern w:val="2"/>
-                <w:sz w:val="22"/>
-                <w:szCs w:val="22"/>
+                <w:sz w:val="24"/>
+                <w:szCs w:val="24"/>
                 <w:lang w:eastAsia="sv-SE"/>
                 <w14:ligatures w14:val="standardContextual"/>
               </w:rPr>
@@ -2225,7 +2225,7 @@
               <w:rPr>
                 <w:webHidden/>
               </w:rPr>
-              <w:instrText xml:space="preserve"> PAGEREF _Toc146287280 \h </w:instrText>
+              <w:instrText xml:space="preserve"> PAGEREF _Toc202170802 \h </w:instrText>
             </w:r>
             <w:r>
               <w:rPr>
@@ -2260,13 +2260,13 @@
             </w:tabs>
             <w:rPr>
               <w:kern w:val="2"/>
-              <w:sz w:val="22"/>
-              <w:szCs w:val="22"/>
+              <w:sz w:val="24"/>
+              <w:szCs w:val="24"/>
               <w:lang w:eastAsia="sv-SE"/>
               <w14:ligatures w14:val="standardContextual"/>
             </w:rPr>
           </w:pPr>
-          <w:hyperlink w:anchor="_Toc146287281" w:history="1">
+          <w:hyperlink w:anchor="_Toc202170803" w:history="1">
             <w:r>
               <w:rPr>
                 <w:rStyle w:val="Hyperlnk"/>
@@ -2276,8 +2276,8 @@
             <w:r>
               <w:rPr>
                 <w:kern w:val="2"/>
-                <w:sz w:val="22"/>
-                <w:szCs w:val="22"/>
+                <w:sz w:val="24"/>
+                <w:szCs w:val="24"/>
                 <w:lang w:eastAsia="sv-SE"/>
                 <w14:ligatures w14:val="standardContextual"/>
               </w:rPr>
@@ -2305,7 +2305,7 @@
               <w:rPr>
                 <w:webHidden/>
               </w:rPr>
-              <w:instrText xml:space="preserve"> PAGEREF _Toc146287281 \h </w:instrText>
+              <w:instrText xml:space="preserve"> PAGEREF _Toc202170803 \h </w:instrText>
             </w:r>
             <w:r>
               <w:rPr>
@@ -2340,13 +2340,13 @@
             </w:tabs>
             <w:rPr>
               <w:kern w:val="2"/>
-              <w:sz w:val="22"/>
-              <w:szCs w:val="22"/>
+              <w:sz w:val="24"/>
+              <w:szCs w:val="24"/>
               <w:lang w:eastAsia="sv-SE"/>
               <w14:ligatures w14:val="standardContextual"/>
             </w:rPr>
           </w:pPr>
-          <w:hyperlink w:anchor="_Toc146287282" w:history="1">
+          <w:hyperlink w:anchor="_Toc202170804" w:history="1">
             <w:r>
               <w:rPr>
                 <w:rStyle w:val="Hyperlnk"/>
@@ -2356,8 +2356,8 @@
             <w:r>
               <w:rPr>
                 <w:kern w:val="2"/>
-                <w:sz w:val="22"/>
-                <w:szCs w:val="22"/>
+                <w:sz w:val="24"/>
+                <w:szCs w:val="24"/>
                 <w:lang w:eastAsia="sv-SE"/>
                 <w14:ligatures w14:val="standardContextual"/>
               </w:rPr>
@@ -2385,7 +2385,7 @@
               <w:rPr>
                 <w:webHidden/>
               </w:rPr>
-              <w:instrText xml:space="preserve"> PAGEREF _Toc146287282 \h </w:instrText>
+              <w:instrText xml:space="preserve"> PAGEREF _Toc202170804 \h </w:instrText>
             </w:r>
             <w:r>
               <w:rPr>
@@ -2402,7 +2402,7 @@
               <w:rPr>
                 <w:webHidden/>
               </w:rPr>
-              <w:t>15</w:t>
+              <w:t>14</w:t>
             </w:r>
             <w:r>
               <w:rPr>
@@ -2420,13 +2420,13 @@
             </w:tabs>
             <w:rPr>
               <w:kern w:val="2"/>
-              <w:sz w:val="22"/>
-              <w:szCs w:val="22"/>
+              <w:sz w:val="24"/>
+              <w:szCs w:val="24"/>
               <w:lang w:eastAsia="sv-SE"/>
               <w14:ligatures w14:val="standardContextual"/>
             </w:rPr>
           </w:pPr>
-          <w:hyperlink w:anchor="_Toc146287283" w:history="1">
+          <w:hyperlink w:anchor="_Toc202170805" w:history="1">
             <w:r>
               <w:rPr>
                 <w:rStyle w:val="Hyperlnk"/>
@@ -2436,8 +2436,8 @@
             <w:r>
               <w:rPr>
                 <w:kern w:val="2"/>
-                <w:sz w:val="22"/>
-                <w:szCs w:val="22"/>
+                <w:sz w:val="24"/>
+                <w:szCs w:val="24"/>
                 <w:lang w:eastAsia="sv-SE"/>
                 <w14:ligatures w14:val="standardContextual"/>
               </w:rPr>
@@ -2465,7 +2465,7 @@
               <w:rPr>
                 <w:webHidden/>
               </w:rPr>
-              <w:instrText xml:space="preserve"> PAGEREF _Toc146287283 \h </w:instrText>
+              <w:instrText xml:space="preserve"> PAGEREF _Toc202170805 \h </w:instrText>
             </w:r>
             <w:r>
               <w:rPr>
@@ -2500,13 +2500,13 @@
             </w:tabs>
             <w:rPr>
               <w:kern w:val="2"/>
-              <w:sz w:val="22"/>
-              <w:szCs w:val="22"/>
+              <w:sz w:val="24"/>
+              <w:szCs w:val="24"/>
               <w:lang w:eastAsia="sv-SE"/>
               <w14:ligatures w14:val="standardContextual"/>
             </w:rPr>
           </w:pPr>
-          <w:hyperlink w:anchor="_Toc146287284" w:history="1">
+          <w:hyperlink w:anchor="_Toc202170806" w:history="1">
             <w:r>
               <w:rPr>
                 <w:rStyle w:val="Hyperlnk"/>
@@ -2516,8 +2516,8 @@
             <w:r>
               <w:rPr>
                 <w:kern w:val="2"/>
-                <w:sz w:val="22"/>
-                <w:szCs w:val="22"/>
+                <w:sz w:val="24"/>
+                <w:szCs w:val="24"/>
                 <w:lang w:eastAsia="sv-SE"/>
                 <w14:ligatures w14:val="standardContextual"/>
               </w:rPr>
@@ -2545,7 +2545,7 @@
               <w:rPr>
                 <w:webHidden/>
               </w:rPr>
-              <w:instrText xml:space="preserve"> PAGEREF _Toc146287284 \h </w:instrText>
+              <w:instrText xml:space="preserve"> PAGEREF _Toc202170806 \h </w:instrText>
             </w:r>
             <w:r>
               <w:rPr>
@@ -2580,13 +2580,13 @@
             </w:tabs>
             <w:rPr>
               <w:kern w:val="2"/>
-              <w:sz w:val="22"/>
-              <w:szCs w:val="22"/>
+              <w:sz w:val="24"/>
+              <w:szCs w:val="24"/>
               <w:lang w:eastAsia="sv-SE"/>
               <w14:ligatures w14:val="standardContextual"/>
             </w:rPr>
           </w:pPr>
-          <w:hyperlink w:anchor="_Toc146287285" w:history="1">
+          <w:hyperlink w:anchor="_Toc202170807" w:history="1">
             <w:r>
               <w:rPr>
                 <w:rStyle w:val="Hyperlnk"/>
@@ -2596,8 +2596,8 @@
             <w:r>
               <w:rPr>
                 <w:kern w:val="2"/>
-                <w:sz w:val="22"/>
-                <w:szCs w:val="22"/>
+                <w:sz w:val="24"/>
+                <w:szCs w:val="24"/>
                 <w:lang w:eastAsia="sv-SE"/>
                 <w14:ligatures w14:val="standardContextual"/>
               </w:rPr>
@@ -2625,7 +2625,7 @@
               <w:rPr>
                 <w:webHidden/>
               </w:rPr>
-              <w:instrText xml:space="preserve"> PAGEREF _Toc146287285 \h </w:instrText>
+              <w:instrText xml:space="preserve"> PAGEREF _Toc202170807 \h </w:instrText>
             </w:r>
             <w:r>
               <w:rPr>
@@ -2642,7 +2642,7 @@
               <w:rPr>
                 <w:webHidden/>
               </w:rPr>
-              <w:t>17</w:t>
+              <w:t>16</w:t>
             </w:r>
             <w:r>
               <w:rPr>
@@ -2660,13 +2660,13 @@
             </w:tabs>
             <w:rPr>
               <w:kern w:val="2"/>
-              <w:sz w:val="22"/>
-              <w:szCs w:val="22"/>
+              <w:sz w:val="24"/>
+              <w:szCs w:val="24"/>
               <w:lang w:eastAsia="sv-SE"/>
               <w14:ligatures w14:val="standardContextual"/>
             </w:rPr>
           </w:pPr>
-          <w:hyperlink w:anchor="_Toc146287286" w:history="1">
+          <w:hyperlink w:anchor="_Toc202170808" w:history="1">
             <w:r>
               <w:rPr>
                 <w:rStyle w:val="Hyperlnk"/>
@@ -2676,8 +2676,8 @@
             <w:r>
               <w:rPr>
                 <w:kern w:val="2"/>
-                <w:sz w:val="22"/>
-                <w:szCs w:val="22"/>
+                <w:sz w:val="24"/>
+                <w:szCs w:val="24"/>
                 <w:lang w:eastAsia="sv-SE"/>
                 <w14:ligatures w14:val="standardContextual"/>
               </w:rPr>
@@ -2705,7 +2705,7 @@
               <w:rPr>
                 <w:webHidden/>
               </w:rPr>
-              <w:instrText xml:space="preserve"> PAGEREF _Toc146287286 \h </w:instrText>
+              <w:instrText xml:space="preserve"> PAGEREF _Toc202170808 \h </w:instrText>
             </w:r>
             <w:r>
               <w:rPr>
@@ -2740,13 +2740,13 @@
             </w:tabs>
             <w:rPr>
               <w:kern w:val="2"/>
-              <w:sz w:val="22"/>
-              <w:szCs w:val="22"/>
+              <w:sz w:val="24"/>
+              <w:szCs w:val="24"/>
               <w:lang w:eastAsia="sv-SE"/>
               <w14:ligatures w14:val="standardContextual"/>
             </w:rPr>
           </w:pPr>
-          <w:hyperlink w:anchor="_Toc146287287" w:history="1">
+          <w:hyperlink w:anchor="_Toc202170809" w:history="1">
             <w:r>
               <w:rPr>
                 <w:rStyle w:val="Hyperlnk"/>
@@ -2756,8 +2756,8 @@
             <w:r>
               <w:rPr>
                 <w:kern w:val="2"/>
-                <w:sz w:val="22"/>
-                <w:szCs w:val="22"/>
+                <w:sz w:val="24"/>
+                <w:szCs w:val="24"/>
                 <w:lang w:eastAsia="sv-SE"/>
                 <w14:ligatures w14:val="standardContextual"/>
               </w:rPr>
@@ -2785,7 +2785,7 @@
               <w:rPr>
                 <w:webHidden/>
               </w:rPr>
-              <w:instrText xml:space="preserve"> PAGEREF _Toc146287287 \h </w:instrText>
+              <w:instrText xml:space="preserve"> PAGEREF _Toc202170809 \h </w:instrText>
             </w:r>
             <w:r>
               <w:rPr>
@@ -2802,7 +2802,7 @@
               <w:rPr>
                 <w:webHidden/>
               </w:rPr>
-              <w:t>19</w:t>
+              <w:t>18</w:t>
             </w:r>
             <w:r>
               <w:rPr>
@@ -2820,13 +2820,13 @@
             </w:tabs>
             <w:rPr>
               <w:kern w:val="2"/>
-              <w:sz w:val="22"/>
-              <w:szCs w:val="22"/>
+              <w:sz w:val="24"/>
+              <w:szCs w:val="24"/>
               <w:lang w:eastAsia="sv-SE"/>
               <w14:ligatures w14:val="standardContextual"/>
             </w:rPr>
           </w:pPr>
-          <w:hyperlink w:anchor="_Toc146287288" w:history="1">
+          <w:hyperlink w:anchor="_Toc202170810" w:history="1">
             <w:r>
               <w:rPr>
                 <w:rStyle w:val="Hyperlnk"/>
@@ -2836,8 +2836,8 @@
             <w:r>
               <w:rPr>
                 <w:kern w:val="2"/>
-                <w:sz w:val="22"/>
-                <w:szCs w:val="22"/>
+                <w:sz w:val="24"/>
+                <w:szCs w:val="24"/>
                 <w:lang w:eastAsia="sv-SE"/>
                 <w14:ligatures w14:val="standardContextual"/>
               </w:rPr>
@@ -2865,7 +2865,7 @@
               <w:rPr>
                 <w:webHidden/>
               </w:rPr>
-              <w:instrText xml:space="preserve"> PAGEREF _Toc146287288 \h </w:instrText>
+              <w:instrText xml:space="preserve"> PAGEREF _Toc202170810 \h </w:instrText>
             </w:r>
             <w:r>
               <w:rPr>
@@ -2882,7 +2882,7 @@
               <w:rPr>
                 <w:webHidden/>
               </w:rPr>
-              <w:t>19</w:t>
+              <w:t>18</w:t>
             </w:r>
             <w:r>
               <w:rPr>
@@ -2900,13 +2900,13 @@
             </w:tabs>
             <w:rPr>
               <w:kern w:val="2"/>
-              <w:sz w:val="22"/>
-              <w:szCs w:val="22"/>
+              <w:sz w:val="24"/>
+              <w:szCs w:val="24"/>
               <w:lang w:eastAsia="sv-SE"/>
               <w14:ligatures w14:val="standardContextual"/>
             </w:rPr>
           </w:pPr>
-          <w:hyperlink w:anchor="_Toc146287289" w:history="1">
+          <w:hyperlink w:anchor="_Toc202170811" w:history="1">
             <w:r>
               <w:rPr>
                 <w:rStyle w:val="Hyperlnk"/>
@@ -2916,8 +2916,8 @@
             <w:r>
               <w:rPr>
                 <w:kern w:val="2"/>
-                <w:sz w:val="22"/>
-                <w:szCs w:val="22"/>
+                <w:sz w:val="24"/>
+                <w:szCs w:val="24"/>
                 <w:lang w:eastAsia="sv-SE"/>
                 <w14:ligatures w14:val="standardContextual"/>
               </w:rPr>
@@ -2945,7 +2945,7 @@
               <w:rPr>
                 <w:webHidden/>
               </w:rPr>
-              <w:instrText xml:space="preserve"> PAGEREF _Toc146287289 \h </w:instrText>
+              <w:instrText xml:space="preserve"> PAGEREF _Toc202170811 \h </w:instrText>
             </w:r>
             <w:r>
               <w:rPr>
@@ -2962,87 +2962,7 @@
               <w:rPr>
                 <w:webHidden/>
               </w:rPr>
-              <w:t>19</w:t>
-            </w:r>
-            <w:r>
-              <w:rPr>
-                <w:webHidden/>
-              </w:rPr>
-              <w:fldChar w:fldCharType="end"/>
-            </w:r>
-          </w:hyperlink>
-        </w:p>
-        <w:p>
-          <w:pPr>
-            <w:pStyle w:val="Innehll3"/>
-            <w:tabs>
-              <w:tab w:val="left" w:pos="1701"/>
-            </w:tabs>
-            <w:rPr>
-              <w:kern w:val="2"/>
-              <w:sz w:val="22"/>
-              <w:szCs w:val="22"/>
-              <w:lang w:eastAsia="sv-SE"/>
-              <w14:ligatures w14:val="standardContextual"/>
-            </w:rPr>
-          </w:pPr>
-          <w:hyperlink w:anchor="_Toc146287290" w:history="1">
-            <w:r>
-              <w:rPr>
-                <w:rStyle w:val="Hyperlnk"/>
-              </w:rPr>
-              <w:t>2.6.2.</w:t>
-            </w:r>
-            <w:r>
-              <w:rPr>
-                <w:kern w:val="2"/>
-                <w:sz w:val="22"/>
-                <w:szCs w:val="22"/>
-                <w:lang w:eastAsia="sv-SE"/>
-                <w14:ligatures w14:val="standardContextual"/>
-              </w:rPr>
-              <w:tab/>
-            </w:r>
-            <w:r>
-              <w:rPr>
-                <w:rStyle w:val="Hyperlnk"/>
-              </w:rPr>
-              <w:t>Tester för EI Update</w:t>
-            </w:r>
-            <w:r>
-              <w:rPr>
-                <w:webHidden/>
-              </w:rPr>
-              <w:tab/>
-            </w:r>
-            <w:r>
-              <w:rPr>
-                <w:webHidden/>
-              </w:rPr>
-              <w:fldChar w:fldCharType="begin"/>
-            </w:r>
-            <w:r>
-              <w:rPr>
-                <w:webHidden/>
-              </w:rPr>
-              <w:instrText xml:space="preserve"> PAGEREF _Toc146287290 \h </w:instrText>
-            </w:r>
-            <w:r>
-              <w:rPr>
-                <w:webHidden/>
-              </w:rPr>
-            </w:r>
-            <w:r>
-              <w:rPr>
-                <w:webHidden/>
-              </w:rPr>
-              <w:fldChar w:fldCharType="separate"/>
-            </w:r>
-            <w:r>
-              <w:rPr>
-                <w:webHidden/>
-              </w:rPr>
-              <w:t>20</w:t>
+              <w:t>18</w:t>
             </w:r>
             <w:r>
               <w:rPr>
@@ -3060,13 +2980,13 @@
             </w:tabs>
             <w:rPr>
               <w:kern w:val="2"/>
-              <w:sz w:val="22"/>
-              <w:szCs w:val="22"/>
+              <w:sz w:val="24"/>
+              <w:szCs w:val="24"/>
               <w:lang w:eastAsia="sv-SE"/>
               <w14:ligatures w14:val="standardContextual"/>
             </w:rPr>
           </w:pPr>
-          <w:hyperlink w:anchor="_Toc146287291" w:history="1">
+          <w:hyperlink w:anchor="_Toc202170812" w:history="1">
             <w:r>
               <w:rPr>
                 <w:rStyle w:val="Hyperlnk"/>
@@ -3076,8 +2996,8 @@
             <w:r>
               <w:rPr>
                 <w:kern w:val="2"/>
-                <w:sz w:val="22"/>
-                <w:szCs w:val="22"/>
+                <w:sz w:val="24"/>
+                <w:szCs w:val="24"/>
                 <w:lang w:eastAsia="sv-SE"/>
                 <w14:ligatures w14:val="standardContextual"/>
               </w:rPr>
@@ -3105,7 +3025,7 @@
               <w:rPr>
                 <w:webHidden/>
               </w:rPr>
-              <w:instrText xml:space="preserve"> PAGEREF _Toc146287291 \h </w:instrText>
+              <w:instrText xml:space="preserve"> PAGEREF _Toc202170812 \h </w:instrText>
             </w:r>
             <w:r>
               <w:rPr>
@@ -3122,7 +3042,7 @@
               <w:rPr>
                 <w:webHidden/>
               </w:rPr>
-              <w:t>22</w:t>
+              <w:t>20</w:t>
             </w:r>
             <w:r>
               <w:rPr>
@@ -3140,13 +3060,13 @@
             </w:tabs>
             <w:rPr>
               <w:kern w:val="2"/>
-              <w:sz w:val="22"/>
-              <w:szCs w:val="22"/>
+              <w:sz w:val="24"/>
+              <w:szCs w:val="24"/>
               <w:lang w:eastAsia="sv-SE"/>
               <w14:ligatures w14:val="standardContextual"/>
             </w:rPr>
           </w:pPr>
-          <w:hyperlink w:anchor="_Toc146287292" w:history="1">
+          <w:hyperlink w:anchor="_Toc202170813" w:history="1">
             <w:r>
               <w:rPr>
                 <w:rStyle w:val="Hyperlnk"/>
@@ -3156,8 +3076,8 @@
             <w:r>
               <w:rPr>
                 <w:kern w:val="2"/>
-                <w:sz w:val="22"/>
-                <w:szCs w:val="22"/>
+                <w:sz w:val="24"/>
+                <w:szCs w:val="24"/>
                 <w:lang w:eastAsia="sv-SE"/>
                 <w14:ligatures w14:val="standardContextual"/>
               </w:rPr>
@@ -3185,7 +3105,7 @@
               <w:rPr>
                 <w:webHidden/>
               </w:rPr>
-              <w:instrText xml:space="preserve"> PAGEREF _Toc146287292 \h </w:instrText>
+              <w:instrText xml:space="preserve"> PAGEREF _Toc202170813 \h </w:instrText>
             </w:r>
             <w:r>
               <w:rPr>
@@ -3202,7 +3122,7 @@
               <w:rPr>
                 <w:webHidden/>
               </w:rPr>
-              <w:t>22</w:t>
+              <w:t>20</w:t>
             </w:r>
             <w:r>
               <w:rPr>
@@ -3220,13 +3140,13 @@
             </w:tabs>
             <w:rPr>
               <w:kern w:val="2"/>
-              <w:sz w:val="22"/>
-              <w:szCs w:val="22"/>
+              <w:sz w:val="24"/>
+              <w:szCs w:val="24"/>
               <w:lang w:eastAsia="sv-SE"/>
               <w14:ligatures w14:val="standardContextual"/>
             </w:rPr>
           </w:pPr>
-          <w:hyperlink w:anchor="_Toc146287293" w:history="1">
+          <w:hyperlink w:anchor="_Toc202170814" w:history="1">
             <w:r>
               <w:rPr>
                 <w:rStyle w:val="Hyperlnk"/>
@@ -3236,8 +3156,8 @@
             <w:r>
               <w:rPr>
                 <w:kern w:val="2"/>
-                <w:sz w:val="22"/>
-                <w:szCs w:val="22"/>
+                <w:sz w:val="24"/>
+                <w:szCs w:val="24"/>
                 <w:lang w:eastAsia="sv-SE"/>
                 <w14:ligatures w14:val="standardContextual"/>
               </w:rPr>
@@ -3265,7 +3185,7 @@
               <w:rPr>
                 <w:webHidden/>
               </w:rPr>
-              <w:instrText xml:space="preserve"> PAGEREF _Toc146287293 \h </w:instrText>
+              <w:instrText xml:space="preserve"> PAGEREF _Toc202170814 \h </w:instrText>
             </w:r>
             <w:r>
               <w:rPr>
@@ -3282,7 +3202,7 @@
               <w:rPr>
                 <w:webHidden/>
               </w:rPr>
-              <w:t>23</w:t>
+              <w:t>21</w:t>
             </w:r>
             <w:r>
               <w:rPr>
@@ -3298,12 +3218,12 @@
             <w:rPr>
               <w:b w:val="0"/>
               <w:kern w:val="2"/>
-              <w:sz w:val="22"/>
-              <w:szCs w:val="22"/>
+              <w:sz w:val="24"/>
+              <w:szCs w:val="24"/>
               <w14:ligatures w14:val="standardContextual"/>
             </w:rPr>
           </w:pPr>
-          <w:hyperlink w:anchor="_Toc146287294" w:history="1">
+          <w:hyperlink w:anchor="_Toc202170815" w:history="1">
             <w:r>
               <w:rPr>
                 <w:rStyle w:val="Hyperlnk"/>
@@ -3314,8 +3234,8 @@
               <w:rPr>
                 <w:b w:val="0"/>
                 <w:kern w:val="2"/>
-                <w:sz w:val="22"/>
-                <w:szCs w:val="22"/>
+                <w:sz w:val="24"/>
+                <w:szCs w:val="24"/>
                 <w14:ligatures w14:val="standardContextual"/>
               </w:rPr>
               <w:tab/>
@@ -3342,7 +3262,7 @@
               <w:rPr>
                 <w:webHidden/>
               </w:rPr>
-              <w:instrText xml:space="preserve"> PAGEREF _Toc146287294 \h </w:instrText>
+              <w:instrText xml:space="preserve"> PAGEREF _Toc202170815 \h </w:instrText>
             </w:r>
             <w:r>
               <w:rPr>
@@ -3359,7 +3279,7 @@
               <w:rPr>
                 <w:webHidden/>
               </w:rPr>
-              <w:t>24</w:t>
+              <w:t>22</w:t>
             </w:r>
             <w:r>
               <w:rPr>
@@ -3857,6 +3777,7 @@
               <w:t xml:space="preserve">NRID ändring </w:t>
             </w:r>
             <w:proofErr w:type="spellStart"/>
+            <w:proofErr w:type="gramStart"/>
             <w:r>
               <w:rPr>
                 <w:rFonts w:ascii="Arial" w:hAnsi="Arial"/>
@@ -3864,6 +3785,7 @@
               <w:t>backad.Uppdateringar</w:t>
             </w:r>
             <w:proofErr w:type="spellEnd"/>
+            <w:proofErr w:type="gramEnd"/>
             <w:r>
               <w:rPr>
                 <w:rFonts w:ascii="Arial" w:hAnsi="Arial"/>
@@ -3882,7 +3804,21 @@
               <w:rPr>
                 <w:rFonts w:ascii="Arial" w:hAnsi="Arial"/>
               </w:rPr>
-              <w:t xml:space="preserve"> i testsviter, framförallt tidsfiltrering. Testsvit 7 tillkommer.</w:t>
+              <w:t xml:space="preserve"> i testsviter, </w:t>
+            </w:r>
+            <w:proofErr w:type="gramStart"/>
+            <w:r>
+              <w:rPr>
+                <w:rFonts w:ascii="Arial" w:hAnsi="Arial"/>
+              </w:rPr>
+              <w:t>framförallt</w:t>
+            </w:r>
+            <w:proofErr w:type="gramEnd"/>
+            <w:r>
+              <w:rPr>
+                <w:rFonts w:ascii="Arial" w:hAnsi="Arial"/>
+              </w:rPr>
+              <w:t xml:space="preserve"> tidsfiltrering. Testsvit 7 tillkommer.</w:t>
             </w:r>
           </w:p>
         </w:tc>
@@ -4648,6 +4584,156 @@
           </w:p>
         </w:tc>
       </w:tr>
+      <w:tr>
+        <w:tc>
+          <w:tcPr>
+            <w:tcW w:w="1418" w:type="dxa"/>
+            <w:tcBorders>
+              <w:top w:val="single" w:sz="4" w:space="0" w:color="A33662" w:themeColor="accent1"/>
+              <w:bottom w:val="single" w:sz="4" w:space="0" w:color="A33662" w:themeColor="accent1"/>
+              <w:right w:val="single" w:sz="24" w:space="0" w:color="FFFFFF" w:themeColor="background1"/>
+            </w:tcBorders>
+          </w:tcPr>
+          <w:p>
+            <w:pPr>
+              <w:rPr>
+                <w:rFonts w:ascii="Arial" w:hAnsi="Arial"/>
+              </w:rPr>
+            </w:pPr>
+            <w:r>
+              <w:rPr>
+                <w:rFonts w:ascii="Arial" w:hAnsi="Arial"/>
+              </w:rPr>
+              <w:t>2.1.</w:t>
+            </w:r>
+            <w:r>
+              <w:rPr>
+                <w:rFonts w:ascii="Arial" w:hAnsi="Arial"/>
+              </w:rPr>
+              <w:t>14</w:t>
+            </w:r>
+          </w:p>
+        </w:tc>
+        <w:tc>
+          <w:tcPr>
+            <w:tcW w:w="1276" w:type="dxa"/>
+            <w:tcBorders>
+              <w:top w:val="single" w:sz="4" w:space="0" w:color="A33662" w:themeColor="accent1"/>
+              <w:left w:val="single" w:sz="24" w:space="0" w:color="FFFFFF" w:themeColor="background1"/>
+              <w:bottom w:val="single" w:sz="4" w:space="0" w:color="A33662" w:themeColor="accent1"/>
+              <w:right w:val="single" w:sz="24" w:space="0" w:color="FFFFFF" w:themeColor="background1"/>
+            </w:tcBorders>
+          </w:tcPr>
+          <w:p>
+            <w:r>
+              <w:t>2025-04-29</w:t>
+            </w:r>
+          </w:p>
+        </w:tc>
+        <w:tc>
+          <w:tcPr>
+            <w:tcW w:w="2268" w:type="dxa"/>
+            <w:tcBorders>
+              <w:top w:val="single" w:sz="4" w:space="0" w:color="A33662" w:themeColor="accent1"/>
+              <w:left w:val="single" w:sz="24" w:space="0" w:color="FFFFFF" w:themeColor="background1"/>
+              <w:bottom w:val="single" w:sz="4" w:space="0" w:color="A33662" w:themeColor="accent1"/>
+              <w:right w:val="single" w:sz="24" w:space="0" w:color="FFFFFF" w:themeColor="background1"/>
+            </w:tcBorders>
+          </w:tcPr>
+          <w:p>
+            <w:r>
+              <w:t>Jan Söderman</w:t>
+            </w:r>
+          </w:p>
+        </w:tc>
+        <w:tc>
+          <w:tcPr>
+            <w:tcW w:w="4100" w:type="dxa"/>
+            <w:tcBorders>
+              <w:top w:val="single" w:sz="4" w:space="0" w:color="A33662" w:themeColor="accent1"/>
+              <w:left w:val="single" w:sz="24" w:space="0" w:color="FFFFFF" w:themeColor="background1"/>
+              <w:bottom w:val="single" w:sz="4" w:space="0" w:color="A33662" w:themeColor="accent1"/>
+            </w:tcBorders>
+          </w:tcPr>
+          <w:p>
+            <w:r>
+              <w:t>Smårättningar</w:t>
+            </w:r>
+          </w:p>
+        </w:tc>
+      </w:tr>
+      <w:tr>
+        <w:tc>
+          <w:tcPr>
+            <w:tcW w:w="1418" w:type="dxa"/>
+            <w:tcBorders>
+              <w:top w:val="single" w:sz="4" w:space="0" w:color="A33662" w:themeColor="accent1"/>
+              <w:bottom w:val="single" w:sz="4" w:space="0" w:color="A33662" w:themeColor="accent1"/>
+              <w:right w:val="single" w:sz="24" w:space="0" w:color="FFFFFF" w:themeColor="background1"/>
+            </w:tcBorders>
+          </w:tcPr>
+          <w:p>
+            <w:pPr>
+              <w:rPr>
+                <w:rFonts w:ascii="Arial" w:hAnsi="Arial"/>
+              </w:rPr>
+            </w:pPr>
+            <w:r>
+              <w:rPr>
+                <w:rFonts w:ascii="Arial" w:hAnsi="Arial"/>
+              </w:rPr>
+              <w:t>2.1.14</w:t>
+            </w:r>
+          </w:p>
+        </w:tc>
+        <w:tc>
+          <w:tcPr>
+            <w:tcW w:w="1276" w:type="dxa"/>
+            <w:tcBorders>
+              <w:top w:val="single" w:sz="4" w:space="0" w:color="A33662" w:themeColor="accent1"/>
+              <w:left w:val="single" w:sz="24" w:space="0" w:color="FFFFFF" w:themeColor="background1"/>
+              <w:bottom w:val="single" w:sz="4" w:space="0" w:color="A33662" w:themeColor="accent1"/>
+              <w:right w:val="single" w:sz="24" w:space="0" w:color="FFFFFF" w:themeColor="background1"/>
+            </w:tcBorders>
+          </w:tcPr>
+          <w:p>
+            <w:r>
+              <w:t>2025-05-21</w:t>
+            </w:r>
+          </w:p>
+        </w:tc>
+        <w:tc>
+          <w:tcPr>
+            <w:tcW w:w="2268" w:type="dxa"/>
+            <w:tcBorders>
+              <w:top w:val="single" w:sz="4" w:space="0" w:color="A33662" w:themeColor="accent1"/>
+              <w:left w:val="single" w:sz="24" w:space="0" w:color="FFFFFF" w:themeColor="background1"/>
+              <w:bottom w:val="single" w:sz="4" w:space="0" w:color="A33662" w:themeColor="accent1"/>
+              <w:right w:val="single" w:sz="24" w:space="0" w:color="FFFFFF" w:themeColor="background1"/>
+            </w:tcBorders>
+          </w:tcPr>
+          <w:p>
+            <w:r>
+              <w:t>Linnéa Sjöberg</w:t>
+            </w:r>
+          </w:p>
+        </w:tc>
+        <w:tc>
+          <w:tcPr>
+            <w:tcW w:w="4100" w:type="dxa"/>
+            <w:tcBorders>
+              <w:top w:val="single" w:sz="4" w:space="0" w:color="A33662" w:themeColor="accent1"/>
+              <w:left w:val="single" w:sz="24" w:space="0" w:color="FFFFFF" w:themeColor="background1"/>
+              <w:bottom w:val="single" w:sz="4" w:space="0" w:color="A33662" w:themeColor="accent1"/>
+            </w:tcBorders>
+          </w:tcPr>
+          <w:p>
+            <w:r>
+              <w:t>Uppdatering avseende EI</w:t>
+            </w:r>
+          </w:p>
+        </w:tc>
+      </w:tr>
     </w:tbl>
     <w:p>
       <w:r>
@@ -4661,7 +4747,7 @@
           <w:noProof/>
         </w:rPr>
       </w:pPr>
-      <w:bookmarkStart w:id="0" w:name="_Toc146287256"/>
+      <w:bookmarkStart w:id="0" w:name="_Toc202170778"/>
       <w:r>
         <w:rPr>
           <w:noProof/>
@@ -4721,11 +4807,19 @@
         <w:tab/>
       </w:r>
       <w:proofErr w:type="spellStart"/>
+      <w:proofErr w:type="gramStart"/>
       <w:r>
         <w:rPr>
           <w:b/>
         </w:rPr>
-        <w:t>clinicalprocess:healthcond:description</w:t>
+        <w:t>clinicalprocess:healthcond</w:t>
+      </w:r>
+      <w:proofErr w:type="gramEnd"/>
+      <w:r>
+        <w:rPr>
+          <w:b/>
+        </w:rPr>
+        <w:t>:description</w:t>
       </w:r>
       <w:proofErr w:type="spellEnd"/>
       <w:r>
@@ -4786,7 +4880,7 @@
         <w:ind w:left="851" w:hanging="851"/>
       </w:pPr>
       <w:bookmarkStart w:id="1" w:name="_Toc70336840"/>
-      <w:bookmarkStart w:id="2" w:name="_Toc146287257"/>
+      <w:bookmarkStart w:id="2" w:name="_Toc202170779"/>
       <w:r>
         <w:t>Definitioner</w:t>
       </w:r>
@@ -4949,15 +5043,7 @@
       </w:r>
       <w:proofErr w:type="spellEnd"/>
       <w:r>
-        <w:t xml:space="preserve"> infrastruktur och gjort de tekniska förberedelser som krävs för att kunder till </w:t>
-      </w:r>
-      <w:proofErr w:type="spellStart"/>
-      <w:r>
-        <w:t>Inera</w:t>
-      </w:r>
-      <w:proofErr w:type="spellEnd"/>
-      <w:r>
-        <w:t xml:space="preserve"> ska kunna använda en eller flera av </w:t>
+        <w:t xml:space="preserve"> infrastruktur och gjort de tekniska förberedelser som krävs för att kunder till Inera ska kunna använda en eller flera av </w:t>
       </w:r>
       <w:proofErr w:type="spellStart"/>
       <w:r>
@@ -5018,7 +5104,7 @@
         <w:ind w:left="851" w:hanging="851"/>
       </w:pPr>
       <w:bookmarkStart w:id="3" w:name="_Toc70336841"/>
-      <w:bookmarkStart w:id="4" w:name="_Toc146287258"/>
+      <w:bookmarkStart w:id="4" w:name="_Toc202170780"/>
       <w:r>
         <w:t>Instruktioner för att fylla i självdeklaration</w:t>
       </w:r>
@@ -5074,18 +5160,21 @@
         <w:t xml:space="preserve">Blågröna fält </w:t>
       </w:r>
       <w:r>
-        <w:t xml:space="preserve">fylls i av </w:t>
-      </w:r>
-      <w:proofErr w:type="spellStart"/>
-      <w:r>
-        <w:t>Inera</w:t>
-      </w:r>
-      <w:proofErr w:type="spellEnd"/>
+        <w:t>fylls i av Inera</w:t>
+      </w:r>
     </w:p>
     <w:p/>
     <w:p>
       <w:r>
-        <w:t>Svaren kan kompletteras med hänvisning till bifogade bilagor, t.ex. egna testrapporter. Hänvisningar i självdeklarationen skall peka ut det specifika testresultatet. Exempelvis specifika bilder eller textstycken, dvs. inte till hela dokument eller kapitel.</w:t>
+        <w:t xml:space="preserve">Svaren kan kompletteras med hänvisning till bifogade bilagor, </w:t>
+      </w:r>
+      <w:proofErr w:type="gramStart"/>
+      <w:r>
+        <w:t>t.ex.</w:t>
+      </w:r>
+      <w:proofErr w:type="gramEnd"/>
+      <w:r>
+        <w:t xml:space="preserve"> egna testrapporter. Hänvisningar i självdeklarationen skall peka ut det specifika testresultatet. Exempelvis specifika bilder eller textstycken, dvs. inte till hela dokument eller kapitel.</w:t>
       </w:r>
     </w:p>
     <w:p/>
@@ -5155,7 +5244,7 @@
         <w:ind w:left="851" w:hanging="851"/>
       </w:pPr>
       <w:bookmarkStart w:id="7" w:name="_Toc70336842"/>
-      <w:bookmarkStart w:id="8" w:name="_Toc146287259"/>
+      <w:bookmarkStart w:id="8" w:name="_Toc202170781"/>
       <w:r>
         <w:t>Hantering vid förändring av tjänsteproducent</w:t>
       </w:r>
@@ -5176,7 +5265,15 @@
     <w:p/>
     <w:p>
       <w:r>
-        <w:t>Vid en förändring som inte rör komponenterna i ett verifieringsobjekt, men som ändå kan ha påverkan på anslutningen, ska ett nytt godkännande begäras. Det kan t.ex. vara uppgradering eller byte av infrastruktur för partens anslutningspunkt, så som införande av en regional tjänsteplattform eller övergång till ett mellanlager.</w:t>
+        <w:t xml:space="preserve">Vid en förändring som inte rör komponenterna i ett verifieringsobjekt, men som ändå kan ha påverkan på anslutningen, ska ett nytt godkännande begäras. Det kan </w:t>
+      </w:r>
+      <w:proofErr w:type="gramStart"/>
+      <w:r>
+        <w:t>t.ex.</w:t>
+      </w:r>
+      <w:proofErr w:type="gramEnd"/>
+      <w:r>
+        <w:t xml:space="preserve"> vara uppgradering eller byte av infrastruktur för partens anslutningspunkt, så som införande av en regional tjänsteplattform eller övergång till ett mellanlager.</w:t>
       </w:r>
     </w:p>
     <w:p>
@@ -5194,7 +5291,7 @@
         <w:ind w:left="851" w:hanging="851"/>
       </w:pPr>
       <w:bookmarkStart w:id="9" w:name="_Toc70336843"/>
-      <w:bookmarkStart w:id="10" w:name="_Toc146287260"/>
+      <w:bookmarkStart w:id="10" w:name="_Toc202170782"/>
       <w:r>
         <w:lastRenderedPageBreak/>
         <w:t>Referenser</w:t>
@@ -5449,7 +5546,7 @@
         <w:spacing w:before="240" w:after="60"/>
       </w:pPr>
       <w:bookmarkStart w:id="11" w:name="_Toc70336844"/>
-      <w:bookmarkStart w:id="12" w:name="_Toc146287261"/>
+      <w:bookmarkStart w:id="12" w:name="_Toc202170783"/>
       <w:r>
         <w:t>Underlag för godkännande</w:t>
       </w:r>
@@ -5467,7 +5564,7 @@
         <w:ind w:left="851" w:hanging="851"/>
       </w:pPr>
       <w:bookmarkStart w:id="13" w:name="_Toc70336845"/>
-      <w:bookmarkStart w:id="14" w:name="_Toc146287262"/>
+      <w:bookmarkStart w:id="14" w:name="_Toc202170784"/>
       <w:r>
         <w:t>Anslutningsobjekt samt avsedda ändamål</w:t>
       </w:r>
@@ -5485,7 +5582,7 @@
         <w:ind w:left="720" w:hanging="720"/>
       </w:pPr>
       <w:bookmarkStart w:id="15" w:name="_Toc70336846"/>
-      <w:bookmarkStart w:id="16" w:name="_Toc146287263"/>
+      <w:bookmarkStart w:id="16" w:name="_Toc202170785"/>
       <w:r>
         <w:t>Anslutande organisation</w:t>
       </w:r>
@@ -5550,7 +5647,7 @@
         <w:ind w:left="720" w:hanging="720"/>
       </w:pPr>
       <w:bookmarkStart w:id="17" w:name="_Toc70336847"/>
-      <w:bookmarkStart w:id="18" w:name="_Toc146287264"/>
+      <w:bookmarkStart w:id="18" w:name="_Toc202170786"/>
       <w:r>
         <w:t>Tjänsteproducentfabrikat</w:t>
       </w:r>
@@ -5568,7 +5665,15 @@
         <w:t>Om denna komponent inte är en del av anslutn</w:t>
       </w:r>
       <w:r>
-        <w:t>ingspunkten (t.ex. en regional tjänsteplattform) så beskriv detta.</w:t>
+        <w:t>ingspunkten (</w:t>
+      </w:r>
+      <w:proofErr w:type="gramStart"/>
+      <w:r>
+        <w:t>t.ex.</w:t>
+      </w:r>
+      <w:proofErr w:type="gramEnd"/>
+      <w:r>
+        <w:t xml:space="preserve"> en regional tjänsteplattform) så beskriv detta.</w:t>
       </w:r>
     </w:p>
     <w:p>
@@ -5593,7 +5698,7 @@
         <w:ind w:left="720" w:hanging="720"/>
       </w:pPr>
       <w:bookmarkStart w:id="19" w:name="_Toc70336848"/>
-      <w:bookmarkStart w:id="20" w:name="_Toc146287265"/>
+      <w:bookmarkStart w:id="20" w:name="_Toc202170787"/>
       <w:r>
         <w:lastRenderedPageBreak/>
         <w:t>Källsystemsfabrikat</w:t>
@@ -5667,7 +5772,7 @@
         <w:ind w:left="851" w:hanging="851"/>
       </w:pPr>
       <w:bookmarkStart w:id="24" w:name="_Toc70336849"/>
-      <w:bookmarkStart w:id="25" w:name="_Toc146287266"/>
+      <w:bookmarkStart w:id="25" w:name="_Toc202170788"/>
       <w:bookmarkEnd w:id="23"/>
       <w:r>
         <w:lastRenderedPageBreak/>
@@ -5687,7 +5792,7 @@
         <w:ind w:left="720" w:hanging="720"/>
       </w:pPr>
       <w:bookmarkStart w:id="26" w:name="_Toc70336850"/>
-      <w:bookmarkStart w:id="27" w:name="_Toc146287267"/>
+      <w:bookmarkStart w:id="27" w:name="_Toc202170789"/>
       <w:proofErr w:type="spellStart"/>
       <w:r>
         <w:t>Inparametrar</w:t>
@@ -5740,7 +5845,15 @@
         <w:shd w:val="clear" w:color="auto" w:fill="DC98B3" w:themeFill="text2" w:themeFillTint="66"/>
       </w:pPr>
       <w:r>
-        <w:t>[] Ja       [] Nej</w:t>
+        <w:t xml:space="preserve">[] Ja    </w:t>
+      </w:r>
+      <w:proofErr w:type="gramStart"/>
+      <w:r>
+        <w:t xml:space="preserve">   [</w:t>
+      </w:r>
+      <w:proofErr w:type="gramEnd"/>
+      <w:r>
+        <w:t>] Nej</w:t>
       </w:r>
     </w:p>
     <w:p>
@@ -5774,7 +5887,15 @@
         <w:shd w:val="clear" w:color="auto" w:fill="DC98B3" w:themeFill="text2" w:themeFillTint="66"/>
       </w:pPr>
       <w:r>
-        <w:t>[] Ja       [] Nej</w:t>
+        <w:t xml:space="preserve">[] Ja    </w:t>
+      </w:r>
+      <w:proofErr w:type="gramStart"/>
+      <w:r>
+        <w:t xml:space="preserve">   [</w:t>
+      </w:r>
+      <w:proofErr w:type="gramEnd"/>
+      <w:r>
+        <w:t>] Nej</w:t>
       </w:r>
     </w:p>
     <w:p>
@@ -5808,7 +5929,15 @@
         <w:shd w:val="clear" w:color="auto" w:fill="DC98B3" w:themeFill="text2" w:themeFillTint="66"/>
       </w:pPr>
       <w:r>
-        <w:t>[] Ja       [] Nej</w:t>
+        <w:t xml:space="preserve">[] Ja    </w:t>
+      </w:r>
+      <w:proofErr w:type="gramStart"/>
+      <w:r>
+        <w:t xml:space="preserve">   [</w:t>
+      </w:r>
+      <w:proofErr w:type="gramEnd"/>
+      <w:r>
+        <w:t>] Nej</w:t>
       </w:r>
     </w:p>
     <w:p>
@@ -5848,7 +5977,15 @@
         <w:shd w:val="clear" w:color="auto" w:fill="DC98B3" w:themeFill="text2" w:themeFillTint="66"/>
       </w:pPr>
       <w:r>
-        <w:t>[] Ja       [] Nej</w:t>
+        <w:t xml:space="preserve">[] Ja    </w:t>
+      </w:r>
+      <w:proofErr w:type="gramStart"/>
+      <w:r>
+        <w:t xml:space="preserve">   [</w:t>
+      </w:r>
+      <w:proofErr w:type="gramEnd"/>
+      <w:r>
+        <w:t>] Nej</w:t>
       </w:r>
     </w:p>
     <w:p>
@@ -5890,7 +6027,15 @@
         <w:shd w:val="clear" w:color="auto" w:fill="DC98B3" w:themeFill="text2" w:themeFillTint="66"/>
       </w:pPr>
       <w:r>
-        <w:t>[] Ja       [] Nej</w:t>
+        <w:t xml:space="preserve">[] Ja    </w:t>
+      </w:r>
+      <w:proofErr w:type="gramStart"/>
+      <w:r>
+        <w:t xml:space="preserve">   [</w:t>
+      </w:r>
+      <w:proofErr w:type="gramEnd"/>
+      <w:r>
+        <w:t>] Nej</w:t>
       </w:r>
     </w:p>
     <w:p>
@@ -5937,7 +6082,15 @@
         <w:shd w:val="clear" w:color="auto" w:fill="DC98B3" w:themeFill="text2" w:themeFillTint="66"/>
       </w:pPr>
       <w:r>
-        <w:t>[] Ja       [] Nej</w:t>
+        <w:t xml:space="preserve">[] Ja    </w:t>
+      </w:r>
+      <w:proofErr w:type="gramStart"/>
+      <w:r>
+        <w:t xml:space="preserve">   [</w:t>
+      </w:r>
+      <w:proofErr w:type="gramEnd"/>
+      <w:r>
+        <w:t>] Nej</w:t>
       </w:r>
     </w:p>
     <w:p>
@@ -5988,7 +6141,15 @@
         <w:shd w:val="clear" w:color="auto" w:fill="DC98B3" w:themeFill="text2" w:themeFillTint="66"/>
       </w:pPr>
       <w:r>
-        <w:t>[] Ja       [] Nej</w:t>
+        <w:t xml:space="preserve">[] Ja    </w:t>
+      </w:r>
+      <w:proofErr w:type="gramStart"/>
+      <w:r>
+        <w:t xml:space="preserve">   [</w:t>
+      </w:r>
+      <w:proofErr w:type="gramEnd"/>
+      <w:r>
+        <w:t>] Nej</w:t>
       </w:r>
     </w:p>
     <w:p>
@@ -6048,7 +6209,23 @@
           <w:bCs/>
           <w:iCs/>
         </w:rPr>
-        <w:t>[] Ja       [] Nej</w:t>
+        <w:t xml:space="preserve">[] Ja    </w:t>
+      </w:r>
+      <w:proofErr w:type="gramStart"/>
+      <w:r>
+        <w:rPr>
+          <w:bCs/>
+          <w:iCs/>
+        </w:rPr>
+        <w:t xml:space="preserve">   [</w:t>
+      </w:r>
+      <w:proofErr w:type="gramEnd"/>
+      <w:r>
+        <w:rPr>
+          <w:bCs/>
+          <w:iCs/>
+        </w:rPr>
+        <w:t>] Nej</w:t>
       </w:r>
     </w:p>
     <w:p>
@@ -6108,7 +6285,23 @@
           <w:bCs/>
           <w:iCs/>
         </w:rPr>
-        <w:t>[] Ja       [] Nej</w:t>
+        <w:t xml:space="preserve">[] Ja    </w:t>
+      </w:r>
+      <w:proofErr w:type="gramStart"/>
+      <w:r>
+        <w:rPr>
+          <w:bCs/>
+          <w:iCs/>
+        </w:rPr>
+        <w:t xml:space="preserve">   [</w:t>
+      </w:r>
+      <w:proofErr w:type="gramEnd"/>
+      <w:r>
+        <w:rPr>
+          <w:bCs/>
+          <w:iCs/>
+        </w:rPr>
+        <w:t>] Nej</w:t>
       </w:r>
     </w:p>
     <w:p>
@@ -6174,14 +6367,14 @@
       </w:pPr>
       <w:bookmarkStart w:id="28" w:name="_Toc3448571"/>
       <w:bookmarkStart w:id="29" w:name="_Toc70336851"/>
-      <w:bookmarkStart w:id="30" w:name="_Toc146287268"/>
-      <w:bookmarkStart w:id="31" w:name="_Toc450894700"/>
+      <w:bookmarkStart w:id="30" w:name="_Toc450894700"/>
+      <w:bookmarkStart w:id="31" w:name="_Toc202170790"/>
       <w:r>
         <w:t>Obligatoriska fält</w:t>
       </w:r>
       <w:bookmarkEnd w:id="28"/>
       <w:bookmarkEnd w:id="29"/>
-      <w:bookmarkEnd w:id="30"/>
+      <w:bookmarkEnd w:id="31"/>
     </w:p>
     <w:p>
       <w:r>
@@ -6199,7 +6392,15 @@
       </w:r>
       <w:proofErr w:type="spellEnd"/>
       <w:r>
-        <w:t xml:space="preserve"> 1..1 enligt TKB.</w:t>
+        <w:t xml:space="preserve"> </w:t>
+      </w:r>
+      <w:proofErr w:type="gramStart"/>
+      <w:r>
+        <w:t>1..</w:t>
+      </w:r>
+      <w:proofErr w:type="gramEnd"/>
+      <w:r>
+        <w:t>1 enligt TKB.</w:t>
       </w:r>
       <w:r>
         <w:t xml:space="preserve"> </w:t>
@@ -6273,7 +6474,15 @@
         <w:shd w:val="clear" w:color="auto" w:fill="DC98B3" w:themeFill="text2" w:themeFillTint="66"/>
       </w:pPr>
       <w:r>
-        <w:t>[] Ja       [] Nej</w:t>
+        <w:t xml:space="preserve">[] Ja    </w:t>
+      </w:r>
+      <w:proofErr w:type="gramStart"/>
+      <w:r>
+        <w:t xml:space="preserve">   [</w:t>
+      </w:r>
+      <w:proofErr w:type="gramEnd"/>
+      <w:r>
+        <w:t>] Nej</w:t>
       </w:r>
     </w:p>
     <w:p>
@@ -6326,11 +6535,11 @@
         <w:ind w:left="720" w:hanging="720"/>
       </w:pPr>
       <w:bookmarkStart w:id="32" w:name="_Toc70336852"/>
-      <w:bookmarkStart w:id="33" w:name="_Toc146287269"/>
+      <w:bookmarkStart w:id="33" w:name="_Toc202170791"/>
       <w:r>
         <w:t>Felhantering</w:t>
       </w:r>
-      <w:bookmarkEnd w:id="31"/>
+      <w:bookmarkEnd w:id="30"/>
       <w:bookmarkEnd w:id="32"/>
       <w:bookmarkEnd w:id="33"/>
     </w:p>
@@ -6382,7 +6591,15 @@
         <w:shd w:val="clear" w:color="auto" w:fill="DC98B3" w:themeFill="text2" w:themeFillTint="66"/>
       </w:pPr>
       <w:r>
-        <w:t>[] Ja       [] Nej</w:t>
+        <w:t xml:space="preserve">[] Ja    </w:t>
+      </w:r>
+      <w:proofErr w:type="gramStart"/>
+      <w:r>
+        <w:t xml:space="preserve">   [</w:t>
+      </w:r>
+      <w:proofErr w:type="gramEnd"/>
+      <w:r>
+        <w:t>] Nej</w:t>
       </w:r>
     </w:p>
     <w:p>
@@ -6418,43 +6635,54 @@
         <w:shd w:val="clear" w:color="auto" w:fill="DC98B3" w:themeFill="text2" w:themeFillTint="66"/>
       </w:pPr>
       <w:r>
-        <w:t>[] Ja       [] Nej</w:t>
-      </w:r>
-    </w:p>
-    <w:p>
-      <w:pPr>
-        <w:pBdr>
-          <w:top w:val="single" w:sz="4" w:space="1" w:color="auto"/>
-          <w:left w:val="single" w:sz="4" w:space="4" w:color="auto"/>
-          <w:bottom w:val="single" w:sz="4" w:space="1" w:color="auto"/>
-          <w:right w:val="single" w:sz="4" w:space="4" w:color="auto"/>
-        </w:pBdr>
-        <w:shd w:val="clear" w:color="auto" w:fill="DC98B3" w:themeFill="text2" w:themeFillTint="66"/>
-      </w:pPr>
-      <w:r>
-        <w:t xml:space="preserve">Hanteringen av tekniska fel följer stipulerade regler och returnerar inte personuppgifter i meddelande eller via spårbara </w:t>
-      </w:r>
-      <w:proofErr w:type="spellStart"/>
-      <w:r>
-        <w:t>log-id:n</w:t>
-      </w:r>
-      <w:proofErr w:type="spellEnd"/>
-      <w:r>
-        <w:t xml:space="preserve"> (TF 1.7)</w:t>
-      </w:r>
-    </w:p>
-    <w:p>
-      <w:pPr>
-        <w:pBdr>
-          <w:top w:val="single" w:sz="4" w:space="1" w:color="auto"/>
-          <w:left w:val="single" w:sz="4" w:space="4" w:color="auto"/>
-          <w:bottom w:val="single" w:sz="4" w:space="1" w:color="auto"/>
-          <w:right w:val="single" w:sz="4" w:space="4" w:color="auto"/>
-        </w:pBdr>
-        <w:shd w:val="clear" w:color="auto" w:fill="DC98B3" w:themeFill="text2" w:themeFillTint="66"/>
-      </w:pPr>
-      <w:r>
-        <w:t>[] Ja       [] Nej</w:t>
+        <w:t xml:space="preserve">[] Ja    </w:t>
+      </w:r>
+      <w:proofErr w:type="gramStart"/>
+      <w:r>
+        <w:t xml:space="preserve">   [</w:t>
+      </w:r>
+      <w:proofErr w:type="gramEnd"/>
+      <w:r>
+        <w:t>] Nej</w:t>
+      </w:r>
+    </w:p>
+    <w:p>
+      <w:pPr>
+        <w:pBdr>
+          <w:top w:val="single" w:sz="4" w:space="1" w:color="auto"/>
+          <w:left w:val="single" w:sz="4" w:space="4" w:color="auto"/>
+          <w:bottom w:val="single" w:sz="4" w:space="1" w:color="auto"/>
+          <w:right w:val="single" w:sz="4" w:space="4" w:color="auto"/>
+        </w:pBdr>
+        <w:shd w:val="clear" w:color="auto" w:fill="DC98B3" w:themeFill="text2" w:themeFillTint="66"/>
+      </w:pPr>
+      <w:r>
+        <w:t xml:space="preserve">Följer hanteringen av tekniska fel reglerna och undviker att returnera personuppgifter i meddelanden eller loggar? </w:t>
+      </w:r>
+      <w:r>
+        <w:t>(TF 1.7)</w:t>
+      </w:r>
+    </w:p>
+    <w:p>
+      <w:pPr>
+        <w:pBdr>
+          <w:top w:val="single" w:sz="4" w:space="1" w:color="auto"/>
+          <w:left w:val="single" w:sz="4" w:space="4" w:color="auto"/>
+          <w:bottom w:val="single" w:sz="4" w:space="1" w:color="auto"/>
+          <w:right w:val="single" w:sz="4" w:space="4" w:color="auto"/>
+        </w:pBdr>
+        <w:shd w:val="clear" w:color="auto" w:fill="DC98B3" w:themeFill="text2" w:themeFillTint="66"/>
+      </w:pPr>
+      <w:r>
+        <w:t xml:space="preserve">[] Ja    </w:t>
+      </w:r>
+      <w:proofErr w:type="gramStart"/>
+      <w:r>
+        <w:t xml:space="preserve">   [</w:t>
+      </w:r>
+      <w:proofErr w:type="gramEnd"/>
+      <w:r>
+        <w:t>] Nej</w:t>
       </w:r>
     </w:p>
     <w:p>
@@ -6520,7 +6748,7 @@
         <w:ind w:left="851" w:hanging="851"/>
       </w:pPr>
       <w:bookmarkStart w:id="34" w:name="_Toc70336853"/>
-      <w:bookmarkStart w:id="35" w:name="_Toc146287270"/>
+      <w:bookmarkStart w:id="35" w:name="_Toc202170792"/>
       <w:r>
         <w:t>Informationsavlämning generellt</w:t>
       </w:r>
@@ -6538,7 +6766,7 @@
         <w:ind w:left="720" w:hanging="720"/>
       </w:pPr>
       <w:bookmarkStart w:id="36" w:name="_Toc70336854"/>
-      <w:bookmarkStart w:id="37" w:name="_Toc146287271"/>
+      <w:bookmarkStart w:id="37" w:name="_Toc202170793"/>
       <w:r>
         <w:t>Teckenkodning</w:t>
       </w:r>
@@ -6631,7 +6859,15 @@
         <w:shd w:val="clear" w:color="auto" w:fill="DC98B3" w:themeFill="text2" w:themeFillTint="66"/>
       </w:pPr>
       <w:r>
-        <w:t>[] Ja       [] Nej</w:t>
+        <w:t xml:space="preserve">[] Ja    </w:t>
+      </w:r>
+      <w:proofErr w:type="gramStart"/>
+      <w:r>
+        <w:t xml:space="preserve">   [</w:t>
+      </w:r>
+      <w:proofErr w:type="gramEnd"/>
+      <w:r>
+        <w:t>] Nej</w:t>
       </w:r>
     </w:p>
     <w:p>
@@ -6667,7 +6903,15 @@
         <w:shd w:val="clear" w:color="auto" w:fill="DC98B3" w:themeFill="text2" w:themeFillTint="66"/>
       </w:pPr>
       <w:r>
-        <w:t>[] Ja       [] Nej</w:t>
+        <w:t xml:space="preserve">[] Ja    </w:t>
+      </w:r>
+      <w:proofErr w:type="gramStart"/>
+      <w:r>
+        <w:t xml:space="preserve">   [</w:t>
+      </w:r>
+      <w:proofErr w:type="gramEnd"/>
+      <w:r>
+        <w:t>] Nej</w:t>
       </w:r>
     </w:p>
     <w:p>
@@ -6732,7 +6976,7 @@
         <w:ind w:left="720" w:hanging="720"/>
       </w:pPr>
       <w:bookmarkStart w:id="38" w:name="_Toc70336855"/>
-      <w:bookmarkStart w:id="39" w:name="_Toc146287272"/>
+      <w:bookmarkStart w:id="39" w:name="_Toc202170794"/>
       <w:r>
         <w:t>Vårdgivare/vårdenhet (VG/VE)</w:t>
       </w:r>
@@ -6759,7 +7003,15 @@
         <w:t xml:space="preserve">som ansvarar </w:t>
       </w:r>
       <w:r>
-        <w:t xml:space="preserve">för att patientdatalagen efterlevs. Det innebär bl.a. att </w:t>
+        <w:t xml:space="preserve">för att patientdatalagen efterlevs. Det innebär </w:t>
+      </w:r>
+      <w:proofErr w:type="gramStart"/>
+      <w:r>
+        <w:t>bl.a.</w:t>
+      </w:r>
+      <w:proofErr w:type="gramEnd"/>
+      <w:r>
+        <w:t xml:space="preserve"> att </w:t>
       </w:r>
       <w:proofErr w:type="spellStart"/>
       <w:r>
@@ -6838,7 +7090,15 @@
         <w:shd w:val="clear" w:color="auto" w:fill="DC98B3" w:themeFill="text2" w:themeFillTint="66"/>
       </w:pPr>
       <w:r>
-        <w:t>[] Ja       [] Nej</w:t>
+        <w:t xml:space="preserve">[] Ja    </w:t>
+      </w:r>
+      <w:proofErr w:type="gramStart"/>
+      <w:r>
+        <w:t xml:space="preserve">   [</w:t>
+      </w:r>
+      <w:proofErr w:type="gramEnd"/>
+      <w:r>
+        <w:t>] Nej</w:t>
       </w:r>
     </w:p>
     <w:p>
@@ -6885,7 +7145,15 @@
         <w:shd w:val="clear" w:color="auto" w:fill="DC98B3" w:themeFill="text2" w:themeFillTint="66"/>
       </w:pPr>
       <w:r>
-        <w:t>[] Ja       [] Nej</w:t>
+        <w:t xml:space="preserve">[] Ja    </w:t>
+      </w:r>
+      <w:proofErr w:type="gramStart"/>
+      <w:r>
+        <w:t xml:space="preserve">   [</w:t>
+      </w:r>
+      <w:proofErr w:type="gramEnd"/>
+      <w:r>
+        <w:t>] Nej</w:t>
       </w:r>
     </w:p>
     <w:p>
@@ -6923,7 +7191,15 @@
         <w:shd w:val="clear" w:color="auto" w:fill="DC98B3" w:themeFill="text2" w:themeFillTint="66"/>
       </w:pPr>
       <w:r>
-        <w:t>[] Ja       [] Nej</w:t>
+        <w:t xml:space="preserve">[] Ja    </w:t>
+      </w:r>
+      <w:proofErr w:type="gramStart"/>
+      <w:r>
+        <w:t xml:space="preserve">   [</w:t>
+      </w:r>
+      <w:proofErr w:type="gramEnd"/>
+      <w:r>
+        <w:t>] Nej</w:t>
       </w:r>
     </w:p>
     <w:p>
@@ -6988,7 +7264,7 @@
         <w:ind w:left="720" w:hanging="720"/>
       </w:pPr>
       <w:bookmarkStart w:id="40" w:name="_Toc70336856"/>
-      <w:bookmarkStart w:id="41" w:name="_Toc146287273"/>
+      <w:bookmarkStart w:id="41" w:name="_Toc202170795"/>
       <w:r>
         <w:t>Vårdgivares spärr för invånare (</w:t>
       </w:r>
@@ -7016,7 +7292,15 @@
         <w:t xml:space="preserve">” markera huruvida informationen får delas med patient eller ej. </w:t>
       </w:r>
       <w:r>
-        <w:t>Det kan t.ex. bero på att verksamheten beslutat tillgängliggöra information för patienten en</w:t>
+        <w:t xml:space="preserve">Det kan </w:t>
+      </w:r>
+      <w:proofErr w:type="gramStart"/>
+      <w:r>
+        <w:t>t.ex.</w:t>
+      </w:r>
+      <w:proofErr w:type="gramEnd"/>
+      <w:r>
+        <w:t xml:space="preserve"> bero på att verksamheten beslutat tillgängliggöra information för patienten en</w:t>
       </w:r>
       <w:r>
         <w:t>d</w:t>
@@ -7112,7 +7396,15 @@
         <w:shd w:val="clear" w:color="auto" w:fill="DC98B3" w:themeFill="text2" w:themeFillTint="66"/>
       </w:pPr>
       <w:r>
-        <w:t>[] Ja       [] Nej</w:t>
+        <w:t xml:space="preserve">[] Ja    </w:t>
+      </w:r>
+      <w:proofErr w:type="gramStart"/>
+      <w:r>
+        <w:t xml:space="preserve">   [</w:t>
+      </w:r>
+      <w:proofErr w:type="gramEnd"/>
+      <w:r>
+        <w:t>] Nej</w:t>
       </w:r>
     </w:p>
     <w:p>
@@ -7156,7 +7448,15 @@
         <w:shd w:val="clear" w:color="auto" w:fill="DC98B3" w:themeFill="text2" w:themeFillTint="66"/>
       </w:pPr>
       <w:r>
-        <w:t>[] Ja       [] Nej</w:t>
+        <w:t xml:space="preserve">[] Ja    </w:t>
+      </w:r>
+      <w:proofErr w:type="gramStart"/>
+      <w:r>
+        <w:t xml:space="preserve">   [</w:t>
+      </w:r>
+      <w:proofErr w:type="gramEnd"/>
+      <w:r>
+        <w:t>] Nej</w:t>
       </w:r>
     </w:p>
     <w:p>
@@ -7184,7 +7484,15 @@
         <w:shd w:val="clear" w:color="auto" w:fill="DC98B3" w:themeFill="text2" w:themeFillTint="66"/>
       </w:pPr>
       <w:r>
-        <w:t>[] Ja       [] Nej</w:t>
+        <w:t xml:space="preserve">[] Ja    </w:t>
+      </w:r>
+      <w:proofErr w:type="gramStart"/>
+      <w:r>
+        <w:t xml:space="preserve">   [</w:t>
+      </w:r>
+      <w:proofErr w:type="gramEnd"/>
+      <w:r>
+        <w:t>] Nej</w:t>
       </w:r>
     </w:p>
     <w:p>
@@ -7250,7 +7558,7 @@
         <w:ind w:left="851" w:hanging="851"/>
       </w:pPr>
       <w:bookmarkStart w:id="42" w:name="_Toc70336858"/>
-      <w:bookmarkStart w:id="43" w:name="_Toc146287274"/>
+      <w:bookmarkStart w:id="43" w:name="_Toc202170796"/>
       <w:r>
         <w:t>Informationsavlämning – Specifika aspekter för kontraktet</w:t>
       </w:r>
@@ -7268,47 +7576,39 @@
         <w:ind w:left="720" w:hanging="720"/>
       </w:pPr>
       <w:bookmarkStart w:id="44" w:name="_Toc70336859"/>
-      <w:bookmarkStart w:id="45" w:name="_Toc146287275"/>
-      <w:r>
-        <w:t>signering och låsning</w:t>
+      <w:bookmarkStart w:id="45" w:name="_Toc202170797"/>
+      <w:r>
+        <w:t>signering</w:t>
       </w:r>
       <w:bookmarkEnd w:id="44"/>
       <w:bookmarkEnd w:id="45"/>
     </w:p>
     <w:p>
       <w:r>
-        <w:t xml:space="preserve">Kontraktet medger att leverera information om vilken person som signerat informationen, alternativt om informationen har låsts automatiskt av </w:t>
+        <w:t xml:space="preserve">Kontraktet medger att leverera information om vilken person som signerat informationen. </w:t>
+      </w:r>
+    </w:p>
+    <w:p>
+      <w:r>
+        <w:t>I testsviterna som medföljer releasepaketet finns testfall för att verifiera att en tjänsteproducent kan leverera detta (specifikt testfall inom par</w:t>
+      </w:r>
+      <w:r>
+        <w:t>e</w:t>
+      </w:r>
+      <w:r>
+        <w:t>ntes).</w:t>
+      </w:r>
+    </w:p>
+    <w:p>
+      <w:r>
+        <w:t xml:space="preserve">Ange nedan om tjänsteproducenten stödjer att leverera </w:t>
       </w:r>
       <w:proofErr w:type="spellStart"/>
       <w:r>
-        <w:t>källsystemet</w:t>
+        <w:t>legalAuthenticator</w:t>
       </w:r>
       <w:proofErr w:type="spellEnd"/>
       <w:r>
-        <w:t xml:space="preserve">. </w:t>
-      </w:r>
-    </w:p>
-    <w:p>
-      <w:r>
-        <w:t>I testsviterna som medföljer releasepaketet finns testfall för att verifiera att en tjänsteproducent kan leverera detta (specifikt testfall inom par</w:t>
-      </w:r>
-      <w:r>
-        <w:t>e</w:t>
-      </w:r>
-      <w:r>
-        <w:t>ntes).</w:t>
-      </w:r>
-    </w:p>
-    <w:p>
-      <w:r>
-        <w:t xml:space="preserve">Ange nedan om tjänsteproducenten stödjer att leverera </w:t>
-      </w:r>
-      <w:proofErr w:type="spellStart"/>
-      <w:r>
-        <w:t>legalAuthenticator</w:t>
-      </w:r>
-      <w:proofErr w:type="spellEnd"/>
-      <w:r>
         <w:t>:</w:t>
       </w:r>
     </w:p>
@@ -7337,7 +7637,15 @@
         <w:shd w:val="clear" w:color="auto" w:fill="DC98B3" w:themeFill="text2" w:themeFillTint="66"/>
       </w:pPr>
       <w:r>
-        <w:t>[] Ja       [] Nej</w:t>
+        <w:t xml:space="preserve">[] Ja    </w:t>
+      </w:r>
+      <w:proofErr w:type="gramStart"/>
+      <w:r>
+        <w:t xml:space="preserve">   [</w:t>
+      </w:r>
+      <w:proofErr w:type="gramEnd"/>
+      <w:r>
+        <w:t>] Nej</w:t>
       </w:r>
     </w:p>
     <w:p>
@@ -7365,35 +7673,15 @@
         <w:shd w:val="clear" w:color="auto" w:fill="DC98B3" w:themeFill="text2" w:themeFillTint="66"/>
       </w:pPr>
       <w:r>
-        <w:t>[] Ja       [] Nej</w:t>
-      </w:r>
-    </w:p>
-    <w:p>
-      <w:pPr>
-        <w:pBdr>
-          <w:top w:val="single" w:sz="4" w:space="1" w:color="auto"/>
-          <w:left w:val="single" w:sz="4" w:space="4" w:color="auto"/>
-          <w:bottom w:val="single" w:sz="4" w:space="1" w:color="auto"/>
-          <w:right w:val="single" w:sz="4" w:space="4" w:color="auto"/>
-        </w:pBdr>
-        <w:shd w:val="clear" w:color="auto" w:fill="DC98B3" w:themeFill="text2" w:themeFillTint="66"/>
-      </w:pPr>
-      <w:r>
-        <w:t>Svar kan levereras med en låst post (TF 5.3)</w:t>
-      </w:r>
-    </w:p>
-    <w:p>
-      <w:pPr>
-        <w:pBdr>
-          <w:top w:val="single" w:sz="4" w:space="1" w:color="auto"/>
-          <w:left w:val="single" w:sz="4" w:space="4" w:color="auto"/>
-          <w:bottom w:val="single" w:sz="4" w:space="1" w:color="auto"/>
-          <w:right w:val="single" w:sz="4" w:space="4" w:color="auto"/>
-        </w:pBdr>
-        <w:shd w:val="clear" w:color="auto" w:fill="DC98B3" w:themeFill="text2" w:themeFillTint="66"/>
-      </w:pPr>
-      <w:r>
-        <w:t>[] Ja       [] Nej</w:t>
+        <w:t xml:space="preserve">[] Ja    </w:t>
+      </w:r>
+      <w:proofErr w:type="gramStart"/>
+      <w:r>
+        <w:t xml:space="preserve">   [</w:t>
+      </w:r>
+      <w:proofErr w:type="gramEnd"/>
+      <w:r>
+        <w:t>] Nej</w:t>
       </w:r>
     </w:p>
     <w:p>
@@ -7448,14 +7736,14 @@
         <w:contextualSpacing w:val="0"/>
       </w:pPr>
       <w:bookmarkStart w:id="46" w:name="_Toc48739339"/>
-      <w:bookmarkStart w:id="47" w:name="_Toc146287276"/>
-      <w:bookmarkStart w:id="48" w:name="_Toc70336866"/>
+      <w:bookmarkStart w:id="47" w:name="_Toc70336866"/>
+      <w:bookmarkStart w:id="48" w:name="_Toc202170798"/>
       <w:proofErr w:type="spellStart"/>
       <w:r>
         <w:t>diagnosisCode</w:t>
       </w:r>
       <w:bookmarkEnd w:id="46"/>
-      <w:bookmarkEnd w:id="47"/>
+      <w:bookmarkEnd w:id="48"/>
       <w:proofErr w:type="spellEnd"/>
     </w:p>
     <w:p>
@@ -7520,7 +7808,15 @@
         <w:br/>
       </w:r>
       <w:r>
-        <w:t>[] Ja       [] Nej</w:t>
+        <w:t xml:space="preserve">[] Ja    </w:t>
+      </w:r>
+      <w:proofErr w:type="gramStart"/>
+      <w:r>
+        <w:t xml:space="preserve">   [</w:t>
+      </w:r>
+      <w:proofErr w:type="gramEnd"/>
+      <w:r>
+        <w:t>] Nej</w:t>
       </w:r>
     </w:p>
     <w:p>
@@ -7589,7 +7885,7 @@
       <w:bookmarkStart w:id="49" w:name="_Toc470248251"/>
       <w:bookmarkStart w:id="50" w:name="_Toc5701252"/>
       <w:bookmarkStart w:id="51" w:name="_Toc48739340"/>
-      <w:bookmarkStart w:id="52" w:name="_Toc146287277"/>
+      <w:bookmarkStart w:id="52" w:name="_Toc202170799"/>
       <w:proofErr w:type="spellStart"/>
       <w:r>
         <w:t>chronicDiagnosis</w:t>
@@ -7673,7 +7969,15 @@
         <w:br/>
       </w:r>
       <w:r>
-        <w:t>[] Ja       [] Nej</w:t>
+        <w:t xml:space="preserve">[] Ja    </w:t>
+      </w:r>
+      <w:proofErr w:type="gramStart"/>
+      <w:r>
+        <w:t xml:space="preserve">   [</w:t>
+      </w:r>
+      <w:proofErr w:type="gramEnd"/>
+      <w:r>
+        <w:t>] Nej</w:t>
       </w:r>
     </w:p>
     <w:p>
@@ -7707,7 +8011,15 @@
       </w:r>
       <w:r>
         <w:br/>
-        <w:t>[] Ja       [] Nej</w:t>
+        <w:t xml:space="preserve">[] Ja    </w:t>
+      </w:r>
+      <w:proofErr w:type="gramStart"/>
+      <w:r>
+        <w:t xml:space="preserve">   [</w:t>
+      </w:r>
+      <w:proofErr w:type="gramEnd"/>
+      <w:r>
+        <w:t>] Nej</w:t>
       </w:r>
     </w:p>
     <w:p>
@@ -7775,7 +8087,7 @@
       <w:bookmarkStart w:id="53" w:name="_Toc470248252"/>
       <w:bookmarkStart w:id="54" w:name="_Toc5701253"/>
       <w:bookmarkStart w:id="55" w:name="_Toc48739341"/>
-      <w:bookmarkStart w:id="56" w:name="_Toc146287278"/>
+      <w:bookmarkStart w:id="56" w:name="_Toc202170800"/>
       <w:proofErr w:type="spellStart"/>
       <w:r>
         <w:t>relatedDiagnosis</w:t>
@@ -7848,7 +8160,15 @@
         <w:br/>
       </w:r>
       <w:r>
-        <w:t>[] Ja       [] Nej</w:t>
+        <w:t xml:space="preserve">[] Ja    </w:t>
+      </w:r>
+      <w:proofErr w:type="gramStart"/>
+      <w:r>
+        <w:t xml:space="preserve">   [</w:t>
+      </w:r>
+      <w:proofErr w:type="gramEnd"/>
+      <w:r>
+        <w:t>] Nej</w:t>
       </w:r>
     </w:p>
     <w:p>
@@ -7917,7 +8237,7 @@
       <w:bookmarkStart w:id="57" w:name="_Toc470248253"/>
       <w:bookmarkStart w:id="58" w:name="_Toc5701254"/>
       <w:bookmarkStart w:id="59" w:name="_Toc48739342"/>
-      <w:bookmarkStart w:id="60" w:name="_Toc146287279"/>
+      <w:bookmarkStart w:id="60" w:name="_Toc202170801"/>
       <w:proofErr w:type="spellStart"/>
       <w:r>
         <w:t>typeOfDiagnosis</w:t>
@@ -7949,6 +8269,7 @@
     </w:p>
     <w:p>
       <w:r>
+        <w:lastRenderedPageBreak/>
         <w:t>I testsviterna som medföljer releasepaketet finns testfall för att verifiera att en tjänsteproducent kan leverera detta (specifikt testfall inom parentes).</w:t>
       </w:r>
     </w:p>
@@ -7993,7 +8314,15 @@
         <w:br/>
       </w:r>
       <w:r>
-        <w:t>[] Ja       [] Nej</w:t>
+        <w:t xml:space="preserve">[] Ja    </w:t>
+      </w:r>
+      <w:proofErr w:type="gramStart"/>
+      <w:r>
+        <w:t xml:space="preserve">   [</w:t>
+      </w:r>
+      <w:proofErr w:type="gramEnd"/>
+      <w:r>
+        <w:t>] Nej</w:t>
       </w:r>
     </w:p>
     <w:p>
@@ -8022,7 +8351,15 @@
       </w:r>
       <w:r>
         <w:br/>
-        <w:t>[] Ja       [] Nej</w:t>
+        <w:t xml:space="preserve">[] Ja    </w:t>
+      </w:r>
+      <w:proofErr w:type="gramStart"/>
+      <w:r>
+        <w:t xml:space="preserve">   [</w:t>
+      </w:r>
+      <w:proofErr w:type="gramEnd"/>
+      <w:r>
+        <w:t>] Nej</w:t>
       </w:r>
     </w:p>
     <w:p>
@@ -8088,11 +8425,12 @@
       </w:pPr>
       <w:bookmarkStart w:id="61" w:name="_Toc136588325"/>
       <w:bookmarkStart w:id="62" w:name="_Toc41988937"/>
-      <w:bookmarkStart w:id="63" w:name="_Toc146287281"/>
+      <w:bookmarkStart w:id="63" w:name="_Toc202170802"/>
       <w:r>
         <w:t>Verksamhetens godkännande av informationsmappning</w:t>
       </w:r>
       <w:bookmarkEnd w:id="61"/>
+      <w:bookmarkEnd w:id="63"/>
     </w:p>
     <w:p>
       <w:r>
@@ -8132,7 +8470,15 @@
         <w:shd w:val="clear" w:color="auto" w:fill="DC98B3" w:themeFill="text2" w:themeFillTint="66"/>
       </w:pPr>
       <w:r>
-        <w:t>[] Ja       [] Nej</w:t>
+        <w:t xml:space="preserve">[] Ja    </w:t>
+      </w:r>
+      <w:proofErr w:type="gramStart"/>
+      <w:r>
+        <w:t xml:space="preserve">   [</w:t>
+      </w:r>
+      <w:proofErr w:type="gramEnd"/>
+      <w:r>
+        <w:t>] Nej</w:t>
       </w:r>
     </w:p>
     <w:p>
@@ -8186,7 +8532,6 @@
         <w:shd w:val="clear" w:color="auto" w:fill="DC98B3" w:themeFill="text2" w:themeFillTint="66"/>
       </w:pPr>
       <w:r>
-        <w:lastRenderedPageBreak/>
         <w:t xml:space="preserve">Agerar anslutande organisation som agent </w:t>
       </w:r>
       <w:r>
@@ -8197,7 +8542,15 @@
       </w:r>
       <w:r>
         <w:br/>
-        <w:t>[] Ja       [] Nej</w:t>
+        <w:t xml:space="preserve">[] Ja    </w:t>
+      </w:r>
+      <w:proofErr w:type="gramStart"/>
+      <w:r>
+        <w:t xml:space="preserve">   [</w:t>
+      </w:r>
+      <w:proofErr w:type="gramEnd"/>
+      <w:r>
+        <w:t>] Nej</w:t>
       </w:r>
       <w:r>
         <w:br/>
@@ -8226,6 +8579,7 @@
         <w:shd w:val="clear" w:color="auto" w:fill="DC98B3" w:themeFill="text2" w:themeFillTint="66"/>
       </w:pPr>
       <w:r>
+        <w:lastRenderedPageBreak/>
         <w:t>Beskrivning av eventuella avvikelser:</w:t>
       </w:r>
     </w:p>
@@ -8277,11 +8631,12 @@
         <w:ind w:left="720" w:right="0" w:hanging="720"/>
         <w:contextualSpacing w:val="0"/>
       </w:pPr>
+      <w:bookmarkStart w:id="64" w:name="_Toc202170803"/>
       <w:r>
         <w:t>Åtkomstfiltrering</w:t>
       </w:r>
       <w:bookmarkEnd w:id="62"/>
-      <w:bookmarkEnd w:id="63"/>
+      <w:bookmarkEnd w:id="64"/>
     </w:p>
     <w:p>
       <w:r>
@@ -8359,7 +8714,15 @@
       </w:r>
       <w:r>
         <w:br/>
-        <w:t>[] Ja       [] Nej</w:t>
+        <w:t xml:space="preserve">[] Ja    </w:t>
+      </w:r>
+      <w:proofErr w:type="gramStart"/>
+      <w:r>
+        <w:t xml:space="preserve">   [</w:t>
+      </w:r>
+      <w:proofErr w:type="gramEnd"/>
+      <w:r>
+        <w:t>] Nej</w:t>
       </w:r>
     </w:p>
     <w:p>
@@ -8385,7 +8748,15 @@
       </w:r>
       <w:r>
         <w:br/>
-        <w:t>[] Ja       [] Nej</w:t>
+        <w:t xml:space="preserve">[] Ja    </w:t>
+      </w:r>
+      <w:proofErr w:type="gramStart"/>
+      <w:r>
+        <w:t xml:space="preserve">   [</w:t>
+      </w:r>
+      <w:proofErr w:type="gramEnd"/>
+      <w:r>
+        <w:t>] Nej</w:t>
       </w:r>
     </w:p>
     <w:p>
@@ -8403,7 +8774,15 @@
       </w:r>
       <w:r>
         <w:br/>
-        <w:t>[] Ja       [] Nej</w:t>
+        <w:t xml:space="preserve">[] Ja    </w:t>
+      </w:r>
+      <w:proofErr w:type="gramStart"/>
+      <w:r>
+        <w:t xml:space="preserve">   [</w:t>
+      </w:r>
+      <w:proofErr w:type="gramEnd"/>
+      <w:r>
+        <w:t>] Nej</w:t>
       </w:r>
     </w:p>
     <w:p>
@@ -8446,7 +8825,15 @@
       </w:r>
       <w:r>
         <w:br/>
-        <w:t>[] Ja       [] Nej</w:t>
+        <w:t xml:space="preserve">[] Ja    </w:t>
+      </w:r>
+      <w:proofErr w:type="gramStart"/>
+      <w:r>
+        <w:t xml:space="preserve">   [</w:t>
+      </w:r>
+      <w:proofErr w:type="gramEnd"/>
+      <w:r>
+        <w:t>] Nej</w:t>
       </w:r>
     </w:p>
     <w:p>
@@ -8512,13 +8899,13 @@
         <w:ind w:left="720" w:right="0" w:hanging="720"/>
         <w:contextualSpacing w:val="0"/>
       </w:pPr>
-      <w:bookmarkStart w:id="64" w:name="_Toc41988938"/>
-      <w:bookmarkStart w:id="65" w:name="_Toc146287282"/>
+      <w:bookmarkStart w:id="65" w:name="_Toc41988938"/>
+      <w:bookmarkStart w:id="66" w:name="_Toc202170804"/>
       <w:r>
         <w:t>Informationskonsekvens</w:t>
       </w:r>
-      <w:bookmarkEnd w:id="64"/>
       <w:bookmarkEnd w:id="65"/>
+      <w:bookmarkEnd w:id="66"/>
     </w:p>
     <w:p>
       <w:r>
@@ -8547,6 +8934,7 @@
         <w:shd w:val="clear" w:color="auto" w:fill="DC98B3" w:themeFill="text2" w:themeFillTint="66"/>
       </w:pPr>
       <w:r>
+        <w:lastRenderedPageBreak/>
         <w:t>T</w:t>
       </w:r>
       <w:r>
@@ -8557,7 +8945,15 @@
       </w:r>
       <w:r>
         <w:br/>
-        <w:t>[] Ja       [] Nej</w:t>
+        <w:t xml:space="preserve">[] Ja    </w:t>
+      </w:r>
+      <w:proofErr w:type="gramStart"/>
+      <w:r>
+        <w:t xml:space="preserve">   [</w:t>
+      </w:r>
+      <w:proofErr w:type="gramEnd"/>
+      <w:r>
+        <w:t>] Nej</w:t>
       </w:r>
     </w:p>
     <w:p>
@@ -8586,7 +8982,15 @@
       <w:proofErr w:type="spellEnd"/>
       <w:r>
         <w:br/>
-        <w:t>[] Ja       [] Nej</w:t>
+        <w:t xml:space="preserve">[] Ja    </w:t>
+      </w:r>
+      <w:proofErr w:type="gramStart"/>
+      <w:r>
+        <w:t xml:space="preserve">   [</w:t>
+      </w:r>
+      <w:proofErr w:type="gramEnd"/>
+      <w:r>
+        <w:t>] Nej</w:t>
       </w:r>
     </w:p>
     <w:p>
@@ -8639,7 +9043,7 @@
         <w:shd w:val="clear" w:color="auto" w:fill="DC98B3" w:themeFill="text2" w:themeFillTint="66"/>
       </w:pPr>
     </w:p>
-    <w:bookmarkEnd w:id="48"/>
+    <w:bookmarkEnd w:id="47"/>
     <w:p/>
     <w:p>
       <w:pPr>
@@ -8651,13 +9055,13 @@
         <w:spacing w:before="240" w:after="60"/>
         <w:ind w:left="851" w:hanging="851"/>
       </w:pPr>
-      <w:bookmarkStart w:id="66" w:name="_Toc70336869"/>
-      <w:bookmarkStart w:id="67" w:name="_Toc146287283"/>
+      <w:bookmarkStart w:id="67" w:name="_Toc70336869"/>
+      <w:bookmarkStart w:id="68" w:name="_Toc202170805"/>
       <w:r>
         <w:t>Övriga krav</w:t>
       </w:r>
-      <w:bookmarkEnd w:id="66"/>
       <w:bookmarkEnd w:id="67"/>
+      <w:bookmarkEnd w:id="68"/>
     </w:p>
     <w:p>
       <w:pPr>
@@ -8669,13 +9073,13 @@
         <w:spacing w:before="240" w:after="60"/>
         <w:ind w:left="720" w:hanging="720"/>
       </w:pPr>
-      <w:bookmarkStart w:id="68" w:name="_Toc70336870"/>
-      <w:bookmarkStart w:id="69" w:name="_Toc146287284"/>
+      <w:bookmarkStart w:id="69" w:name="_Toc70336870"/>
+      <w:bookmarkStart w:id="70" w:name="_Toc202170806"/>
       <w:r>
         <w:t>Engagemangsindexuppdatering</w:t>
       </w:r>
-      <w:bookmarkEnd w:id="68"/>
       <w:bookmarkEnd w:id="69"/>
+      <w:bookmarkEnd w:id="70"/>
     </w:p>
     <w:p>
       <w:r>
@@ -8716,11 +9120,19 @@
         <w:t xml:space="preserve">I releasepaketet för </w:t>
       </w:r>
       <w:proofErr w:type="spellStart"/>
+      <w:proofErr w:type="gramStart"/>
       <w:r>
         <w:rPr>
           <w:i/>
         </w:rPr>
-        <w:t>itintegration:engagementindex:Update</w:t>
+        <w:t>itintegration:engagementindex</w:t>
+      </w:r>
+      <w:proofErr w:type="gramEnd"/>
+      <w:r>
+        <w:rPr>
+          <w:i/>
+        </w:rPr>
+        <w:t>:Update</w:t>
       </w:r>
       <w:proofErr w:type="spellEnd"/>
       <w:r>
@@ -8740,7 +9152,7 @@
       <w:r>
         <w:t>-tjänst med tillhörande testanvisning för att verifiera stöd för EI-uppdateringar (specifika testfall inom parentes).</w:t>
       </w:r>
-      <w:bookmarkStart w:id="70" w:name="_Hlk66889225"/>
+      <w:bookmarkStart w:id="71" w:name="_Hlk66889225"/>
       <w:r>
         <w:t xml:space="preserve"> </w:t>
       </w:r>
@@ -8769,7 +9181,12 @@
       <w:r>
         <w:t>.</w:t>
       </w:r>
-      <w:bookmarkEnd w:id="70"/>
+      <w:bookmarkEnd w:id="71"/>
+    </w:p>
+    <w:p>
+      <w:r>
+        <w:t>I de fall som tjänsten som uppdaterar engagemangsindex fungerar på samma sätt för alla kontrakt så räcker det att tester av funktionaliteten görs för första anslutningen. Resultatet av testerna redovisas i självdeklarationen för engagemangsindex. I efterföljande fall redovisas endast frågorna nedan.</w:t>
+      </w:r>
     </w:p>
     <w:p>
       <w:r>
@@ -8787,21 +9204,115 @@
         <w:shd w:val="clear" w:color="auto" w:fill="DC98B3" w:themeFill="text2" w:themeFillTint="66"/>
       </w:pPr>
       <w:r>
-        <w:t>Uppdateringar till EI utförs enligt de innehållsregler som finns beskrivna i kapitel 4.1 Uppdatering av engagemangsindex i TKB (EI_TF 1.1)</w:t>
-      </w:r>
-    </w:p>
-    <w:p>
-      <w:pPr>
-        <w:pBdr>
-          <w:top w:val="single" w:sz="4" w:space="1" w:color="auto"/>
-          <w:left w:val="single" w:sz="4" w:space="4" w:color="auto"/>
-          <w:bottom w:val="single" w:sz="4" w:space="1" w:color="auto"/>
-          <w:right w:val="single" w:sz="4" w:space="4" w:color="auto"/>
-        </w:pBdr>
-        <w:shd w:val="clear" w:color="auto" w:fill="DC98B3" w:themeFill="text2" w:themeFillTint="66"/>
-      </w:pPr>
-      <w:r>
-        <w:t>[] Ja       [] Nej</w:t>
+        <w:t xml:space="preserve">Har uppdateringar av engagemangsindex verifierats tidigare i samband med anslutning av annat liknande kontrakt? </w:t>
+      </w:r>
+    </w:p>
+    <w:p>
+      <w:pPr>
+        <w:pBdr>
+          <w:top w:val="single" w:sz="4" w:space="1" w:color="auto"/>
+          <w:left w:val="single" w:sz="4" w:space="4" w:color="auto"/>
+          <w:bottom w:val="single" w:sz="4" w:space="1" w:color="auto"/>
+          <w:right w:val="single" w:sz="4" w:space="4" w:color="auto"/>
+        </w:pBdr>
+        <w:shd w:val="clear" w:color="auto" w:fill="DC98B3" w:themeFill="text2" w:themeFillTint="66"/>
+      </w:pPr>
+      <w:r>
+        <w:t xml:space="preserve">[] Ja    </w:t>
+      </w:r>
+      <w:proofErr w:type="gramStart"/>
+      <w:r>
+        <w:t xml:space="preserve">   [</w:t>
+      </w:r>
+      <w:proofErr w:type="gramEnd"/>
+      <w:r>
+        <w:t>] Nej</w:t>
+      </w:r>
+    </w:p>
+    <w:p>
+      <w:pPr>
+        <w:pBdr>
+          <w:top w:val="single" w:sz="4" w:space="1" w:color="auto"/>
+          <w:left w:val="single" w:sz="4" w:space="4" w:color="auto"/>
+          <w:bottom w:val="single" w:sz="4" w:space="1" w:color="auto"/>
+          <w:right w:val="single" w:sz="4" w:space="4" w:color="auto"/>
+        </w:pBdr>
+        <w:shd w:val="clear" w:color="auto" w:fill="DC98B3" w:themeFill="text2" w:themeFillTint="66"/>
+      </w:pPr>
+      <w:r>
+        <w:t>Om Nej, har engagemangsindextester genomförts och självdeklaration lämnas in?</w:t>
+      </w:r>
+    </w:p>
+    <w:p>
+      <w:pPr>
+        <w:pBdr>
+          <w:top w:val="single" w:sz="4" w:space="1" w:color="auto"/>
+          <w:left w:val="single" w:sz="4" w:space="4" w:color="auto"/>
+          <w:bottom w:val="single" w:sz="4" w:space="1" w:color="auto"/>
+          <w:right w:val="single" w:sz="4" w:space="4" w:color="auto"/>
+        </w:pBdr>
+        <w:shd w:val="clear" w:color="auto" w:fill="DC98B3" w:themeFill="text2" w:themeFillTint="66"/>
+      </w:pPr>
+      <w:r>
+        <w:lastRenderedPageBreak/>
+        <w:t xml:space="preserve">[] Ja    </w:t>
+      </w:r>
+      <w:proofErr w:type="gramStart"/>
+      <w:r>
+        <w:t xml:space="preserve">   [</w:t>
+      </w:r>
+      <w:proofErr w:type="gramEnd"/>
+      <w:r>
+        <w:t>] Nej</w:t>
+      </w:r>
+    </w:p>
+    <w:p>
+      <w:pPr>
+        <w:pBdr>
+          <w:top w:val="single" w:sz="4" w:space="1" w:color="auto"/>
+          <w:left w:val="single" w:sz="4" w:space="4" w:color="auto"/>
+          <w:bottom w:val="single" w:sz="4" w:space="1" w:color="auto"/>
+          <w:right w:val="single" w:sz="4" w:space="4" w:color="auto"/>
+        </w:pBdr>
+        <w:shd w:val="clear" w:color="auto" w:fill="DC98B3" w:themeFill="text2" w:themeFillTint="66"/>
+      </w:pPr>
+      <w:r>
+        <w:t xml:space="preserve">Uppdateringar till EI utförs enligt de innehållsregler som finns beskrivna i kapitel 4.1 </w:t>
+      </w:r>
+      <w:bookmarkStart w:id="72" w:name="_Toc244018071"/>
+      <w:bookmarkStart w:id="73" w:name="_Toc374962628"/>
+      <w:bookmarkStart w:id="74" w:name="_Toc383167589"/>
+      <w:bookmarkStart w:id="75" w:name="_Toc422933925"/>
+      <w:r>
+        <w:rPr>
+          <w:i/>
+        </w:rPr>
+        <w:t>Uppdatering av engagemangsindex</w:t>
+      </w:r>
+      <w:bookmarkEnd w:id="72"/>
+      <w:bookmarkEnd w:id="73"/>
+      <w:bookmarkEnd w:id="74"/>
+      <w:bookmarkEnd w:id="75"/>
+      <w:r>
+        <w:rPr>
+          <w:i/>
+        </w:rPr>
+        <w:t xml:space="preserve"> </w:t>
+      </w:r>
+      <w:r>
+        <w:t>i TKB?</w:t>
+      </w:r>
+      <w:r>
+        <w:br/>
+        <w:t xml:space="preserve">[] Ja    </w:t>
+      </w:r>
+      <w:proofErr w:type="gramStart"/>
+      <w:r>
+        <w:t xml:space="preserve">   [</w:t>
+      </w:r>
+      <w:proofErr w:type="gramEnd"/>
+      <w:r>
+        <w:t>] Nej</w:t>
       </w:r>
     </w:p>
     <w:p>
@@ -8816,402 +9327,36 @@
       </w:pPr>
       <w:proofErr w:type="spellStart"/>
       <w:r>
-        <w:lastRenderedPageBreak/>
         <w:t>Categorization</w:t>
       </w:r>
       <w:proofErr w:type="spellEnd"/>
       <w:r>
-        <w:t>-kod i engagemangsuppdateringen är enligt tjänstekontraktets beskrivning (EI_TF 1.2)</w:t>
-      </w:r>
-    </w:p>
-    <w:p>
-      <w:pPr>
-        <w:pBdr>
-          <w:top w:val="single" w:sz="4" w:space="1" w:color="auto"/>
-          <w:left w:val="single" w:sz="4" w:space="4" w:color="auto"/>
-          <w:bottom w:val="single" w:sz="4" w:space="1" w:color="auto"/>
-          <w:right w:val="single" w:sz="4" w:space="4" w:color="auto"/>
-        </w:pBdr>
-        <w:shd w:val="clear" w:color="auto" w:fill="DC98B3" w:themeFill="text2" w:themeFillTint="66"/>
-      </w:pPr>
-      <w:r>
-        <w:t>[] Ja       [] Nej</w:t>
-      </w:r>
-    </w:p>
-    <w:p>
-      <w:pPr>
-        <w:pBdr>
-          <w:top w:val="single" w:sz="4" w:space="1" w:color="auto"/>
-          <w:left w:val="single" w:sz="4" w:space="4" w:color="auto"/>
-          <w:bottom w:val="single" w:sz="4" w:space="1" w:color="auto"/>
-          <w:right w:val="single" w:sz="4" w:space="4" w:color="auto"/>
-        </w:pBdr>
-        <w:shd w:val="clear" w:color="auto" w:fill="DC98B3" w:themeFill="text2" w:themeFillTint="66"/>
-      </w:pPr>
-      <w:r>
-        <w:t xml:space="preserve">När en journalpost i </w:t>
-      </w:r>
-      <w:proofErr w:type="spellStart"/>
-      <w:r>
-        <w:t>källsystemet</w:t>
-      </w:r>
-      <w:proofErr w:type="spellEnd"/>
-      <w:r>
-        <w:t xml:space="preserve"> efter vårdgivarens beslutade tidsrymd övergår från osignerad till låst (automatiskt signerad) uppdateras berörd EI-post med </w:t>
-      </w:r>
-      <w:proofErr w:type="spellStart"/>
-      <w:r>
-        <w:t>mostRecentContent</w:t>
-      </w:r>
-      <w:proofErr w:type="spellEnd"/>
-      <w:r>
-        <w:t xml:space="preserve"> satt till tidpunkten för låsningen (EI_TF 1.3)</w:t>
-      </w:r>
-    </w:p>
-    <w:p>
-      <w:pPr>
-        <w:pBdr>
-          <w:top w:val="single" w:sz="4" w:space="1" w:color="auto"/>
-          <w:left w:val="single" w:sz="4" w:space="4" w:color="auto"/>
-          <w:bottom w:val="single" w:sz="4" w:space="1" w:color="auto"/>
-          <w:right w:val="single" w:sz="4" w:space="4" w:color="auto"/>
-        </w:pBdr>
-        <w:shd w:val="clear" w:color="auto" w:fill="DC98B3" w:themeFill="text2" w:themeFillTint="66"/>
-      </w:pPr>
-      <w:r>
-        <w:t>[] Ja       [] Nej</w:t>
-      </w:r>
-    </w:p>
-    <w:p>
-      <w:pPr>
-        <w:pBdr>
-          <w:top w:val="single" w:sz="4" w:space="1" w:color="auto"/>
-          <w:left w:val="single" w:sz="4" w:space="4" w:color="auto"/>
-          <w:bottom w:val="single" w:sz="4" w:space="1" w:color="auto"/>
-          <w:right w:val="single" w:sz="4" w:space="4" w:color="auto"/>
-        </w:pBdr>
-        <w:shd w:val="clear" w:color="auto" w:fill="DC98B3" w:themeFill="text2" w:themeFillTint="66"/>
-      </w:pPr>
-      <w:r>
-        <w:t xml:space="preserve">När en patient inte längre har någon journalpost som är tillgänglig via tjänstekontraktet för aktuellt </w:t>
-      </w:r>
-      <w:proofErr w:type="spellStart"/>
-      <w:r>
-        <w:t>källsystem</w:t>
-      </w:r>
-      <w:proofErr w:type="spellEnd"/>
-      <w:r>
-        <w:t xml:space="preserve"> tas kvarvarande poster i EI bort genom att anropa </w:t>
-      </w:r>
-      <w:proofErr w:type="spellStart"/>
-      <w:r>
-        <w:t>Update</w:t>
-      </w:r>
-      <w:proofErr w:type="spellEnd"/>
-      <w:r>
-        <w:t xml:space="preserve"> med </w:t>
-      </w:r>
-      <w:proofErr w:type="spellStart"/>
-      <w:r>
-        <w:t>deleteFlag</w:t>
-      </w:r>
-      <w:proofErr w:type="spellEnd"/>
-      <w:r>
-        <w:t xml:space="preserve"> = </w:t>
-      </w:r>
-      <w:proofErr w:type="spellStart"/>
-      <w:r>
-        <w:t>true</w:t>
-      </w:r>
-      <w:proofErr w:type="spellEnd"/>
-      <w:r>
-        <w:t xml:space="preserve"> (EI_TF 1.4)</w:t>
-      </w:r>
-    </w:p>
-    <w:p>
-      <w:pPr>
-        <w:pBdr>
-          <w:top w:val="single" w:sz="4" w:space="1" w:color="auto"/>
-          <w:left w:val="single" w:sz="4" w:space="4" w:color="auto"/>
-          <w:bottom w:val="single" w:sz="4" w:space="1" w:color="auto"/>
-          <w:right w:val="single" w:sz="4" w:space="4" w:color="auto"/>
-        </w:pBdr>
-        <w:shd w:val="clear" w:color="auto" w:fill="DC98B3" w:themeFill="text2" w:themeFillTint="66"/>
-      </w:pPr>
-      <w:r>
-        <w:t>[] Ja       [] Nej</w:t>
-      </w:r>
-    </w:p>
-    <w:p>
-      <w:pPr>
-        <w:pBdr>
-          <w:top w:val="single" w:sz="4" w:space="1" w:color="auto"/>
-          <w:left w:val="single" w:sz="4" w:space="4" w:color="auto"/>
-          <w:bottom w:val="single" w:sz="4" w:space="1" w:color="auto"/>
-          <w:right w:val="single" w:sz="4" w:space="4" w:color="auto"/>
-        </w:pBdr>
-        <w:shd w:val="clear" w:color="auto" w:fill="DC98B3" w:themeFill="text2" w:themeFillTint="66"/>
-      </w:pPr>
-      <w:r>
-        <w:t xml:space="preserve">Uppdateringar till EI sker inom 60 minuter efter att informationen blev registrerad i </w:t>
-      </w:r>
-      <w:proofErr w:type="spellStart"/>
-      <w:r>
-        <w:t>källsystemet</w:t>
-      </w:r>
-      <w:proofErr w:type="spellEnd"/>
-      <w:r>
-        <w:t xml:space="preserve"> (EI_TF 2.1)</w:t>
-      </w:r>
-    </w:p>
-    <w:p>
-      <w:pPr>
-        <w:pBdr>
-          <w:top w:val="single" w:sz="4" w:space="1" w:color="auto"/>
-          <w:left w:val="single" w:sz="4" w:space="4" w:color="auto"/>
-          <w:bottom w:val="single" w:sz="4" w:space="1" w:color="auto"/>
-          <w:right w:val="single" w:sz="4" w:space="4" w:color="auto"/>
-        </w:pBdr>
-        <w:shd w:val="clear" w:color="auto" w:fill="DC98B3" w:themeFill="text2" w:themeFillTint="66"/>
-      </w:pPr>
-      <w:r>
-        <w:t>[] Ja       [] Nej</w:t>
-      </w:r>
-    </w:p>
-    <w:p>
-      <w:pPr>
-        <w:pBdr>
-          <w:top w:val="single" w:sz="4" w:space="1" w:color="auto"/>
-          <w:left w:val="single" w:sz="4" w:space="4" w:color="auto"/>
-          <w:bottom w:val="single" w:sz="4" w:space="1" w:color="auto"/>
-          <w:right w:val="single" w:sz="4" w:space="4" w:color="auto"/>
-        </w:pBdr>
-        <w:shd w:val="clear" w:color="auto" w:fill="DC98B3" w:themeFill="text2" w:themeFillTint="66"/>
-      </w:pPr>
-      <w:bookmarkStart w:id="71" w:name="_Hlk66889307"/>
-      <w:r>
-        <w:t>Löpande uppdatering av EI för p</w:t>
-      </w:r>
-      <w:r>
-        <w:t xml:space="preserve">oster med samma unika nyckel </w:t>
-      </w:r>
-      <w:r>
-        <w:t xml:space="preserve">sker </w:t>
-      </w:r>
-      <w:r>
-        <w:t xml:space="preserve">inte oftare än var 5:e minut även om det skett fler än en matchande händelse i </w:t>
-      </w:r>
-      <w:proofErr w:type="spellStart"/>
-      <w:r>
-        <w:t>källsystemet</w:t>
-      </w:r>
-      <w:proofErr w:type="spellEnd"/>
-      <w:r>
-        <w:t xml:space="preserve"> under den tidsrymden</w:t>
-      </w:r>
-      <w:r>
-        <w:t xml:space="preserve"> (vilka fält som ingår i den unika nyckeln specificeras i </w:t>
-      </w:r>
-      <w:proofErr w:type="spellStart"/>
-      <w:r>
-        <w:t>TKB:n</w:t>
-      </w:r>
-      <w:proofErr w:type="spellEnd"/>
-      <w:r>
-        <w:t xml:space="preserve"> för EI). Vid uppdatering av EI ska endast en post per unik nyckel skickas (EI_TF 2.2) </w:t>
-      </w:r>
-    </w:p>
-    <w:bookmarkEnd w:id="71"/>
-    <w:p>
-      <w:pPr>
-        <w:pBdr>
-          <w:top w:val="single" w:sz="4" w:space="1" w:color="auto"/>
-          <w:left w:val="single" w:sz="4" w:space="4" w:color="auto"/>
-          <w:bottom w:val="single" w:sz="4" w:space="1" w:color="auto"/>
-          <w:right w:val="single" w:sz="4" w:space="4" w:color="auto"/>
-        </w:pBdr>
-        <w:shd w:val="clear" w:color="auto" w:fill="DC98B3" w:themeFill="text2" w:themeFillTint="66"/>
-      </w:pPr>
-      <w:r>
-        <w:t>[] Ja       [] Nej</w:t>
-      </w:r>
-    </w:p>
-    <w:p>
-      <w:pPr>
-        <w:pBdr>
-          <w:top w:val="single" w:sz="4" w:space="1" w:color="auto"/>
-          <w:left w:val="single" w:sz="4" w:space="4" w:color="auto"/>
-          <w:bottom w:val="single" w:sz="4" w:space="1" w:color="auto"/>
-          <w:right w:val="single" w:sz="4" w:space="4" w:color="auto"/>
-        </w:pBdr>
-        <w:shd w:val="clear" w:color="auto" w:fill="DC98B3" w:themeFill="text2" w:themeFillTint="66"/>
-      </w:pPr>
-      <w:r>
-        <w:t xml:space="preserve">Tjänstekonsumenten </w:t>
-      </w:r>
-      <w:r>
-        <w:t>kan</w:t>
-      </w:r>
-      <w:r>
-        <w:t xml:space="preserve"> konfigureras med avseende på hur många engagemangsposter som paketeras i varje </w:t>
-      </w:r>
-      <w:proofErr w:type="spellStart"/>
-      <w:r>
-        <w:t>Update</w:t>
-      </w:r>
-      <w:proofErr w:type="spellEnd"/>
-      <w:r>
-        <w:t>-anrop</w:t>
-      </w:r>
-      <w:r>
-        <w:t xml:space="preserve"> (EI_TF 2.3)</w:t>
-      </w:r>
-    </w:p>
-    <w:p>
-      <w:pPr>
-        <w:pBdr>
-          <w:top w:val="single" w:sz="4" w:space="1" w:color="auto"/>
-          <w:left w:val="single" w:sz="4" w:space="4" w:color="auto"/>
-          <w:bottom w:val="single" w:sz="4" w:space="1" w:color="auto"/>
-          <w:right w:val="single" w:sz="4" w:space="4" w:color="auto"/>
-        </w:pBdr>
-        <w:shd w:val="clear" w:color="auto" w:fill="DC98B3" w:themeFill="text2" w:themeFillTint="66"/>
-      </w:pPr>
-      <w:r>
-        <w:t>[] Ja       [] Nej</w:t>
-      </w:r>
-    </w:p>
-    <w:p>
-      <w:pPr>
-        <w:pBdr>
-          <w:top w:val="single" w:sz="4" w:space="1" w:color="auto"/>
-          <w:left w:val="single" w:sz="4" w:space="4" w:color="auto"/>
-          <w:bottom w:val="single" w:sz="4" w:space="1" w:color="auto"/>
-          <w:right w:val="single" w:sz="4" w:space="4" w:color="auto"/>
-        </w:pBdr>
-        <w:shd w:val="clear" w:color="auto" w:fill="DC98B3" w:themeFill="text2" w:themeFillTint="66"/>
-      </w:pPr>
-      <w:r>
-        <w:t xml:space="preserve">En transaktion för </w:t>
-      </w:r>
-      <w:proofErr w:type="spellStart"/>
-      <w:r>
-        <w:t>Update</w:t>
-      </w:r>
-      <w:proofErr w:type="spellEnd"/>
-      <w:r>
-        <w:t xml:space="preserve"> med paketerade engagemangsposter innehåller maximalt 1000 engagemangsposter (EI_TF 2.3)</w:t>
-      </w:r>
-    </w:p>
-    <w:p>
-      <w:pPr>
-        <w:pBdr>
-          <w:top w:val="single" w:sz="4" w:space="1" w:color="auto"/>
-          <w:left w:val="single" w:sz="4" w:space="4" w:color="auto"/>
-          <w:bottom w:val="single" w:sz="4" w:space="1" w:color="auto"/>
-          <w:right w:val="single" w:sz="4" w:space="4" w:color="auto"/>
-        </w:pBdr>
-        <w:shd w:val="clear" w:color="auto" w:fill="DC98B3" w:themeFill="text2" w:themeFillTint="66"/>
-      </w:pPr>
-      <w:r>
-        <w:t>[] Ja       [] Nej</w:t>
-      </w:r>
-    </w:p>
-    <w:p>
-      <w:pPr>
-        <w:pBdr>
-          <w:top w:val="single" w:sz="4" w:space="1" w:color="auto"/>
-          <w:left w:val="single" w:sz="4" w:space="4" w:color="auto"/>
-          <w:bottom w:val="single" w:sz="4" w:space="1" w:color="auto"/>
-          <w:right w:val="single" w:sz="4" w:space="4" w:color="auto"/>
-        </w:pBdr>
-        <w:shd w:val="clear" w:color="auto" w:fill="DC98B3" w:themeFill="text2" w:themeFillTint="66"/>
-      </w:pPr>
-      <w:bookmarkStart w:id="72" w:name="_Hlk66889344"/>
-      <w:r>
-        <w:t xml:space="preserve">Transaktionsfrekvens vid grundladdning </w:t>
-      </w:r>
-      <w:r>
-        <w:t>är</w:t>
-      </w:r>
-      <w:r>
-        <w:t xml:space="preserve"> konfigurerbar, </w:t>
-      </w:r>
-      <w:r>
-        <w:t>men får inte ske oftare än var 5:e sekund. Antal poster i varje anrop uppfyller SLA-kravet på maximalt 1000 engagemangsposter (EI_TF 2.4)</w:t>
-      </w:r>
-    </w:p>
-    <w:bookmarkEnd w:id="72"/>
-    <w:p>
-      <w:pPr>
-        <w:pBdr>
-          <w:top w:val="single" w:sz="4" w:space="1" w:color="auto"/>
-          <w:left w:val="single" w:sz="4" w:space="4" w:color="auto"/>
-          <w:bottom w:val="single" w:sz="4" w:space="1" w:color="auto"/>
-          <w:right w:val="single" w:sz="4" w:space="4" w:color="auto"/>
-        </w:pBdr>
-        <w:shd w:val="clear" w:color="auto" w:fill="DC98B3" w:themeFill="text2" w:themeFillTint="66"/>
-      </w:pPr>
-      <w:r>
-        <w:t>[] Ja       [] Nej</w:t>
-      </w:r>
-    </w:p>
-    <w:p>
-      <w:pPr>
-        <w:pBdr>
-          <w:top w:val="single" w:sz="4" w:space="1" w:color="auto"/>
-          <w:left w:val="single" w:sz="4" w:space="4" w:color="auto"/>
-          <w:bottom w:val="single" w:sz="4" w:space="1" w:color="auto"/>
-          <w:right w:val="single" w:sz="4" w:space="4" w:color="auto"/>
-        </w:pBdr>
-        <w:shd w:val="clear" w:color="auto" w:fill="DC98B3" w:themeFill="text2" w:themeFillTint="66"/>
-      </w:pPr>
-      <w:r>
-        <w:t xml:space="preserve">Alla anrop till EI </w:t>
-      </w:r>
-      <w:proofErr w:type="spellStart"/>
-      <w:r>
-        <w:t>Update</w:t>
-      </w:r>
-      <w:proofErr w:type="spellEnd"/>
-      <w:r>
-        <w:t xml:space="preserve"> som rör detta </w:t>
-      </w:r>
-      <w:proofErr w:type="spellStart"/>
-      <w:r>
-        <w:t>källsystem</w:t>
-      </w:r>
-      <w:proofErr w:type="spellEnd"/>
-      <w:r>
-        <w:t xml:space="preserve"> och denna tjänstedomän sker i sekvens utan parallellitet</w:t>
-      </w:r>
-    </w:p>
-    <w:p>
-      <w:pPr>
-        <w:pBdr>
-          <w:top w:val="single" w:sz="4" w:space="1" w:color="auto"/>
-          <w:left w:val="single" w:sz="4" w:space="4" w:color="auto"/>
-          <w:bottom w:val="single" w:sz="4" w:space="1" w:color="auto"/>
-          <w:right w:val="single" w:sz="4" w:space="4" w:color="auto"/>
-        </w:pBdr>
-        <w:shd w:val="clear" w:color="auto" w:fill="DC98B3" w:themeFill="text2" w:themeFillTint="66"/>
-      </w:pPr>
-      <w:r>
-        <w:t>[] Ja       [] Nej</w:t>
-      </w:r>
-    </w:p>
-    <w:p>
-      <w:pPr>
-        <w:pBdr>
-          <w:top w:val="single" w:sz="4" w:space="1" w:color="auto"/>
-          <w:left w:val="single" w:sz="4" w:space="4" w:color="auto"/>
-          <w:bottom w:val="single" w:sz="4" w:space="1" w:color="auto"/>
-          <w:right w:val="single" w:sz="4" w:space="4" w:color="auto"/>
-        </w:pBdr>
-        <w:shd w:val="clear" w:color="auto" w:fill="DC98B3" w:themeFill="text2" w:themeFillTint="66"/>
-      </w:pPr>
-      <w:r>
-        <w:lastRenderedPageBreak/>
+        <w:t>-kod i engagemangsuppdateringen är enligt tjänstekontraktets beskrivning?</w:t>
+      </w:r>
+      <w:r>
+        <w:br/>
+        <w:t xml:space="preserve">[] Ja    </w:t>
+      </w:r>
+      <w:proofErr w:type="gramStart"/>
+      <w:r>
+        <w:t xml:space="preserve">   [</w:t>
+      </w:r>
+      <w:proofErr w:type="gramEnd"/>
+      <w:r>
+        <w:t>] Nej</w:t>
+      </w:r>
+    </w:p>
+    <w:p>
+      <w:pPr>
+        <w:pBdr>
+          <w:top w:val="single" w:sz="4" w:space="1" w:color="auto"/>
+          <w:left w:val="single" w:sz="4" w:space="4" w:color="auto"/>
+          <w:bottom w:val="single" w:sz="4" w:space="1" w:color="auto"/>
+          <w:right w:val="single" w:sz="4" w:space="4" w:color="auto"/>
+        </w:pBdr>
+        <w:shd w:val="clear" w:color="auto" w:fill="DC98B3" w:themeFill="text2" w:themeFillTint="66"/>
+      </w:pPr>
+      <w:r>
         <w:t>Beskrivning av eventuella avvikelser:</w:t>
       </w:r>
     </w:p>
@@ -9262,13 +9407,13 @@
         <w:spacing w:before="240" w:after="60"/>
         <w:ind w:left="720" w:hanging="720"/>
       </w:pPr>
-      <w:bookmarkStart w:id="73" w:name="_Toc70336871"/>
-      <w:bookmarkStart w:id="74" w:name="_Toc146287285"/>
+      <w:bookmarkStart w:id="76" w:name="_Toc70336871"/>
+      <w:bookmarkStart w:id="77" w:name="_Toc202170807"/>
       <w:r>
         <w:t>SLA-krav</w:t>
       </w:r>
-      <w:bookmarkEnd w:id="73"/>
-      <w:bookmarkEnd w:id="74"/>
+      <w:bookmarkEnd w:id="76"/>
+      <w:bookmarkEnd w:id="77"/>
     </w:p>
     <w:p>
       <w:r>
@@ -9333,7 +9478,15 @@
         <w:shd w:val="clear" w:color="auto" w:fill="DC98B3" w:themeFill="text2" w:themeFillTint="66"/>
       </w:pPr>
       <w:r>
-        <w:t>[] Ja       [] Nej</w:t>
+        <w:t xml:space="preserve">[] Ja    </w:t>
+      </w:r>
+      <w:proofErr w:type="gramStart"/>
+      <w:r>
+        <w:t xml:space="preserve">   [</w:t>
+      </w:r>
+      <w:proofErr w:type="gramEnd"/>
+      <w:r>
+        <w:t>] Nej</w:t>
       </w:r>
     </w:p>
     <w:p>
@@ -9406,7 +9559,15 @@
         <w:shd w:val="clear" w:color="auto" w:fill="DC98B3" w:themeFill="text2" w:themeFillTint="66"/>
       </w:pPr>
       <w:r>
-        <w:t>[] Ja       [] Nej</w:t>
+        <w:t xml:space="preserve">[] Ja    </w:t>
+      </w:r>
+      <w:proofErr w:type="gramStart"/>
+      <w:r>
+        <w:t xml:space="preserve">   [</w:t>
+      </w:r>
+      <w:proofErr w:type="gramEnd"/>
+      <w:r>
+        <w:t>] Nej</w:t>
       </w:r>
     </w:p>
     <w:p>
@@ -9449,7 +9610,15 @@
         <w:shd w:val="clear" w:color="auto" w:fill="DC98B3" w:themeFill="text2" w:themeFillTint="66"/>
       </w:pPr>
       <w:r>
-        <w:t>[] Ja       [] Nej</w:t>
+        <w:t xml:space="preserve">[] Ja    </w:t>
+      </w:r>
+      <w:proofErr w:type="gramStart"/>
+      <w:r>
+        <w:t xml:space="preserve">   [</w:t>
+      </w:r>
+      <w:proofErr w:type="gramEnd"/>
+      <w:r>
+        <w:t>] Nej</w:t>
       </w:r>
     </w:p>
     <w:p>
@@ -9463,6 +9632,7 @@
         <w:shd w:val="clear" w:color="auto" w:fill="DC98B3" w:themeFill="text2" w:themeFillTint="66"/>
       </w:pPr>
       <w:r>
+        <w:lastRenderedPageBreak/>
         <w:t>Aktualitet: Tjänsteproducenten följer rekommendationen att informationen är tillgänglig inom 60 minuter</w:t>
       </w:r>
     </w:p>
@@ -9477,7 +9647,15 @@
         <w:shd w:val="clear" w:color="auto" w:fill="DC98B3" w:themeFill="text2" w:themeFillTint="66"/>
       </w:pPr>
       <w:r>
-        <w:t>[] Ja       [] Nej</w:t>
+        <w:t xml:space="preserve">[] Ja    </w:t>
+      </w:r>
+      <w:proofErr w:type="gramStart"/>
+      <w:r>
+        <w:t xml:space="preserve">   [</w:t>
+      </w:r>
+      <w:proofErr w:type="gramEnd"/>
+      <w:r>
+        <w:t>] Nej</w:t>
       </w:r>
     </w:p>
     <w:p>
@@ -9505,8 +9683,15 @@
         <w:shd w:val="clear" w:color="auto" w:fill="DC98B3" w:themeFill="text2" w:themeFillTint="66"/>
       </w:pPr>
       <w:r>
-        <w:lastRenderedPageBreak/>
-        <w:t>[] Ja       [] Nej</w:t>
+        <w:t xml:space="preserve">[] Ja    </w:t>
+      </w:r>
+      <w:proofErr w:type="gramStart"/>
+      <w:r>
+        <w:t xml:space="preserve">   [</w:t>
+      </w:r>
+      <w:proofErr w:type="gramEnd"/>
+      <w:r>
+        <w:t>] Nej</w:t>
       </w:r>
     </w:p>
     <w:p>
@@ -9560,7 +9745,15 @@
         <w:shd w:val="clear" w:color="auto" w:fill="DC98B3" w:themeFill="text2" w:themeFillTint="66"/>
       </w:pPr>
       <w:r>
-        <w:t>[] Ja       [] Nej</w:t>
+        <w:t xml:space="preserve">[] Ja    </w:t>
+      </w:r>
+      <w:proofErr w:type="gramStart"/>
+      <w:r>
+        <w:t xml:space="preserve">   [</w:t>
+      </w:r>
+      <w:proofErr w:type="gramEnd"/>
+      <w:r>
+        <w:t>] Nej</w:t>
       </w:r>
     </w:p>
     <w:p>
@@ -9574,7 +9767,15 @@
         <w:shd w:val="clear" w:color="auto" w:fill="DC98B3" w:themeFill="text2" w:themeFillTint="66"/>
       </w:pPr>
       <w:r>
-        <w:t>Robusthet: Sökning på öppet tidsintervall resulterar aldrig i time-out. Om tjänsteproducenten inte hinner skapa ett svarsmeddelande med all tillgänglig information, skapas istället ett svar med den delmängd som var möjlig att framställa inom maximalt tillåtna svarstiden.</w:t>
+        <w:t xml:space="preserve">Robusthet: Sökning på öppet tidsintervall resulterar aldrig i time-out. Om tjänsteproducenten inte hinner skapa ett svarsmeddelande med all tillgänglig information, skapas </w:t>
+      </w:r>
+      <w:proofErr w:type="gramStart"/>
+      <w:r>
+        <w:t>istället</w:t>
+      </w:r>
+      <w:proofErr w:type="gramEnd"/>
+      <w:r>
+        <w:t xml:space="preserve"> ett svar med den delmängd som var möjlig att framställa inom maximalt tillåtna svarstiden.</w:t>
       </w:r>
       <w:r>
         <w:t xml:space="preserve"> </w:t>
@@ -9603,7 +9804,15 @@
         <w:shd w:val="clear" w:color="auto" w:fill="DC98B3" w:themeFill="text2" w:themeFillTint="66"/>
       </w:pPr>
       <w:r>
-        <w:t>[] Ja       [] Nej</w:t>
+        <w:t xml:space="preserve">[] Ja    </w:t>
+      </w:r>
+      <w:proofErr w:type="gramStart"/>
+      <w:r>
+        <w:t xml:space="preserve">   [</w:t>
+      </w:r>
+      <w:proofErr w:type="gramEnd"/>
+      <w:r>
+        <w:t>] Nej</w:t>
       </w:r>
     </w:p>
     <w:p>
@@ -9631,7 +9840,15 @@
         <w:shd w:val="clear" w:color="auto" w:fill="DC98B3" w:themeFill="text2" w:themeFillTint="66"/>
       </w:pPr>
       <w:r>
-        <w:t>[] Ja       [] Nej</w:t>
+        <w:t xml:space="preserve">[] Ja    </w:t>
+      </w:r>
+      <w:proofErr w:type="gramStart"/>
+      <w:r>
+        <w:t xml:space="preserve">   [</w:t>
+      </w:r>
+      <w:proofErr w:type="gramEnd"/>
+      <w:r>
+        <w:t>] Nej</w:t>
       </w:r>
     </w:p>
     <w:p>
@@ -9659,7 +9876,15 @@
         <w:shd w:val="clear" w:color="auto" w:fill="DC98B3" w:themeFill="text2" w:themeFillTint="66"/>
       </w:pPr>
       <w:r>
-        <w:t>[] Ja       [] Nej</w:t>
+        <w:t xml:space="preserve">[] Ja    </w:t>
+      </w:r>
+      <w:proofErr w:type="gramStart"/>
+      <w:r>
+        <w:t xml:space="preserve">   [</w:t>
+      </w:r>
+      <w:proofErr w:type="gramEnd"/>
+      <w:r>
+        <w:t>] Nej</w:t>
       </w:r>
     </w:p>
     <w:p>
@@ -9687,7 +9912,15 @@
         <w:shd w:val="clear" w:color="auto" w:fill="DC98B3" w:themeFill="text2" w:themeFillTint="66"/>
       </w:pPr>
       <w:r>
-        <w:t>[] Ja       [] Nej</w:t>
+        <w:t xml:space="preserve">[] Ja    </w:t>
+      </w:r>
+      <w:proofErr w:type="gramStart"/>
+      <w:r>
+        <w:t xml:space="preserve">   [</w:t>
+      </w:r>
+      <w:proofErr w:type="gramEnd"/>
+      <w:r>
+        <w:t>] Nej</w:t>
       </w:r>
     </w:p>
     <w:p>
@@ -9785,13 +10018,14 @@
         <w:spacing w:before="240" w:after="60"/>
         <w:ind w:left="720" w:hanging="720"/>
       </w:pPr>
-      <w:bookmarkStart w:id="75" w:name="_Toc70336872"/>
-      <w:bookmarkStart w:id="76" w:name="_Toc146287286"/>
-      <w:r>
+      <w:bookmarkStart w:id="78" w:name="_Toc70336872"/>
+      <w:bookmarkStart w:id="79" w:name="_Toc202170808"/>
+      <w:r>
+        <w:lastRenderedPageBreak/>
         <w:t>Obehörig åtkomst</w:t>
       </w:r>
-      <w:bookmarkEnd w:id="75"/>
-      <w:bookmarkEnd w:id="76"/>
+      <w:bookmarkEnd w:id="78"/>
+      <w:bookmarkEnd w:id="79"/>
     </w:p>
     <w:p>
       <w:r>
@@ -9800,7 +10034,6 @@
     </w:p>
     <w:p>
       <w:r>
-        <w:lastRenderedPageBreak/>
         <w:t xml:space="preserve">I testsviterna som medföljer releasepaketet finns </w:t>
       </w:r>
       <w:r>
@@ -9846,7 +10079,15 @@
         <w:shd w:val="clear" w:color="auto" w:fill="DC98B3" w:themeFill="text2" w:themeFillTint="66"/>
       </w:pPr>
       <w:r>
-        <w:t>[] Ja       [] Nej</w:t>
+        <w:t xml:space="preserve">[] Ja    </w:t>
+      </w:r>
+      <w:proofErr w:type="gramStart"/>
+      <w:r>
+        <w:t xml:space="preserve">   [</w:t>
+      </w:r>
+      <w:proofErr w:type="gramEnd"/>
+      <w:r>
+        <w:t>] Nej</w:t>
       </w:r>
     </w:p>
     <w:p>
@@ -9909,13 +10150,13 @@
         <w:spacing w:before="240" w:after="60"/>
         <w:ind w:left="720" w:hanging="720"/>
       </w:pPr>
-      <w:bookmarkStart w:id="77" w:name="_Toc70336873"/>
-      <w:bookmarkStart w:id="78" w:name="_Toc146287287"/>
+      <w:bookmarkStart w:id="80" w:name="_Toc70336873"/>
+      <w:bookmarkStart w:id="81" w:name="_Toc202170809"/>
       <w:r>
         <w:t>Följsamhet mot tecknade avtal</w:t>
       </w:r>
-      <w:bookmarkEnd w:id="77"/>
-      <w:bookmarkEnd w:id="78"/>
+      <w:bookmarkEnd w:id="80"/>
+      <w:bookmarkEnd w:id="81"/>
     </w:p>
     <w:p>
       <w:r>
@@ -9932,7 +10173,7 @@
         </w:pBdr>
         <w:shd w:val="clear" w:color="auto" w:fill="DC98B3" w:themeFill="text2" w:themeFillTint="66"/>
       </w:pPr>
-      <w:bookmarkStart w:id="79" w:name="_Hlk66889408"/>
+      <w:bookmarkStart w:id="82" w:name="_Hlk66889408"/>
       <w:r>
         <w:t xml:space="preserve">Tjänsteproducenten säkerställer tekniskt att endast journaluppgifter från vårdgivare som har tecknade Kund- och </w:t>
       </w:r>
@@ -9942,30 +10183,30 @@
       </w:r>
       <w:proofErr w:type="spellEnd"/>
       <w:r>
-        <w:t xml:space="preserve">-avtal (eller motsvarande) med </w:t>
-      </w:r>
-      <w:proofErr w:type="spellStart"/>
-      <w:r>
-        <w:t>Inera</w:t>
-      </w:r>
-      <w:proofErr w:type="spellEnd"/>
-      <w:r>
-        <w:t xml:space="preserve"> omfattas i svarsmeddelanden.</w:t>
-      </w:r>
-    </w:p>
-    <w:bookmarkEnd w:id="79"/>
-    <w:p>
-      <w:pPr>
-        <w:pBdr>
-          <w:top w:val="single" w:sz="4" w:space="1" w:color="auto"/>
-          <w:left w:val="single" w:sz="4" w:space="4" w:color="auto"/>
-          <w:bottom w:val="single" w:sz="4" w:space="1" w:color="auto"/>
-          <w:right w:val="single" w:sz="4" w:space="4" w:color="auto"/>
-        </w:pBdr>
-        <w:shd w:val="clear" w:color="auto" w:fill="DC98B3" w:themeFill="text2" w:themeFillTint="66"/>
-      </w:pPr>
-      <w:r>
-        <w:t>[] Ja       [] Nej</w:t>
+        <w:t>-avtal (eller motsvarande) med Inera omfattas i svarsmeddelanden.</w:t>
+      </w:r>
+    </w:p>
+    <w:bookmarkEnd w:id="82"/>
+    <w:p>
+      <w:pPr>
+        <w:pBdr>
+          <w:top w:val="single" w:sz="4" w:space="1" w:color="auto"/>
+          <w:left w:val="single" w:sz="4" w:space="4" w:color="auto"/>
+          <w:bottom w:val="single" w:sz="4" w:space="1" w:color="auto"/>
+          <w:right w:val="single" w:sz="4" w:space="4" w:color="auto"/>
+        </w:pBdr>
+        <w:shd w:val="clear" w:color="auto" w:fill="DC98B3" w:themeFill="text2" w:themeFillTint="66"/>
+      </w:pPr>
+      <w:r>
+        <w:t xml:space="preserve">[] Ja    </w:t>
+      </w:r>
+      <w:proofErr w:type="gramStart"/>
+      <w:r>
+        <w:t xml:space="preserve">   [</w:t>
+      </w:r>
+      <w:proofErr w:type="gramEnd"/>
+      <w:r>
+        <w:t>] Nej</w:t>
       </w:r>
     </w:p>
     <w:p>
@@ -10028,14 +10269,14 @@
         <w:spacing w:before="240" w:after="60"/>
         <w:ind w:left="851" w:hanging="851"/>
       </w:pPr>
-      <w:bookmarkStart w:id="80" w:name="_Toc70336875"/>
-      <w:bookmarkStart w:id="81" w:name="_Toc146287288"/>
-      <w:bookmarkStart w:id="82" w:name="_Toc450733784"/>
+      <w:bookmarkStart w:id="83" w:name="_Toc70336875"/>
+      <w:bookmarkStart w:id="84" w:name="_Toc450733784"/>
+      <w:bookmarkStart w:id="85" w:name="_Toc202170810"/>
       <w:r>
         <w:t>Följsamhet mot TK-testsviter</w:t>
       </w:r>
-      <w:bookmarkEnd w:id="80"/>
-      <w:bookmarkEnd w:id="81"/>
+      <w:bookmarkEnd w:id="83"/>
+      <w:bookmarkEnd w:id="85"/>
     </w:p>
     <w:p>
       <w:pPr>
@@ -10046,17 +10287,21 @@
         </w:numPr>
         <w:spacing w:before="240" w:after="60"/>
       </w:pPr>
-      <w:bookmarkStart w:id="83" w:name="_Toc70336876"/>
-      <w:bookmarkStart w:id="84" w:name="_Toc146287289"/>
+      <w:bookmarkStart w:id="86" w:name="_Toc70336876"/>
+      <w:bookmarkStart w:id="87" w:name="_Toc202170811"/>
       <w:r>
         <w:t>TK-testsvit för tjänstekontraktet</w:t>
       </w:r>
-      <w:bookmarkEnd w:id="83"/>
-      <w:bookmarkEnd w:id="84"/>
-    </w:p>
-    <w:p>
-      <w:r>
-        <w:t xml:space="preserve">I testsviten som medföljer releasepaketet för tjänstekontraktet finns stöd för att verifiera krav i tjänstekontraktet. Dessa tester ska genomföras som en del av godkännandet av en tjänsteproducent. </w:t>
+      <w:bookmarkEnd w:id="86"/>
+      <w:bookmarkEnd w:id="87"/>
+    </w:p>
+    <w:p>
+      <w:r>
+        <w:t xml:space="preserve">I testsviten som medföljer releasepaketet för tjänstekontraktet finns stöd för att verifiera krav i tjänstekontraktet. Dessa tester ska genomföras som en del av godkännandet av en </w:t>
+      </w:r>
+      <w:r>
+        <w:lastRenderedPageBreak/>
+        <w:t xml:space="preserve">tjänsteproducent. </w:t>
       </w:r>
       <w:r>
         <w:t xml:space="preserve">Ange vilken domänversion som testsviten ingår i. </w:t>
@@ -10096,13 +10341,20 @@
       </w:r>
     </w:p>
     <w:p>
-      <w:bookmarkStart w:id="85" w:name="_Hlk525301138"/>
-      <w:bookmarkStart w:id="86" w:name="_Hlk525304935"/>
-    </w:p>
-    <w:p>
-      <w:r>
-        <w:lastRenderedPageBreak/>
-        <w:t xml:space="preserve">När tester körs kommer validering gentemot schema och Schematron att genomföras. Schematron kontrollerar regler som är specifika för tjänstekontraktet, t.ex. uppfyllnad av </w:t>
+      <w:bookmarkStart w:id="88" w:name="_Hlk525301138"/>
+      <w:bookmarkStart w:id="89" w:name="_Hlk525304935"/>
+    </w:p>
+    <w:p>
+      <w:r>
+        <w:t xml:space="preserve">När tester körs kommer validering gentemot schema och Schematron att genomföras. Schematron kontrollerar regler som är specifika för tjänstekontraktet, </w:t>
+      </w:r>
+      <w:proofErr w:type="gramStart"/>
+      <w:r>
+        <w:t>t.ex.</w:t>
+      </w:r>
+      <w:proofErr w:type="gramEnd"/>
+      <w:r>
+        <w:t xml:space="preserve"> uppfyllnad av </w:t>
       </w:r>
       <w:proofErr w:type="spellStart"/>
       <w:r>
@@ -10112,9 +10364,9 @@
       <w:r>
         <w:t>, samt ytterligare regler kring element som sinsemellan är beroende.</w:t>
       </w:r>
-      <w:bookmarkEnd w:id="85"/>
-    </w:p>
-    <w:bookmarkEnd w:id="86"/>
+      <w:bookmarkEnd w:id="88"/>
+    </w:p>
+    <w:bookmarkEnd w:id="89"/>
     <w:p/>
     <w:p>
       <w:pPr>
@@ -10141,7 +10393,15 @@
         <w:shd w:val="clear" w:color="auto" w:fill="DC98B3" w:themeFill="text2" w:themeFillTint="66"/>
       </w:pPr>
       <w:r>
-        <w:t>[] Ja, Domänversion ____________   [] Nej</w:t>
+        <w:t>[] Ja, Domänversion ____________</w:t>
+      </w:r>
+      <w:proofErr w:type="gramStart"/>
+      <w:r>
+        <w:t xml:space="preserve">   [</w:t>
+      </w:r>
+      <w:proofErr w:type="gramEnd"/>
+      <w:r>
+        <w:t>] Nej</w:t>
       </w:r>
     </w:p>
     <w:p>
@@ -10169,7 +10429,15 @@
         <w:shd w:val="clear" w:color="auto" w:fill="DC98B3" w:themeFill="text2" w:themeFillTint="66"/>
       </w:pPr>
       <w:r>
-        <w:t>[] Ja   [] Nej</w:t>
+        <w:t>[] Ja</w:t>
+      </w:r>
+      <w:proofErr w:type="gramStart"/>
+      <w:r>
+        <w:t xml:space="preserve">   [</w:t>
+      </w:r>
+      <w:proofErr w:type="gramEnd"/>
+      <w:r>
+        <w:t>] Nej</w:t>
       </w:r>
     </w:p>
     <w:p>
@@ -10197,7 +10465,15 @@
         <w:shd w:val="clear" w:color="auto" w:fill="DC98B3" w:themeFill="text2" w:themeFillTint="66"/>
       </w:pPr>
       <w:r>
-        <w:t>[] Ja   [] Nej</w:t>
+        <w:t>[] Ja</w:t>
+      </w:r>
+      <w:proofErr w:type="gramStart"/>
+      <w:r>
+        <w:t xml:space="preserve">   [</w:t>
+      </w:r>
+      <w:proofErr w:type="gramEnd"/>
+      <w:r>
+        <w:t>] Nej</w:t>
       </w:r>
     </w:p>
     <w:p>
@@ -10225,7 +10501,15 @@
         <w:shd w:val="clear" w:color="auto" w:fill="DC98B3" w:themeFill="text2" w:themeFillTint="66"/>
       </w:pPr>
       <w:r>
-        <w:t>[] Ja   [] Nej</w:t>
+        <w:t>[] Ja</w:t>
+      </w:r>
+      <w:proofErr w:type="gramStart"/>
+      <w:r>
+        <w:t xml:space="preserve">   [</w:t>
+      </w:r>
+      <w:proofErr w:type="gramEnd"/>
+      <w:r>
+        <w:t>] Nej</w:t>
       </w:r>
     </w:p>
     <w:p>
@@ -10253,7 +10537,15 @@
         <w:shd w:val="clear" w:color="auto" w:fill="DC98B3" w:themeFill="text2" w:themeFillTint="66"/>
       </w:pPr>
       <w:r>
-        <w:t>[] Ja   [] Nej</w:t>
+        <w:t>[] Ja</w:t>
+      </w:r>
+      <w:proofErr w:type="gramStart"/>
+      <w:r>
+        <w:t xml:space="preserve">   [</w:t>
+      </w:r>
+      <w:proofErr w:type="gramEnd"/>
+      <w:r>
+        <w:t>] Nej</w:t>
       </w:r>
     </w:p>
     <w:p>
@@ -10281,7 +10573,15 @@
         <w:shd w:val="clear" w:color="auto" w:fill="DC98B3" w:themeFill="text2" w:themeFillTint="66"/>
       </w:pPr>
       <w:r>
-        <w:t>[] Ja       [] Nej</w:t>
+        <w:t xml:space="preserve">[] Ja    </w:t>
+      </w:r>
+      <w:proofErr w:type="gramStart"/>
+      <w:r>
+        <w:t xml:space="preserve">   [</w:t>
+      </w:r>
+      <w:proofErr w:type="gramEnd"/>
+      <w:r>
+        <w:t>] Nej</w:t>
       </w:r>
     </w:p>
     <w:p>
@@ -10308,192 +10608,6 @@
         </w:pBdr>
         <w:shd w:val="clear" w:color="auto" w:fill="DC98B3" w:themeFill="text2" w:themeFillTint="66"/>
       </w:pPr>
-    </w:p>
-    <w:p>
-      <w:pPr>
-        <w:pStyle w:val="Rubrik3"/>
-        <w:numPr>
-          <w:ilvl w:val="2"/>
-          <w:numId w:val="18"/>
-        </w:numPr>
-        <w:spacing w:before="240" w:after="60"/>
-        <w:ind w:left="720" w:hanging="720"/>
-      </w:pPr>
-      <w:bookmarkStart w:id="87" w:name="_Toc70336877"/>
-      <w:bookmarkStart w:id="88" w:name="_Toc146287290"/>
-      <w:r>
-        <w:t xml:space="preserve">Tester för EI </w:t>
-      </w:r>
-      <w:proofErr w:type="spellStart"/>
-      <w:r>
-        <w:t>Update</w:t>
-      </w:r>
-      <w:bookmarkEnd w:id="87"/>
-      <w:bookmarkEnd w:id="88"/>
-      <w:proofErr w:type="spellEnd"/>
-      <w:r>
-        <w:t xml:space="preserve"> </w:t>
-      </w:r>
-    </w:p>
-    <w:p>
-      <w:r>
-        <w:t xml:space="preserve">I Releasepaketet för </w:t>
-      </w:r>
-      <w:proofErr w:type="spellStart"/>
-      <w:r>
-        <w:rPr>
-          <w:b/>
-          <w:i/>
-        </w:rPr>
-        <w:t>itintegration:engagementindex:Update</w:t>
-      </w:r>
-      <w:proofErr w:type="spellEnd"/>
-      <w:r>
-        <w:t xml:space="preserve"> finns stöd i form av en Engagemangsindex-</w:t>
-      </w:r>
-      <w:proofErr w:type="spellStart"/>
-      <w:r>
-        <w:t>mock</w:t>
-      </w:r>
-      <w:proofErr w:type="spellEnd"/>
-      <w:r>
-        <w:t xml:space="preserve"> med tillhörande testanvisning som verifierar krav i tjänstekontraktet </w:t>
-      </w:r>
-      <w:proofErr w:type="spellStart"/>
-      <w:r>
-        <w:t>Update</w:t>
-      </w:r>
-      <w:proofErr w:type="spellEnd"/>
-      <w:r>
-        <w:t xml:space="preserve"> och som gäller det aktuella tjänstekontraktet som tjänsteproducenten godkänns för. Dessa tester ska genomföras som en del av godkännandet.</w:t>
-      </w:r>
-    </w:p>
-    <w:p>
-      <w:pPr>
-        <w:pBdr>
-          <w:top w:val="single" w:sz="4" w:space="1" w:color="auto"/>
-          <w:left w:val="single" w:sz="4" w:space="4" w:color="auto"/>
-          <w:bottom w:val="single" w:sz="4" w:space="1" w:color="auto"/>
-          <w:right w:val="single" w:sz="4" w:space="4" w:color="auto"/>
-        </w:pBdr>
-        <w:shd w:val="clear" w:color="auto" w:fill="DC98B3" w:themeFill="text2" w:themeFillTint="66"/>
-      </w:pPr>
-      <w:r>
-        <w:t>Tester som medföljer releasepaketet har genomförts.</w:t>
-      </w:r>
-    </w:p>
-    <w:p>
-      <w:pPr>
-        <w:pBdr>
-          <w:top w:val="single" w:sz="4" w:space="1" w:color="auto"/>
-          <w:left w:val="single" w:sz="4" w:space="4" w:color="auto"/>
-          <w:bottom w:val="single" w:sz="4" w:space="1" w:color="auto"/>
-          <w:right w:val="single" w:sz="4" w:space="4" w:color="auto"/>
-        </w:pBdr>
-        <w:shd w:val="clear" w:color="auto" w:fill="DC98B3" w:themeFill="text2" w:themeFillTint="66"/>
-      </w:pPr>
-      <w:r>
-        <w:t>[] Ja       [] Nej</w:t>
-      </w:r>
-    </w:p>
-    <w:p>
-      <w:pPr>
-        <w:pBdr>
-          <w:top w:val="single" w:sz="4" w:space="1" w:color="auto"/>
-          <w:left w:val="single" w:sz="4" w:space="4" w:color="auto"/>
-          <w:bottom w:val="single" w:sz="4" w:space="1" w:color="auto"/>
-          <w:right w:val="single" w:sz="4" w:space="4" w:color="auto"/>
-        </w:pBdr>
-        <w:shd w:val="clear" w:color="auto" w:fill="DC98B3" w:themeFill="text2" w:themeFillTint="66"/>
-      </w:pPr>
-      <w:r>
-        <w:t>Har det påträffats avvikelser från förväntat resultat vid körning av testfallen för EI?</w:t>
-      </w:r>
-    </w:p>
-    <w:p>
-      <w:pPr>
-        <w:pBdr>
-          <w:top w:val="single" w:sz="4" w:space="1" w:color="auto"/>
-          <w:left w:val="single" w:sz="4" w:space="4" w:color="auto"/>
-          <w:bottom w:val="single" w:sz="4" w:space="1" w:color="auto"/>
-          <w:right w:val="single" w:sz="4" w:space="4" w:color="auto"/>
-        </w:pBdr>
-        <w:shd w:val="clear" w:color="auto" w:fill="DC98B3" w:themeFill="text2" w:themeFillTint="66"/>
-      </w:pPr>
-      <w:r>
-        <w:t>[] Ja   [] Nej</w:t>
-      </w:r>
-    </w:p>
-    <w:p>
-      <w:pPr>
-        <w:pBdr>
-          <w:top w:val="single" w:sz="4" w:space="1" w:color="auto"/>
-          <w:left w:val="single" w:sz="4" w:space="4" w:color="auto"/>
-          <w:bottom w:val="single" w:sz="4" w:space="1" w:color="auto"/>
-          <w:right w:val="single" w:sz="4" w:space="4" w:color="auto"/>
-        </w:pBdr>
-        <w:shd w:val="clear" w:color="auto" w:fill="DC98B3" w:themeFill="text2" w:themeFillTint="66"/>
-      </w:pPr>
-      <w:r>
-        <w:t>Om ”Ja” på ovanstående, har dessa avvikelser noterats i detta formulär?</w:t>
-      </w:r>
-    </w:p>
-    <w:p>
-      <w:pPr>
-        <w:pBdr>
-          <w:top w:val="single" w:sz="4" w:space="1" w:color="auto"/>
-          <w:left w:val="single" w:sz="4" w:space="4" w:color="auto"/>
-          <w:bottom w:val="single" w:sz="4" w:space="1" w:color="auto"/>
-          <w:right w:val="single" w:sz="4" w:space="4" w:color="auto"/>
-        </w:pBdr>
-        <w:shd w:val="clear" w:color="auto" w:fill="DC98B3" w:themeFill="text2" w:themeFillTint="66"/>
-      </w:pPr>
-      <w:r>
-        <w:t>[] Ja   [] Nej</w:t>
-      </w:r>
-    </w:p>
-    <w:p>
-      <w:pPr>
-        <w:pBdr>
-          <w:top w:val="single" w:sz="4" w:space="1" w:color="auto"/>
-          <w:left w:val="single" w:sz="4" w:space="4" w:color="auto"/>
-          <w:bottom w:val="single" w:sz="4" w:space="1" w:color="auto"/>
-          <w:right w:val="single" w:sz="4" w:space="4" w:color="auto"/>
-        </w:pBdr>
-        <w:shd w:val="clear" w:color="auto" w:fill="DC98B3" w:themeFill="text2" w:themeFillTint="66"/>
-      </w:pPr>
-      <w:r>
-        <w:lastRenderedPageBreak/>
-        <w:t>Testresultat från TK-testerna har bifogats.</w:t>
-      </w:r>
-    </w:p>
-    <w:p>
-      <w:pPr>
-        <w:pBdr>
-          <w:top w:val="single" w:sz="4" w:space="1" w:color="auto"/>
-          <w:left w:val="single" w:sz="4" w:space="4" w:color="auto"/>
-          <w:bottom w:val="single" w:sz="4" w:space="1" w:color="auto"/>
-          <w:right w:val="single" w:sz="4" w:space="4" w:color="auto"/>
-        </w:pBdr>
-        <w:shd w:val="clear" w:color="auto" w:fill="DC98B3" w:themeFill="text2" w:themeFillTint="66"/>
-      </w:pPr>
-      <w:r>
-        <w:t>[] Ja       [] Nej</w:t>
-      </w:r>
-    </w:p>
-    <w:p>
-      <w:pPr>
-        <w:pBdr>
-          <w:top w:val="single" w:sz="4" w:space="1" w:color="auto"/>
-          <w:left w:val="single" w:sz="4" w:space="4" w:color="auto"/>
-          <w:bottom w:val="single" w:sz="4" w:space="1" w:color="auto"/>
-          <w:right w:val="single" w:sz="4" w:space="4" w:color="auto"/>
-        </w:pBdr>
-        <w:shd w:val="clear" w:color="auto" w:fill="DC98B3" w:themeFill="text2" w:themeFillTint="66"/>
-      </w:pPr>
-      <w:r>
-        <w:t>Övrig kommentar:</w:t>
-      </w:r>
     </w:p>
     <w:p>
       <w:pPr>
@@ -10531,15 +10645,15 @@
         <w:spacing w:before="240" w:after="60"/>
         <w:ind w:left="851" w:hanging="851"/>
       </w:pPr>
-      <w:bookmarkStart w:id="89" w:name="_Toc70336878"/>
-      <w:bookmarkStart w:id="90" w:name="_Toc146287291"/>
+      <w:bookmarkStart w:id="90" w:name="_Toc70336878"/>
+      <w:bookmarkStart w:id="91" w:name="_Toc202170812"/>
       <w:r>
         <w:lastRenderedPageBreak/>
         <w:t>Övrigt</w:t>
       </w:r>
-      <w:bookmarkEnd w:id="82"/>
-      <w:bookmarkEnd w:id="89"/>
+      <w:bookmarkEnd w:id="84"/>
       <w:bookmarkEnd w:id="90"/>
+      <w:bookmarkEnd w:id="91"/>
     </w:p>
     <w:p>
       <w:r>
@@ -10611,13 +10725,13 @@
         <w:spacing w:before="240" w:after="60"/>
         <w:ind w:left="851" w:hanging="851"/>
       </w:pPr>
-      <w:bookmarkStart w:id="91" w:name="_Toc70336879"/>
-      <w:bookmarkStart w:id="92" w:name="_Toc146287292"/>
+      <w:bookmarkStart w:id="92" w:name="_Toc70336879"/>
+      <w:bookmarkStart w:id="93" w:name="_Toc202170813"/>
       <w:r>
         <w:t>Kända avvikelser</w:t>
       </w:r>
-      <w:bookmarkEnd w:id="91"/>
       <w:bookmarkEnd w:id="92"/>
+      <w:bookmarkEnd w:id="93"/>
     </w:p>
     <w:p>
       <w:r>
@@ -10762,11 +10876,19 @@
         <w:shd w:val="clear" w:color="auto" w:fill="DC98B3" w:themeFill="text2" w:themeFillTint="66"/>
       </w:pPr>
       <w:r>
-        <w:t>Anslutande organisation anser att det inte skulle påverka verksamheten negativt att låta dessa avvikelser kvarstå utan åtgärd.</w:t>
+        <w:t>Anslutande organisation anser att det är acceptabelt för verksamheten att låta dessa avvikelser kvarstå utan åtgärd.</w:t>
       </w:r>
       <w:r>
         <w:br/>
-        <w:t>[] Ja    [] Nej</w:t>
+        <w:t xml:space="preserve">[] Ja </w:t>
+      </w:r>
+      <w:proofErr w:type="gramStart"/>
+      <w:r>
+        <w:t xml:space="preserve">   [</w:t>
+      </w:r>
+      <w:proofErr w:type="gramEnd"/>
+      <w:r>
+        <w:t>] Nej</w:t>
       </w:r>
     </w:p>
     <w:p>
@@ -10787,14 +10909,14 @@
         <w:spacing w:before="240" w:after="60"/>
         <w:ind w:left="851" w:hanging="851"/>
       </w:pPr>
-      <w:bookmarkStart w:id="93" w:name="_Toc70336880"/>
-      <w:bookmarkStart w:id="94" w:name="_Toc146287293"/>
+      <w:bookmarkStart w:id="94" w:name="_Toc70336880"/>
+      <w:bookmarkStart w:id="95" w:name="_Toc202170814"/>
       <w:r>
         <w:lastRenderedPageBreak/>
         <w:t>Datum för ifyllnad och kontaktperson gällande självdeklaration</w:t>
       </w:r>
-      <w:bookmarkEnd w:id="93"/>
       <w:bookmarkEnd w:id="94"/>
+      <w:bookmarkEnd w:id="95"/>
     </w:p>
     <w:p>
       <w:pPr>
@@ -10883,14 +11005,14 @@
         </w:numPr>
         <w:spacing w:before="240" w:after="60"/>
       </w:pPr>
-      <w:bookmarkStart w:id="95" w:name="_Toc70336881"/>
-      <w:bookmarkStart w:id="96" w:name="_Toc146287294"/>
+      <w:bookmarkStart w:id="96" w:name="_Toc70336881"/>
+      <w:bookmarkStart w:id="97" w:name="_Toc202170815"/>
       <w:r>
         <w:lastRenderedPageBreak/>
         <w:t>Resultat</w:t>
       </w:r>
-      <w:bookmarkEnd w:id="95"/>
       <w:bookmarkEnd w:id="96"/>
+      <w:bookmarkEnd w:id="97"/>
     </w:p>
     <w:p>
       <w:pPr>
@@ -10943,9 +11065,11 @@
         </w:pBdr>
         <w:shd w:val="clear" w:color="auto" w:fill="9DCBB6" w:themeFill="accent3" w:themeFillTint="66"/>
       </w:pPr>
+      <w:proofErr w:type="gramStart"/>
       <w:r>
         <w:t>[]  Godkänd</w:t>
       </w:r>
+      <w:proofErr w:type="gramEnd"/>
     </w:p>
     <w:p>
       <w:pPr>
@@ -10972,9 +11096,11 @@
         </w:pBdr>
         <w:shd w:val="clear" w:color="auto" w:fill="9DCBB6" w:themeFill="accent3" w:themeFillTint="66"/>
       </w:pPr>
+      <w:proofErr w:type="gramStart"/>
       <w:r>
         <w:t>[]  Underkänd</w:t>
       </w:r>
+      <w:proofErr w:type="gramEnd"/>
     </w:p>
     <w:p>
       <w:pPr>
@@ -11127,7 +11253,7 @@
 </file>
 
 <file path=word/endnotes.xml><?xml version="1.0" encoding="utf-8"?>
-<w:endnotes xmlns:wpc="http://schemas.microsoft.com/office/word/2010/wordprocessingCanvas" xmlns:cx="http://schemas.microsoft.com/office/drawing/2014/chartex" xmlns:cx1="http://schemas.microsoft.com/office/drawing/2015/9/8/chartex" xmlns:cx2="http://schemas.microsoft.com/office/drawing/2015/10/21/chartex" xmlns:cx3="http://schemas.microsoft.com/office/drawing/2016/5/9/chartex" xmlns:cx4="http://schemas.microsoft.com/office/drawing/2016/5/10/chartex" xmlns:cx5="http://schemas.microsoft.com/office/drawing/2016/5/11/chartex" xmlns:cx6="http://schemas.microsoft.com/office/drawing/2016/5/12/chartex" xmlns:cx7="http://schemas.microsoft.com/office/drawing/2016/5/13/chartex" xmlns:cx8="http://schemas.microsoft.com/office/drawing/2016/5/14/chartex" xmlns:mc="http://schemas.openxmlformats.org/markup-compatibility/2006" xmlns:aink="http://schemas.microsoft.com/office/drawing/2016/ink" xmlns:am3d="http://schemas.microsoft.com/office/drawing/2017/model3d" xmlns:o="urn:schemas-microsoft-com:office:office" xmlns:oel="http://schemas.microsoft.com/office/2019/extlst" xmlns:r="http://schemas.openxmlformats.org/officeDocument/2006/relationships" xmlns:m="http://schemas.openxmlformats.org/officeDocument/2006/math" xmlns:v="urn:schemas-microsoft-com:vml" xmlns:wp14="http://schemas.microsoft.com/office/word/2010/wordprocessingDrawing" xmlns:wp="http://schemas.openxmlformats.org/drawingml/2006/wordprocessingDrawing" xmlns:w10="urn:schemas-microsoft-com:office:word" xmlns:w="http://schemas.openxmlformats.org/wordprocessingml/2006/main" xmlns:w14="http://schemas.microsoft.com/office/word/2010/wordml" xmlns:w15="http://schemas.microsoft.com/office/word/2012/wordml" xmlns:w16cex="http://schemas.microsoft.com/office/word/2018/wordml/cex" xmlns:w16cid="http://schemas.microsoft.com/office/word/2016/wordml/cid" xmlns:w16="http://schemas.microsoft.com/office/word/2018/wordml" xmlns:w16du="http://schemas.microsoft.com/office/word/2023/wordml/word16du" xmlns:w16sdtdh="http://schemas.microsoft.com/office/word/2020/wordml/sdtdatahash" xmlns:w16se="http://schemas.microsoft.com/office/word/2015/wordml/symex" xmlns:wpg="http://schemas.microsoft.com/office/word/2010/wordprocessingGroup" xmlns:wpi="http://schemas.microsoft.com/office/word/2010/wordprocessingInk" xmlns:wne="http://schemas.microsoft.com/office/word/2006/wordml" xmlns:wps="http://schemas.microsoft.com/office/word/2010/wordprocessingShape" mc:Ignorable="w14 w15 w16se w16cid w16 w16cex w16sdtdh w16du wp14">
+<w:endnotes xmlns:wpc="http://schemas.microsoft.com/office/word/2010/wordprocessingCanvas" xmlns:cx="http://schemas.microsoft.com/office/drawing/2014/chartex" xmlns:cx1="http://schemas.microsoft.com/office/drawing/2015/9/8/chartex" xmlns:cx2="http://schemas.microsoft.com/office/drawing/2015/10/21/chartex" xmlns:cx3="http://schemas.microsoft.com/office/drawing/2016/5/9/chartex" xmlns:cx4="http://schemas.microsoft.com/office/drawing/2016/5/10/chartex" xmlns:cx5="http://schemas.microsoft.com/office/drawing/2016/5/11/chartex" xmlns:cx6="http://schemas.microsoft.com/office/drawing/2016/5/12/chartex" xmlns:cx7="http://schemas.microsoft.com/office/drawing/2016/5/13/chartex" xmlns:cx8="http://schemas.microsoft.com/office/drawing/2016/5/14/chartex" xmlns:mc="http://schemas.openxmlformats.org/markup-compatibility/2006" xmlns:aink="http://schemas.microsoft.com/office/drawing/2016/ink" xmlns:am3d="http://schemas.microsoft.com/office/drawing/2017/model3d" xmlns:o="urn:schemas-microsoft-com:office:office" xmlns:oel="http://schemas.microsoft.com/office/2019/extlst" xmlns:r="http://schemas.openxmlformats.org/officeDocument/2006/relationships" xmlns:m="http://schemas.openxmlformats.org/officeDocument/2006/math" xmlns:v="urn:schemas-microsoft-com:vml" xmlns:wp14="http://schemas.microsoft.com/office/word/2010/wordprocessingDrawing" xmlns:wp="http://schemas.openxmlformats.org/drawingml/2006/wordprocessingDrawing" xmlns:w10="urn:schemas-microsoft-com:office:word" xmlns:w="http://schemas.openxmlformats.org/wordprocessingml/2006/main" xmlns:w14="http://schemas.microsoft.com/office/word/2010/wordml" xmlns:w15="http://schemas.microsoft.com/office/word/2012/wordml" xmlns:w16cex="http://schemas.microsoft.com/office/word/2018/wordml/cex" xmlns:w16cid="http://schemas.microsoft.com/office/word/2016/wordml/cid" xmlns:w16="http://schemas.microsoft.com/office/word/2018/wordml" xmlns:w16du="http://schemas.microsoft.com/office/word/2023/wordml/word16du" xmlns:w16sdtdh="http://schemas.microsoft.com/office/word/2020/wordml/sdtdatahash" xmlns:w16sdtfl="http://schemas.microsoft.com/office/word/2024/wordml/sdtformatlock" xmlns:w16se="http://schemas.microsoft.com/office/word/2015/wordml/symex" xmlns:wpg="http://schemas.microsoft.com/office/word/2010/wordprocessingGroup" xmlns:wpi="http://schemas.microsoft.com/office/word/2010/wordprocessingInk" xmlns:wne="http://schemas.microsoft.com/office/word/2006/wordml" xmlns:wps="http://schemas.microsoft.com/office/word/2010/wordprocessingShape" mc:Ignorable="w14 w15 w16se w16cid w16 w16cex w16sdtdh w16sdtfl w16du wp14">
   <w:endnote w:type="separator" w:id="-1">
     <w:p>
       <w:r>
@@ -11146,7 +11272,7 @@
 </file>
 
 <file path=word/footer1.xml><?xml version="1.0" encoding="utf-8"?>
-<w:ftr xmlns:wpc="http://schemas.microsoft.com/office/word/2010/wordprocessingCanvas" xmlns:cx="http://schemas.microsoft.com/office/drawing/2014/chartex" xmlns:cx1="http://schemas.microsoft.com/office/drawing/2015/9/8/chartex" xmlns:cx2="http://schemas.microsoft.com/office/drawing/2015/10/21/chartex" xmlns:cx3="http://schemas.microsoft.com/office/drawing/2016/5/9/chartex" xmlns:cx4="http://schemas.microsoft.com/office/drawing/2016/5/10/chartex" xmlns:cx5="http://schemas.microsoft.com/office/drawing/2016/5/11/chartex" xmlns:cx6="http://schemas.microsoft.com/office/drawing/2016/5/12/chartex" xmlns:cx7="http://schemas.microsoft.com/office/drawing/2016/5/13/chartex" xmlns:cx8="http://schemas.microsoft.com/office/drawing/2016/5/14/chartex" xmlns:mc="http://schemas.openxmlformats.org/markup-compatibility/2006" xmlns:aink="http://schemas.microsoft.com/office/drawing/2016/ink" xmlns:am3d="http://schemas.microsoft.com/office/drawing/2017/model3d" xmlns:o="urn:schemas-microsoft-com:office:office" xmlns:oel="http://schemas.microsoft.com/office/2019/extlst" xmlns:r="http://schemas.openxmlformats.org/officeDocument/2006/relationships" xmlns:m="http://schemas.openxmlformats.org/officeDocument/2006/math" xmlns:v="urn:schemas-microsoft-com:vml" xmlns:wp14="http://schemas.microsoft.com/office/word/2010/wordprocessingDrawing" xmlns:wp="http://schemas.openxmlformats.org/drawingml/2006/wordprocessingDrawing" xmlns:w10="urn:schemas-microsoft-com:office:word" xmlns:w="http://schemas.openxmlformats.org/wordprocessingml/2006/main" xmlns:w14="http://schemas.microsoft.com/office/word/2010/wordml" xmlns:w15="http://schemas.microsoft.com/office/word/2012/wordml" xmlns:w16cex="http://schemas.microsoft.com/office/word/2018/wordml/cex" xmlns:w16cid="http://schemas.microsoft.com/office/word/2016/wordml/cid" xmlns:w16="http://schemas.microsoft.com/office/word/2018/wordml" xmlns:w16du="http://schemas.microsoft.com/office/word/2023/wordml/word16du" xmlns:w16sdtdh="http://schemas.microsoft.com/office/word/2020/wordml/sdtdatahash" xmlns:w16se="http://schemas.microsoft.com/office/word/2015/wordml/symex" xmlns:wpg="http://schemas.microsoft.com/office/word/2010/wordprocessingGroup" xmlns:wpi="http://schemas.microsoft.com/office/word/2010/wordprocessingInk" xmlns:wne="http://schemas.microsoft.com/office/word/2006/wordml" xmlns:wps="http://schemas.microsoft.com/office/word/2010/wordprocessingShape" mc:Ignorable="w14 w15 w16se w16cid w16 w16cex w16sdtdh w16du wp14">
+<w:ftr xmlns:wpc="http://schemas.microsoft.com/office/word/2010/wordprocessingCanvas" xmlns:cx="http://schemas.microsoft.com/office/drawing/2014/chartex" xmlns:cx1="http://schemas.microsoft.com/office/drawing/2015/9/8/chartex" xmlns:cx2="http://schemas.microsoft.com/office/drawing/2015/10/21/chartex" xmlns:cx3="http://schemas.microsoft.com/office/drawing/2016/5/9/chartex" xmlns:cx4="http://schemas.microsoft.com/office/drawing/2016/5/10/chartex" xmlns:cx5="http://schemas.microsoft.com/office/drawing/2016/5/11/chartex" xmlns:cx6="http://schemas.microsoft.com/office/drawing/2016/5/12/chartex" xmlns:cx7="http://schemas.microsoft.com/office/drawing/2016/5/13/chartex" xmlns:cx8="http://schemas.microsoft.com/office/drawing/2016/5/14/chartex" xmlns:mc="http://schemas.openxmlformats.org/markup-compatibility/2006" xmlns:aink="http://schemas.microsoft.com/office/drawing/2016/ink" xmlns:am3d="http://schemas.microsoft.com/office/drawing/2017/model3d" xmlns:o="urn:schemas-microsoft-com:office:office" xmlns:oel="http://schemas.microsoft.com/office/2019/extlst" xmlns:r="http://schemas.openxmlformats.org/officeDocument/2006/relationships" xmlns:m="http://schemas.openxmlformats.org/officeDocument/2006/math" xmlns:v="urn:schemas-microsoft-com:vml" xmlns:wp14="http://schemas.microsoft.com/office/word/2010/wordprocessingDrawing" xmlns:wp="http://schemas.openxmlformats.org/drawingml/2006/wordprocessingDrawing" xmlns:w10="urn:schemas-microsoft-com:office:word" xmlns:w="http://schemas.openxmlformats.org/wordprocessingml/2006/main" xmlns:w14="http://schemas.microsoft.com/office/word/2010/wordml" xmlns:w15="http://schemas.microsoft.com/office/word/2012/wordml" xmlns:w16cex="http://schemas.microsoft.com/office/word/2018/wordml/cex" xmlns:w16cid="http://schemas.microsoft.com/office/word/2016/wordml/cid" xmlns:w16="http://schemas.microsoft.com/office/word/2018/wordml" xmlns:w16du="http://schemas.microsoft.com/office/word/2023/wordml/word16du" xmlns:w16sdtdh="http://schemas.microsoft.com/office/word/2020/wordml/sdtdatahash" xmlns:w16sdtfl="http://schemas.microsoft.com/office/word/2024/wordml/sdtformatlock" xmlns:w16se="http://schemas.microsoft.com/office/word/2015/wordml/symex" xmlns:wpg="http://schemas.microsoft.com/office/word/2010/wordprocessingGroup" xmlns:wpi="http://schemas.microsoft.com/office/word/2010/wordprocessingInk" xmlns:wne="http://schemas.microsoft.com/office/word/2006/wordml" xmlns:wps="http://schemas.microsoft.com/office/word/2010/wordprocessingShape" mc:Ignorable="w14 w15 w16se w16cid w16 w16cex w16sdtdh w16sdtfl w16du wp14">
   <w:tbl>
     <w:tblPr>
       <w:tblStyle w:val="Tabellrutnt"/>
@@ -11239,7 +11365,7 @@
               <w:sz w:val="15"/>
               <w:szCs w:val="15"/>
             </w:rPr>
-            <w:t>Nordic Medtest</w:t>
+            <w:t>Inera test och utveckling</w:t>
           </w:r>
         </w:p>
       </w:tc>
@@ -11345,7 +11471,7 @@
 </file>
 
 <file path=word/footnotes.xml><?xml version="1.0" encoding="utf-8"?>
-<w:footnotes xmlns:wpc="http://schemas.microsoft.com/office/word/2010/wordprocessingCanvas" xmlns:cx="http://schemas.microsoft.com/office/drawing/2014/chartex" xmlns:cx1="http://schemas.microsoft.com/office/drawing/2015/9/8/chartex" xmlns:cx2="http://schemas.microsoft.com/office/drawing/2015/10/21/chartex" xmlns:cx3="http://schemas.microsoft.com/office/drawing/2016/5/9/chartex" xmlns:cx4="http://schemas.microsoft.com/office/drawing/2016/5/10/chartex" xmlns:cx5="http://schemas.microsoft.com/office/drawing/2016/5/11/chartex" xmlns:cx6="http://schemas.microsoft.com/office/drawing/2016/5/12/chartex" xmlns:cx7="http://schemas.microsoft.com/office/drawing/2016/5/13/chartex" xmlns:cx8="http://schemas.microsoft.com/office/drawing/2016/5/14/chartex" xmlns:mc="http://schemas.openxmlformats.org/markup-compatibility/2006" xmlns:aink="http://schemas.microsoft.com/office/drawing/2016/ink" xmlns:am3d="http://schemas.microsoft.com/office/drawing/2017/model3d" xmlns:o="urn:schemas-microsoft-com:office:office" xmlns:oel="http://schemas.microsoft.com/office/2019/extlst" xmlns:r="http://schemas.openxmlformats.org/officeDocument/2006/relationships" xmlns:m="http://schemas.openxmlformats.org/officeDocument/2006/math" xmlns:v="urn:schemas-microsoft-com:vml" xmlns:wp14="http://schemas.microsoft.com/office/word/2010/wordprocessingDrawing" xmlns:wp="http://schemas.openxmlformats.org/drawingml/2006/wordprocessingDrawing" xmlns:w10="urn:schemas-microsoft-com:office:word" xmlns:w="http://schemas.openxmlformats.org/wordprocessingml/2006/main" xmlns:w14="http://schemas.microsoft.com/office/word/2010/wordml" xmlns:w15="http://schemas.microsoft.com/office/word/2012/wordml" xmlns:w16cex="http://schemas.microsoft.com/office/word/2018/wordml/cex" xmlns:w16cid="http://schemas.microsoft.com/office/word/2016/wordml/cid" xmlns:w16="http://schemas.microsoft.com/office/word/2018/wordml" xmlns:w16du="http://schemas.microsoft.com/office/word/2023/wordml/word16du" xmlns:w16sdtdh="http://schemas.microsoft.com/office/word/2020/wordml/sdtdatahash" xmlns:w16se="http://schemas.microsoft.com/office/word/2015/wordml/symex" xmlns:wpg="http://schemas.microsoft.com/office/word/2010/wordprocessingGroup" xmlns:wpi="http://schemas.microsoft.com/office/word/2010/wordprocessingInk" xmlns:wne="http://schemas.microsoft.com/office/word/2006/wordml" xmlns:wps="http://schemas.microsoft.com/office/word/2010/wordprocessingShape" mc:Ignorable="w14 w15 w16se w16cid w16 w16cex w16sdtdh w16du wp14">
+<w:footnotes xmlns:wpc="http://schemas.microsoft.com/office/word/2010/wordprocessingCanvas" xmlns:cx="http://schemas.microsoft.com/office/drawing/2014/chartex" xmlns:cx1="http://schemas.microsoft.com/office/drawing/2015/9/8/chartex" xmlns:cx2="http://schemas.microsoft.com/office/drawing/2015/10/21/chartex" xmlns:cx3="http://schemas.microsoft.com/office/drawing/2016/5/9/chartex" xmlns:cx4="http://schemas.microsoft.com/office/drawing/2016/5/10/chartex" xmlns:cx5="http://schemas.microsoft.com/office/drawing/2016/5/11/chartex" xmlns:cx6="http://schemas.microsoft.com/office/drawing/2016/5/12/chartex" xmlns:cx7="http://schemas.microsoft.com/office/drawing/2016/5/13/chartex" xmlns:cx8="http://schemas.microsoft.com/office/drawing/2016/5/14/chartex" xmlns:mc="http://schemas.openxmlformats.org/markup-compatibility/2006" xmlns:aink="http://schemas.microsoft.com/office/drawing/2016/ink" xmlns:am3d="http://schemas.microsoft.com/office/drawing/2017/model3d" xmlns:o="urn:schemas-microsoft-com:office:office" xmlns:oel="http://schemas.microsoft.com/office/2019/extlst" xmlns:r="http://schemas.openxmlformats.org/officeDocument/2006/relationships" xmlns:m="http://schemas.openxmlformats.org/officeDocument/2006/math" xmlns:v="urn:schemas-microsoft-com:vml" xmlns:wp14="http://schemas.microsoft.com/office/word/2010/wordprocessingDrawing" xmlns:wp="http://schemas.openxmlformats.org/drawingml/2006/wordprocessingDrawing" xmlns:w10="urn:schemas-microsoft-com:office:word" xmlns:w="http://schemas.openxmlformats.org/wordprocessingml/2006/main" xmlns:w14="http://schemas.microsoft.com/office/word/2010/wordml" xmlns:w15="http://schemas.microsoft.com/office/word/2012/wordml" xmlns:w16cex="http://schemas.microsoft.com/office/word/2018/wordml/cex" xmlns:w16cid="http://schemas.microsoft.com/office/word/2016/wordml/cid" xmlns:w16="http://schemas.microsoft.com/office/word/2018/wordml" xmlns:w16du="http://schemas.microsoft.com/office/word/2023/wordml/word16du" xmlns:w16sdtdh="http://schemas.microsoft.com/office/word/2020/wordml/sdtdatahash" xmlns:w16sdtfl="http://schemas.microsoft.com/office/word/2024/wordml/sdtformatlock" xmlns:w16se="http://schemas.microsoft.com/office/word/2015/wordml/symex" xmlns:wpg="http://schemas.microsoft.com/office/word/2010/wordprocessingGroup" xmlns:wpi="http://schemas.microsoft.com/office/word/2010/wordprocessingInk" xmlns:wne="http://schemas.microsoft.com/office/word/2006/wordml" xmlns:wps="http://schemas.microsoft.com/office/word/2010/wordprocessingShape" mc:Ignorable="w14 w15 w16se w16cid w16 w16cex w16sdtdh w16sdtfl w16du wp14">
   <w:footnote w:type="separator" w:id="-1">
     <w:p>
       <w:r>
@@ -11364,7 +11490,7 @@
 </file>
 
 <file path=word/header1.xml><?xml version="1.0" encoding="utf-8"?>
-<w:hdr xmlns:wpc="http://schemas.microsoft.com/office/word/2010/wordprocessingCanvas" xmlns:cx="http://schemas.microsoft.com/office/drawing/2014/chartex" xmlns:cx1="http://schemas.microsoft.com/office/drawing/2015/9/8/chartex" xmlns:cx2="http://schemas.microsoft.com/office/drawing/2015/10/21/chartex" xmlns:cx3="http://schemas.microsoft.com/office/drawing/2016/5/9/chartex" xmlns:cx4="http://schemas.microsoft.com/office/drawing/2016/5/10/chartex" xmlns:cx5="http://schemas.microsoft.com/office/drawing/2016/5/11/chartex" xmlns:cx6="http://schemas.microsoft.com/office/drawing/2016/5/12/chartex" xmlns:cx7="http://schemas.microsoft.com/office/drawing/2016/5/13/chartex" xmlns:cx8="http://schemas.microsoft.com/office/drawing/2016/5/14/chartex" xmlns:mc="http://schemas.openxmlformats.org/markup-compatibility/2006" xmlns:aink="http://schemas.microsoft.com/office/drawing/2016/ink" xmlns:am3d="http://schemas.microsoft.com/office/drawing/2017/model3d" xmlns:o="urn:schemas-microsoft-com:office:office" xmlns:oel="http://schemas.microsoft.com/office/2019/extlst" xmlns:r="http://schemas.openxmlformats.org/officeDocument/2006/relationships" xmlns:m="http://schemas.openxmlformats.org/officeDocument/2006/math" xmlns:v="urn:schemas-microsoft-com:vml" xmlns:wp14="http://schemas.microsoft.com/office/word/2010/wordprocessingDrawing" xmlns:wp="http://schemas.openxmlformats.org/drawingml/2006/wordprocessingDrawing" xmlns:w10="urn:schemas-microsoft-com:office:word" xmlns:w="http://schemas.openxmlformats.org/wordprocessingml/2006/main" xmlns:w14="http://schemas.microsoft.com/office/word/2010/wordml" xmlns:w15="http://schemas.microsoft.com/office/word/2012/wordml" xmlns:w16cex="http://schemas.microsoft.com/office/word/2018/wordml/cex" xmlns:w16cid="http://schemas.microsoft.com/office/word/2016/wordml/cid" xmlns:w16="http://schemas.microsoft.com/office/word/2018/wordml" xmlns:w16du="http://schemas.microsoft.com/office/word/2023/wordml/word16du" xmlns:w16sdtdh="http://schemas.microsoft.com/office/word/2020/wordml/sdtdatahash" xmlns:w16se="http://schemas.microsoft.com/office/word/2015/wordml/symex" xmlns:wpg="http://schemas.microsoft.com/office/word/2010/wordprocessingGroup" xmlns:wpi="http://schemas.microsoft.com/office/word/2010/wordprocessingInk" xmlns:wne="http://schemas.microsoft.com/office/word/2006/wordml" xmlns:wps="http://schemas.microsoft.com/office/word/2010/wordprocessingShape" mc:Ignorable="w14 w15 w16se w16cid w16 w16cex w16sdtdh w16du wp14">
+<w:hdr xmlns:wpc="http://schemas.microsoft.com/office/word/2010/wordprocessingCanvas" xmlns:cx="http://schemas.microsoft.com/office/drawing/2014/chartex" xmlns:cx1="http://schemas.microsoft.com/office/drawing/2015/9/8/chartex" xmlns:cx2="http://schemas.microsoft.com/office/drawing/2015/10/21/chartex" xmlns:cx3="http://schemas.microsoft.com/office/drawing/2016/5/9/chartex" xmlns:cx4="http://schemas.microsoft.com/office/drawing/2016/5/10/chartex" xmlns:cx5="http://schemas.microsoft.com/office/drawing/2016/5/11/chartex" xmlns:cx6="http://schemas.microsoft.com/office/drawing/2016/5/12/chartex" xmlns:cx7="http://schemas.microsoft.com/office/drawing/2016/5/13/chartex" xmlns:cx8="http://schemas.microsoft.com/office/drawing/2016/5/14/chartex" xmlns:mc="http://schemas.openxmlformats.org/markup-compatibility/2006" xmlns:aink="http://schemas.microsoft.com/office/drawing/2016/ink" xmlns:am3d="http://schemas.microsoft.com/office/drawing/2017/model3d" xmlns:o="urn:schemas-microsoft-com:office:office" xmlns:oel="http://schemas.microsoft.com/office/2019/extlst" xmlns:r="http://schemas.openxmlformats.org/officeDocument/2006/relationships" xmlns:m="http://schemas.openxmlformats.org/officeDocument/2006/math" xmlns:v="urn:schemas-microsoft-com:vml" xmlns:wp14="http://schemas.microsoft.com/office/word/2010/wordprocessingDrawing" xmlns:wp="http://schemas.openxmlformats.org/drawingml/2006/wordprocessingDrawing" xmlns:w10="urn:schemas-microsoft-com:office:word" xmlns:w="http://schemas.openxmlformats.org/wordprocessingml/2006/main" xmlns:w14="http://schemas.microsoft.com/office/word/2010/wordml" xmlns:w15="http://schemas.microsoft.com/office/word/2012/wordml" xmlns:w16cex="http://schemas.microsoft.com/office/word/2018/wordml/cex" xmlns:w16cid="http://schemas.microsoft.com/office/word/2016/wordml/cid" xmlns:w16="http://schemas.microsoft.com/office/word/2018/wordml" xmlns:w16du="http://schemas.microsoft.com/office/word/2023/wordml/word16du" xmlns:w16sdtdh="http://schemas.microsoft.com/office/word/2020/wordml/sdtdatahash" xmlns:w16sdtfl="http://schemas.microsoft.com/office/word/2024/wordml/sdtformatlock" xmlns:w16se="http://schemas.microsoft.com/office/word/2015/wordml/symex" xmlns:wpg="http://schemas.microsoft.com/office/word/2010/wordprocessingGroup" xmlns:wpi="http://schemas.microsoft.com/office/word/2010/wordprocessingInk" xmlns:wne="http://schemas.microsoft.com/office/word/2006/wordml" xmlns:wps="http://schemas.microsoft.com/office/word/2010/wordprocessingShape" mc:Ignorable="w14 w15 w16se w16cid w16 w16cex w16sdtdh w16sdtfl w16du wp14">
   <w:tbl>
     <w:tblPr>
       <w:tblStyle w:val="Tabellrutnt"/>
@@ -11490,7 +11616,19 @@
             <w:rPr>
               <w:lang w:val="en-US"/>
             </w:rPr>
-            <w:t>2023-</w:t>
+            <w:t>202</w:t>
+          </w:r>
+          <w:r>
+            <w:rPr>
+              <w:lang w:val="en-US"/>
+            </w:rPr>
+            <w:t>5</w:t>
+          </w:r>
+          <w:r>
+            <w:rPr>
+              <w:lang w:val="en-US"/>
+            </w:rPr>
+            <w:t>-</w:t>
           </w:r>
           <w:r>
             <w:rPr>
@@ -11502,7 +11640,7 @@
             <w:rPr>
               <w:lang w:val="en-US"/>
             </w:rPr>
-            <w:t>9</w:t>
+            <w:t>5</w:t>
           </w:r>
           <w:r>
             <w:rPr>
@@ -11520,7 +11658,7 @@
             <w:rPr>
               <w:lang w:val="en-US"/>
             </w:rPr>
-            <w:t>2</w:t>
+            <w:t>1</w:t>
           </w:r>
         </w:p>
       </w:tc>
@@ -11538,7 +11676,7 @@
 </file>
 
 <file path=word/numbering.xml><?xml version="1.0" encoding="utf-8"?>
-<w:numbering xmlns:wpc="http://schemas.microsoft.com/office/word/2010/wordprocessingCanvas" xmlns:cx="http://schemas.microsoft.com/office/drawing/2014/chartex" xmlns:cx1="http://schemas.microsoft.com/office/drawing/2015/9/8/chartex" xmlns:cx2="http://schemas.microsoft.com/office/drawing/2015/10/21/chartex" xmlns:cx3="http://schemas.microsoft.com/office/drawing/2016/5/9/chartex" xmlns:cx4="http://schemas.microsoft.com/office/drawing/2016/5/10/chartex" xmlns:cx5="http://schemas.microsoft.com/office/drawing/2016/5/11/chartex" xmlns:cx6="http://schemas.microsoft.com/office/drawing/2016/5/12/chartex" xmlns:cx7="http://schemas.microsoft.com/office/drawing/2016/5/13/chartex" xmlns:cx8="http://schemas.microsoft.com/office/drawing/2016/5/14/chartex" xmlns:mc="http://schemas.openxmlformats.org/markup-compatibility/2006" xmlns:aink="http://schemas.microsoft.com/office/drawing/2016/ink" xmlns:am3d="http://schemas.microsoft.com/office/drawing/2017/model3d" xmlns:o="urn:schemas-microsoft-com:office:office" xmlns:oel="http://schemas.microsoft.com/office/2019/extlst" xmlns:r="http://schemas.openxmlformats.org/officeDocument/2006/relationships" xmlns:m="http://schemas.openxmlformats.org/officeDocument/2006/math" xmlns:v="urn:schemas-microsoft-com:vml" xmlns:wp14="http://schemas.microsoft.com/office/word/2010/wordprocessingDrawing" xmlns:wp="http://schemas.openxmlformats.org/drawingml/2006/wordprocessingDrawing" xmlns:w10="urn:schemas-microsoft-com:office:word" xmlns:w="http://schemas.openxmlformats.org/wordprocessingml/2006/main" xmlns:w14="http://schemas.microsoft.com/office/word/2010/wordml" xmlns:w15="http://schemas.microsoft.com/office/word/2012/wordml" xmlns:w16cex="http://schemas.microsoft.com/office/word/2018/wordml/cex" xmlns:w16cid="http://schemas.microsoft.com/office/word/2016/wordml/cid" xmlns:w16="http://schemas.microsoft.com/office/word/2018/wordml" xmlns:w16du="http://schemas.microsoft.com/office/word/2023/wordml/word16du" xmlns:w16sdtdh="http://schemas.microsoft.com/office/word/2020/wordml/sdtdatahash" xmlns:w16se="http://schemas.microsoft.com/office/word/2015/wordml/symex" xmlns:wpg="http://schemas.microsoft.com/office/word/2010/wordprocessingGroup" xmlns:wpi="http://schemas.microsoft.com/office/word/2010/wordprocessingInk" xmlns:wne="http://schemas.microsoft.com/office/word/2006/wordml" xmlns:wps="http://schemas.microsoft.com/office/word/2010/wordprocessingShape" mc:Ignorable="w14 w15 w16se w16cid w16 w16cex w16sdtdh w16du wp14">
+<w:numbering xmlns:wpc="http://schemas.microsoft.com/office/word/2010/wordprocessingCanvas" xmlns:cx="http://schemas.microsoft.com/office/drawing/2014/chartex" xmlns:cx1="http://schemas.microsoft.com/office/drawing/2015/9/8/chartex" xmlns:cx2="http://schemas.microsoft.com/office/drawing/2015/10/21/chartex" xmlns:cx3="http://schemas.microsoft.com/office/drawing/2016/5/9/chartex" xmlns:cx4="http://schemas.microsoft.com/office/drawing/2016/5/10/chartex" xmlns:cx5="http://schemas.microsoft.com/office/drawing/2016/5/11/chartex" xmlns:cx6="http://schemas.microsoft.com/office/drawing/2016/5/12/chartex" xmlns:cx7="http://schemas.microsoft.com/office/drawing/2016/5/13/chartex" xmlns:cx8="http://schemas.microsoft.com/office/drawing/2016/5/14/chartex" xmlns:mc="http://schemas.openxmlformats.org/markup-compatibility/2006" xmlns:aink="http://schemas.microsoft.com/office/drawing/2016/ink" xmlns:am3d="http://schemas.microsoft.com/office/drawing/2017/model3d" xmlns:o="urn:schemas-microsoft-com:office:office" xmlns:oel="http://schemas.microsoft.com/office/2019/extlst" xmlns:r="http://schemas.openxmlformats.org/officeDocument/2006/relationships" xmlns:m="http://schemas.openxmlformats.org/officeDocument/2006/math" xmlns:v="urn:schemas-microsoft-com:vml" xmlns:wp14="http://schemas.microsoft.com/office/word/2010/wordprocessingDrawing" xmlns:wp="http://schemas.openxmlformats.org/drawingml/2006/wordprocessingDrawing" xmlns:w10="urn:schemas-microsoft-com:office:word" xmlns:w="http://schemas.openxmlformats.org/wordprocessingml/2006/main" xmlns:w14="http://schemas.microsoft.com/office/word/2010/wordml" xmlns:w15="http://schemas.microsoft.com/office/word/2012/wordml" xmlns:w16cex="http://schemas.microsoft.com/office/word/2018/wordml/cex" xmlns:w16cid="http://schemas.microsoft.com/office/word/2016/wordml/cid" xmlns:w16="http://schemas.microsoft.com/office/word/2018/wordml" xmlns:w16du="http://schemas.microsoft.com/office/word/2023/wordml/word16du" xmlns:w16sdtdh="http://schemas.microsoft.com/office/word/2020/wordml/sdtdatahash" xmlns:w16sdtfl="http://schemas.microsoft.com/office/word/2024/wordml/sdtformatlock" xmlns:w16se="http://schemas.microsoft.com/office/word/2015/wordml/symex" xmlns:wpg="http://schemas.microsoft.com/office/word/2010/wordprocessingGroup" xmlns:wpi="http://schemas.microsoft.com/office/word/2010/wordprocessingInk" xmlns:wne="http://schemas.microsoft.com/office/word/2006/wordml" xmlns:wps="http://schemas.microsoft.com/office/word/2010/wordprocessingShape" mc:Ignorable="w14 w15 w16se w16cid w16 w16cex w16sdtdh w16sdtfl w16du wp14">
   <w:abstractNum w:abstractNumId="0" w15:restartNumberingAfterBreak="0">
     <w:nsid w:val="FFFFFF7C"/>
     <w:multiLevelType w:val="singleLevel"/>
@@ -12749,7 +12887,7 @@
 </file>
 
 <file path=word/styles.xml><?xml version="1.0" encoding="utf-8"?>
-<w:styles xmlns:mc="http://schemas.openxmlformats.org/markup-compatibility/2006" xmlns:r="http://schemas.openxmlformats.org/officeDocument/2006/relationships" xmlns:w="http://schemas.openxmlformats.org/wordprocessingml/2006/main" xmlns:w14="http://schemas.microsoft.com/office/word/2010/wordml" xmlns:w15="http://schemas.microsoft.com/office/word/2012/wordml" xmlns:w16cex="http://schemas.microsoft.com/office/word/2018/wordml/cex" xmlns:w16cid="http://schemas.microsoft.com/office/word/2016/wordml/cid" xmlns:w16="http://schemas.microsoft.com/office/word/2018/wordml" xmlns:w16du="http://schemas.microsoft.com/office/word/2023/wordml/word16du" xmlns:w16sdtdh="http://schemas.microsoft.com/office/word/2020/wordml/sdtdatahash" xmlns:w16se="http://schemas.microsoft.com/office/word/2015/wordml/symex" mc:Ignorable="w14 w15 w16se w16cid w16 w16cex w16sdtdh w16du">
+<w:styles xmlns:mc="http://schemas.openxmlformats.org/markup-compatibility/2006" xmlns:r="http://schemas.openxmlformats.org/officeDocument/2006/relationships" xmlns:w="http://schemas.openxmlformats.org/wordprocessingml/2006/main" xmlns:w14="http://schemas.microsoft.com/office/word/2010/wordml" xmlns:w15="http://schemas.microsoft.com/office/word/2012/wordml" xmlns:w16cex="http://schemas.microsoft.com/office/word/2018/wordml/cex" xmlns:w16cid="http://schemas.microsoft.com/office/word/2016/wordml/cid" xmlns:w16="http://schemas.microsoft.com/office/word/2018/wordml" xmlns:w16du="http://schemas.microsoft.com/office/word/2023/wordml/word16du" xmlns:w16sdtdh="http://schemas.microsoft.com/office/word/2020/wordml/sdtdatahash" xmlns:w16sdtfl="http://schemas.microsoft.com/office/word/2024/wordml/sdtformatlock" xmlns:w16se="http://schemas.microsoft.com/office/word/2015/wordml/symex" mc:Ignorable="w14 w15 w16se w16cid w16 w16cex w16sdtdh w16sdtfl w16du">
   <w:docDefaults>
     <w:rPrDefault>
       <w:rPr>
@@ -14446,11 +14584,41 @@
       </w:tcPr>
     </w:tblStylePr>
   </w:style>
+  <w:style w:type="character" w:styleId="Kommentarsreferens">
+    <w:name w:val="annotation reference"/>
+    <w:basedOn w:val="Standardstycketeckensnitt"/>
+    <w:uiPriority w:val="99"/>
+    <w:semiHidden/>
+    <w:rsid w:val="00126CBA"/>
+    <w:rPr>
+      <w:sz w:val="16"/>
+      <w:szCs w:val="16"/>
+    </w:rPr>
+  </w:style>
+  <w:style w:type="paragraph" w:styleId="Kommentarer">
+    <w:name w:val="annotation text"/>
+    <w:basedOn w:val="Normal"/>
+    <w:link w:val="KommentarerChar"/>
+    <w:uiPriority w:val="99"/>
+    <w:semiHidden/>
+    <w:rsid w:val="00126CBA"/>
+    <w:pPr>
+      <w:spacing w:line="240" w:lineRule="auto"/>
+    </w:pPr>
+  </w:style>
+  <w:style w:type="character" w:customStyle="1" w:styleId="KommentarerChar">
+    <w:name w:val="Kommentarer Char"/>
+    <w:basedOn w:val="Standardstycketeckensnitt"/>
+    <w:link w:val="Kommentarer"/>
+    <w:uiPriority w:val="99"/>
+    <w:semiHidden/>
+    <w:rsid w:val="00126CBA"/>
+  </w:style>
 </w:styles>
 </file>
 
 <file path=word/glossary/document.xml><?xml version="1.0" encoding="utf-8"?>
-<w:glossaryDocument xmlns:wpc="http://schemas.microsoft.com/office/word/2010/wordprocessingCanvas" xmlns:cx="http://schemas.microsoft.com/office/drawing/2014/chartex" xmlns:cx1="http://schemas.microsoft.com/office/drawing/2015/9/8/chartex" xmlns:cx2="http://schemas.microsoft.com/office/drawing/2015/10/21/chartex" xmlns:cx3="http://schemas.microsoft.com/office/drawing/2016/5/9/chartex" xmlns:cx4="http://schemas.microsoft.com/office/drawing/2016/5/10/chartex" xmlns:cx5="http://schemas.microsoft.com/office/drawing/2016/5/11/chartex" xmlns:cx6="http://schemas.microsoft.com/office/drawing/2016/5/12/chartex" xmlns:cx7="http://schemas.microsoft.com/office/drawing/2016/5/13/chartex" xmlns:cx8="http://schemas.microsoft.com/office/drawing/2016/5/14/chartex" xmlns:mc="http://schemas.openxmlformats.org/markup-compatibility/2006" xmlns:aink="http://schemas.microsoft.com/office/drawing/2016/ink" xmlns:am3d="http://schemas.microsoft.com/office/drawing/2017/model3d" xmlns:o="urn:schemas-microsoft-com:office:office" xmlns:oel="http://schemas.microsoft.com/office/2019/extlst" xmlns:r="http://schemas.openxmlformats.org/officeDocument/2006/relationships" xmlns:m="http://schemas.openxmlformats.org/officeDocument/2006/math" xmlns:v="urn:schemas-microsoft-com:vml" xmlns:wp14="http://schemas.microsoft.com/office/word/2010/wordprocessingDrawing" xmlns:wp="http://schemas.openxmlformats.org/drawingml/2006/wordprocessingDrawing" xmlns:w10="urn:schemas-microsoft-com:office:word" xmlns:w="http://schemas.openxmlformats.org/wordprocessingml/2006/main" xmlns:w14="http://schemas.microsoft.com/office/word/2010/wordml" xmlns:w15="http://schemas.microsoft.com/office/word/2012/wordml" xmlns:w16cex="http://schemas.microsoft.com/office/word/2018/wordml/cex" xmlns:w16cid="http://schemas.microsoft.com/office/word/2016/wordml/cid" xmlns:w16="http://schemas.microsoft.com/office/word/2018/wordml" xmlns:w16du="http://schemas.microsoft.com/office/word/2023/wordml/word16du" xmlns:w16sdtdh="http://schemas.microsoft.com/office/word/2020/wordml/sdtdatahash" xmlns:w16se="http://schemas.microsoft.com/office/word/2015/wordml/symex" xmlns:wpg="http://schemas.microsoft.com/office/word/2010/wordprocessingGroup" xmlns:wpi="http://schemas.microsoft.com/office/word/2010/wordprocessingInk" xmlns:wne="http://schemas.microsoft.com/office/word/2006/wordml" xmlns:wps="http://schemas.microsoft.com/office/word/2010/wordprocessingShape" mc:Ignorable="w14 w15 w16se w16cid w16 w16cex w16sdtdh w16du wp14">
+<w:glossaryDocument xmlns:wpc="http://schemas.microsoft.com/office/word/2010/wordprocessingCanvas" xmlns:cx="http://schemas.microsoft.com/office/drawing/2014/chartex" xmlns:cx1="http://schemas.microsoft.com/office/drawing/2015/9/8/chartex" xmlns:cx2="http://schemas.microsoft.com/office/drawing/2015/10/21/chartex" xmlns:cx3="http://schemas.microsoft.com/office/drawing/2016/5/9/chartex" xmlns:cx4="http://schemas.microsoft.com/office/drawing/2016/5/10/chartex" xmlns:cx5="http://schemas.microsoft.com/office/drawing/2016/5/11/chartex" xmlns:cx6="http://schemas.microsoft.com/office/drawing/2016/5/12/chartex" xmlns:cx7="http://schemas.microsoft.com/office/drawing/2016/5/13/chartex" xmlns:cx8="http://schemas.microsoft.com/office/drawing/2016/5/14/chartex" xmlns:mc="http://schemas.openxmlformats.org/markup-compatibility/2006" xmlns:aink="http://schemas.microsoft.com/office/drawing/2016/ink" xmlns:am3d="http://schemas.microsoft.com/office/drawing/2017/model3d" xmlns:o="urn:schemas-microsoft-com:office:office" xmlns:oel="http://schemas.microsoft.com/office/2019/extlst" xmlns:r="http://schemas.openxmlformats.org/officeDocument/2006/relationships" xmlns:m="http://schemas.openxmlformats.org/officeDocument/2006/math" xmlns:v="urn:schemas-microsoft-com:vml" xmlns:wp14="http://schemas.microsoft.com/office/word/2010/wordprocessingDrawing" xmlns:wp="http://schemas.openxmlformats.org/drawingml/2006/wordprocessingDrawing" xmlns:w10="urn:schemas-microsoft-com:office:word" xmlns:w="http://schemas.openxmlformats.org/wordprocessingml/2006/main" xmlns:w14="http://schemas.microsoft.com/office/word/2010/wordml" xmlns:w15="http://schemas.microsoft.com/office/word/2012/wordml" xmlns:w16cex="http://schemas.microsoft.com/office/word/2018/wordml/cex" xmlns:w16cid="http://schemas.microsoft.com/office/word/2016/wordml/cid" xmlns:w16="http://schemas.microsoft.com/office/word/2018/wordml" xmlns:w16du="http://schemas.microsoft.com/office/word/2023/wordml/word16du" xmlns:w16sdtdh="http://schemas.microsoft.com/office/word/2020/wordml/sdtdatahash" xmlns:w16sdtfl="http://schemas.microsoft.com/office/word/2024/wordml/sdtformatlock" xmlns:w16se="http://schemas.microsoft.com/office/word/2015/wordml/symex" xmlns:wpg="http://schemas.microsoft.com/office/word/2010/wordprocessingGroup" xmlns:wpi="http://schemas.microsoft.com/office/word/2010/wordprocessingInk" xmlns:wne="http://schemas.microsoft.com/office/word/2006/wordml" xmlns:wps="http://schemas.microsoft.com/office/word/2010/wordprocessingShape" mc:Ignorable="w14 w15 w16se w16cid w16 w16cex w16sdtdh w16sdtfl w16du wp14">
   <w:docParts>
     <w:docPart>
       <w:docPartPr>
@@ -14515,7 +14683,7 @@
 </file>
 
 <file path=word/glossary/fontTable.xml><?xml version="1.0" encoding="utf-8"?>
-<w:fonts xmlns:mc="http://schemas.openxmlformats.org/markup-compatibility/2006" xmlns:r="http://schemas.openxmlformats.org/officeDocument/2006/relationships" xmlns:w="http://schemas.openxmlformats.org/wordprocessingml/2006/main" xmlns:w14="http://schemas.microsoft.com/office/word/2010/wordml" xmlns:w15="http://schemas.microsoft.com/office/word/2012/wordml" xmlns:w16cex="http://schemas.microsoft.com/office/word/2018/wordml/cex" xmlns:w16cid="http://schemas.microsoft.com/office/word/2016/wordml/cid" xmlns:w16="http://schemas.microsoft.com/office/word/2018/wordml" xmlns:w16du="http://schemas.microsoft.com/office/word/2023/wordml/word16du" xmlns:w16sdtdh="http://schemas.microsoft.com/office/word/2020/wordml/sdtdatahash" xmlns:w16se="http://schemas.microsoft.com/office/word/2015/wordml/symex" mc:Ignorable="w14 w15 w16se w16cid w16 w16cex w16sdtdh w16du">
+<w:fonts xmlns:mc="http://schemas.openxmlformats.org/markup-compatibility/2006" xmlns:r="http://schemas.openxmlformats.org/officeDocument/2006/relationships" xmlns:w="http://schemas.openxmlformats.org/wordprocessingml/2006/main" xmlns:w14="http://schemas.microsoft.com/office/word/2010/wordml" xmlns:w15="http://schemas.microsoft.com/office/word/2012/wordml" xmlns:w16cex="http://schemas.microsoft.com/office/word/2018/wordml/cex" xmlns:w16cid="http://schemas.microsoft.com/office/word/2016/wordml/cid" xmlns:w16="http://schemas.microsoft.com/office/word/2018/wordml" xmlns:w16du="http://schemas.microsoft.com/office/word/2023/wordml/word16du" xmlns:w16sdtdh="http://schemas.microsoft.com/office/word/2020/wordml/sdtdatahash" xmlns:w16sdtfl="http://schemas.microsoft.com/office/word/2024/wordml/sdtformatlock" xmlns:w16se="http://schemas.microsoft.com/office/word/2015/wordml/symex" mc:Ignorable="w14 w15 w16se w16cid w16 w16cex w16sdtdh w16sdtfl w16du">
   <w:font w:name="Symbol">
     <w:panose1 w:val="05050102010706020507"/>
     <w:charset w:val="02"/>
@@ -14552,7 +14720,6 @@
     <w:sig w:usb0="00000000" w:usb1="10000000" w:usb2="00000000" w:usb3="00000000" w:csb0="80000000" w:csb1="00000000"/>
   </w:font>
   <w:font w:name="Open Sans">
-    <w:altName w:val="Open Sans"/>
     <w:charset w:val="00"/>
     <w:family w:val="swiss"/>
     <w:pitch w:val="variable"/>
@@ -14603,7 +14770,7 @@
 </file>
 
 <file path=word/glossary/settings.xml><?xml version="1.0" encoding="utf-8"?>
-<w:settings xmlns:mc="http://schemas.openxmlformats.org/markup-compatibility/2006" xmlns:o="urn:schemas-microsoft-com:office:office" xmlns:r="http://schemas.openxmlformats.org/officeDocument/2006/relationships" xmlns:m="http://schemas.openxmlformats.org/officeDocument/2006/math" xmlns:v="urn:schemas-microsoft-com:vml" xmlns:w10="urn:schemas-microsoft-com:office:word" xmlns:w="http://schemas.openxmlformats.org/wordprocessingml/2006/main" xmlns:w14="http://schemas.microsoft.com/office/word/2010/wordml" xmlns:w15="http://schemas.microsoft.com/office/word/2012/wordml" xmlns:w16cex="http://schemas.microsoft.com/office/word/2018/wordml/cex" xmlns:w16cid="http://schemas.microsoft.com/office/word/2016/wordml/cid" xmlns:w16="http://schemas.microsoft.com/office/word/2018/wordml" xmlns:w16du="http://schemas.microsoft.com/office/word/2023/wordml/word16du" xmlns:w16sdtdh="http://schemas.microsoft.com/office/word/2020/wordml/sdtdatahash" xmlns:w16se="http://schemas.microsoft.com/office/word/2015/wordml/symex" xmlns:sl="http://schemas.openxmlformats.org/schemaLibrary/2006/main" mc:Ignorable="w14 w15 w16se w16cid w16 w16cex w16sdtdh w16du">
+<w:settings xmlns:mc="http://schemas.openxmlformats.org/markup-compatibility/2006" xmlns:o="urn:schemas-microsoft-com:office:office" xmlns:r="http://schemas.openxmlformats.org/officeDocument/2006/relationships" xmlns:m="http://schemas.openxmlformats.org/officeDocument/2006/math" xmlns:v="urn:schemas-microsoft-com:vml" xmlns:w10="urn:schemas-microsoft-com:office:word" xmlns:w="http://schemas.openxmlformats.org/wordprocessingml/2006/main" xmlns:w14="http://schemas.microsoft.com/office/word/2010/wordml" xmlns:w15="http://schemas.microsoft.com/office/word/2012/wordml" xmlns:w16cex="http://schemas.microsoft.com/office/word/2018/wordml/cex" xmlns:w16cid="http://schemas.microsoft.com/office/word/2016/wordml/cid" xmlns:w16="http://schemas.microsoft.com/office/word/2018/wordml" xmlns:w16du="http://schemas.microsoft.com/office/word/2023/wordml/word16du" xmlns:w16sdtdh="http://schemas.microsoft.com/office/word/2020/wordml/sdtdatahash" xmlns:w16sdtfl="http://schemas.microsoft.com/office/word/2024/wordml/sdtformatlock" xmlns:w16se="http://schemas.microsoft.com/office/word/2015/wordml/symex" xmlns:sl="http://schemas.openxmlformats.org/schemaLibrary/2006/main" mc:Ignorable="w14 w15 w16se w16cid w16 w16cex w16sdtdh w16sdtfl w16du">
   <w:view w:val="normal"/>
   <w:defaultTabStop w:val="1304"/>
   <w:hyphenationZone w:val="425"/>
@@ -14624,15 +14791,22 @@
     <w:rsid w:val="00131380"/>
     <w:rsid w:val="002131CF"/>
     <w:rsid w:val="00250984"/>
+    <w:rsid w:val="002D6E7F"/>
     <w:rsid w:val="00334B4A"/>
     <w:rsid w:val="00390CF8"/>
+    <w:rsid w:val="003E1562"/>
     <w:rsid w:val="006C5AF6"/>
+    <w:rsid w:val="006E15B2"/>
+    <w:rsid w:val="006F4B4E"/>
     <w:rsid w:val="007511BA"/>
+    <w:rsid w:val="008121E8"/>
+    <w:rsid w:val="009F7631"/>
     <w:rsid w:val="00A03A6E"/>
     <w:rsid w:val="00AC1394"/>
     <w:rsid w:val="00AC1536"/>
     <w:rsid w:val="00B37AD4"/>
     <w:rsid w:val="00B879CD"/>
+    <w:rsid w:val="00B968D2"/>
     <w:rsid w:val="00C66A38"/>
     <w:rsid w:val="00E45085"/>
     <w:rsid w:val="00E65D08"/>
@@ -14659,7 +14833,7 @@
 </file>
 
 <file path=word/glossary/styles.xml><?xml version="1.0" encoding="utf-8"?>
-<w:styles xmlns:mc="http://schemas.openxmlformats.org/markup-compatibility/2006" xmlns:r="http://schemas.openxmlformats.org/officeDocument/2006/relationships" xmlns:w="http://schemas.openxmlformats.org/wordprocessingml/2006/main" xmlns:w14="http://schemas.microsoft.com/office/word/2010/wordml" xmlns:w15="http://schemas.microsoft.com/office/word/2012/wordml" xmlns:w16cex="http://schemas.microsoft.com/office/word/2018/wordml/cex" xmlns:w16cid="http://schemas.microsoft.com/office/word/2016/wordml/cid" xmlns:w16="http://schemas.microsoft.com/office/word/2018/wordml" xmlns:w16du="http://schemas.microsoft.com/office/word/2023/wordml/word16du" xmlns:w16sdtdh="http://schemas.microsoft.com/office/word/2020/wordml/sdtdatahash" xmlns:w16se="http://schemas.microsoft.com/office/word/2015/wordml/symex" mc:Ignorable="w14 w15 w16se w16cid w16 w16cex w16sdtdh w16du">
+<w:styles xmlns:mc="http://schemas.openxmlformats.org/markup-compatibility/2006" xmlns:r="http://schemas.openxmlformats.org/officeDocument/2006/relationships" xmlns:w="http://schemas.openxmlformats.org/wordprocessingml/2006/main" xmlns:w14="http://schemas.microsoft.com/office/word/2010/wordml" xmlns:w15="http://schemas.microsoft.com/office/word/2012/wordml" xmlns:w16cex="http://schemas.microsoft.com/office/word/2018/wordml/cex" xmlns:w16cid="http://schemas.microsoft.com/office/word/2016/wordml/cid" xmlns:w16="http://schemas.microsoft.com/office/word/2018/wordml" xmlns:w16du="http://schemas.microsoft.com/office/word/2023/wordml/word16du" xmlns:w16sdtdh="http://schemas.microsoft.com/office/word/2020/wordml/sdtdatahash" xmlns:w16sdtfl="http://schemas.microsoft.com/office/word/2024/wordml/sdtformatlock" xmlns:w16se="http://schemas.microsoft.com/office/word/2015/wordml/symex" mc:Ignorable="w14 w15 w16se w16cid w16 w16cex w16sdtdh w16sdtfl w16du">
   <w:docDefaults>
     <w:rPrDefault>
       <w:rPr>
@@ -15104,7 +15278,7 @@
 </file>
 
 <file path=word/glossary/webSettings.xml><?xml version="1.0" encoding="utf-8"?>
-<w:webSettings xmlns:mc="http://schemas.openxmlformats.org/markup-compatibility/2006" xmlns:r="http://schemas.openxmlformats.org/officeDocument/2006/relationships" xmlns:w="http://schemas.openxmlformats.org/wordprocessingml/2006/main" xmlns:w14="http://schemas.microsoft.com/office/word/2010/wordml" xmlns:w15="http://schemas.microsoft.com/office/word/2012/wordml" xmlns:w16cex="http://schemas.microsoft.com/office/word/2018/wordml/cex" xmlns:w16cid="http://schemas.microsoft.com/office/word/2016/wordml/cid" xmlns:w16="http://schemas.microsoft.com/office/word/2018/wordml" xmlns:w16du="http://schemas.microsoft.com/office/word/2023/wordml/word16du" xmlns:w16sdtdh="http://schemas.microsoft.com/office/word/2020/wordml/sdtdatahash" xmlns:w16se="http://schemas.microsoft.com/office/word/2015/wordml/symex" mc:Ignorable="w14 w15 w16se w16cid w16 w16cex w16sdtdh w16du">
+<w:webSettings xmlns:mc="http://schemas.openxmlformats.org/markup-compatibility/2006" xmlns:r="http://schemas.openxmlformats.org/officeDocument/2006/relationships" xmlns:w="http://schemas.openxmlformats.org/wordprocessingml/2006/main" xmlns:w14="http://schemas.microsoft.com/office/word/2010/wordml" xmlns:w15="http://schemas.microsoft.com/office/word/2012/wordml" xmlns:w16cex="http://schemas.microsoft.com/office/word/2018/wordml/cex" xmlns:w16cid="http://schemas.microsoft.com/office/word/2016/wordml/cid" xmlns:w16="http://schemas.microsoft.com/office/word/2018/wordml" xmlns:w16du="http://schemas.microsoft.com/office/word/2023/wordml/word16du" xmlns:w16sdtdh="http://schemas.microsoft.com/office/word/2020/wordml/sdtdatahash" xmlns:w16sdtfl="http://schemas.microsoft.com/office/word/2024/wordml/sdtformatlock" xmlns:w16se="http://schemas.microsoft.com/office/word/2015/wordml/symex" mc:Ignorable="w14 w15 w16se w16cid w16 w16cex w16sdtdh w16sdtfl w16du">
   <w:optimizeForBrowser/>
   <w:allowPNG/>
 </w:webSettings>
@@ -15447,10 +15621,6 @@
 </file>
 
 <file path=customXml/item1.xml><?xml version="1.0" encoding="utf-8"?>
-<b:Sources xmlns:b="http://schemas.openxmlformats.org/officeDocument/2006/bibliography" xmlns="http://schemas.openxmlformats.org/officeDocument/2006/bibliography" SelectedStyle="\APASixthEditionOfficeOnline.xsl" StyleName="APA" Version="6"/>
-</file>
-
-<file path=customXml/item2.xml><?xml version="1.0" encoding="utf-8"?>
 <ct:contentTypeSchema xmlns:ct="http://schemas.microsoft.com/office/2006/metadata/contentType" xmlns:ma="http://schemas.microsoft.com/office/2006/metadata/properties/metaAttributes" ct:_="" ma:_="" ma:contentTypeName="dokument" ma:contentTypeID="0x0101000A5C05CEEDBA1E459DCF94C262BDF661" ma:contentTypeVersion="13" ma:contentTypeDescription="Skapa ett nytt dokument." ma:contentTypeScope="" ma:versionID="b12f5bef6f419d963bd57f4c7b75fd51">
   <xsd:schema xmlns:xsd="http://www.w3.org/2001/XMLSchema" xmlns:xs="http://www.w3.org/2001/XMLSchema" xmlns:p="http://schemas.microsoft.com/office/2006/metadata/properties" xmlns:ns2="40a89c71-6f69-4bdc-886c-c8f971c9b9d4" xmlns:ns3="2650c1b0-b5fc-4490-8d12-d327ee776c7b" targetNamespace="http://schemas.microsoft.com/office/2006/metadata/properties" ma:root="true" ma:fieldsID="e0d69ddf5e5066efd698e9a4e0ac582a" ns2:_="" ns3:_="">
     <xsd:import namespace="40a89c71-6f69-4bdc-886c-c8f971c9b9d4"/>
@@ -15673,7 +15843,20 @@
 </ct:contentTypeSchema>
 </file>
 
+<file path=customXml/item2.xml><?xml version="1.0" encoding="utf-8"?>
+<b:Sources xmlns:b="http://schemas.openxmlformats.org/officeDocument/2006/bibliography" xmlns="http://schemas.openxmlformats.org/officeDocument/2006/bibliography" SelectedStyle="\APASixthEditionOfficeOnline.xsl" StyleName="APA" Version="6"/>
+</file>
+
 <file path=customXml/item3.xml><?xml version="1.0" encoding="utf-8"?>
+<?mso-contentType ?>
+<FormTemplates xmlns="http://schemas.microsoft.com/sharepoint/v3/contenttype/forms">
+  <Display>DocumentLibraryForm</Display>
+  <Edit>DocumentLibraryForm</Edit>
+  <New>DocumentLibraryForm</New>
+</FormTemplates>
+</file>
+
+<file path=customXml/item4.xml><?xml version="1.0" encoding="utf-8"?>
 <p:properties xmlns:p="http://schemas.microsoft.com/office/2006/metadata/properties" xmlns:xsi="http://www.w3.org/2001/XMLSchema-instance" xmlns:pc="http://schemas.microsoft.com/office/infopath/2007/PartnerControls">
   <documentManagement>
     <TaxCatchAll xmlns="2650c1b0-b5fc-4490-8d12-d327ee776c7b" xsi:nil="true"/>
@@ -15684,24 +15867,7 @@
 </p:properties>
 </file>
 
-<file path=customXml/item4.xml><?xml version="1.0" encoding="utf-8"?>
-<?mso-contentType ?>
-<FormTemplates xmlns="http://schemas.microsoft.com/sharepoint/v3/contenttype/forms">
-  <Display>DocumentLibraryForm</Display>
-  <Edit>DocumentLibraryForm</Edit>
-  <New>DocumentLibraryForm</New>
-</FormTemplates>
-</file>
-
 <file path=customXml/itemProps1.xml><?xml version="1.0" encoding="utf-8"?>
-<ds:datastoreItem xmlns:ds="http://schemas.openxmlformats.org/officeDocument/2006/customXml" ds:itemID="{F425ED1F-C8BA-4C2F-B8CC-B65D72B8F6FA}">
-  <ds:schemaRefs>
-    <ds:schemaRef ds:uri="http://schemas.openxmlformats.org/officeDocument/2006/bibliography"/>
-  </ds:schemaRefs>
-</ds:datastoreItem>
-</file>
-
-<file path=customXml/itemProps2.xml><?xml version="1.0" encoding="utf-8"?>
 <ds:datastoreItem xmlns:ds="http://schemas.openxmlformats.org/officeDocument/2006/customXml" ds:itemID="{BC47BCAC-44AE-4AF6-BE04-77BE84664A08}">
   <ds:schemaRefs>
     <ds:schemaRef ds:uri="http://schemas.microsoft.com/office/2006/metadata/contentType"/>
@@ -15720,7 +15886,23 @@
 </ds:datastoreItem>
 </file>
 
+<file path=customXml/itemProps2.xml><?xml version="1.0" encoding="utf-8"?>
+<ds:datastoreItem xmlns:ds="http://schemas.openxmlformats.org/officeDocument/2006/customXml" ds:itemID="{F425ED1F-C8BA-4C2F-B8CC-B65D72B8F6FA}">
+  <ds:schemaRefs>
+    <ds:schemaRef ds:uri="http://schemas.openxmlformats.org/officeDocument/2006/bibliography"/>
+  </ds:schemaRefs>
+</ds:datastoreItem>
+</file>
+
 <file path=customXml/itemProps3.xml><?xml version="1.0" encoding="utf-8"?>
+<ds:datastoreItem xmlns:ds="http://schemas.openxmlformats.org/officeDocument/2006/customXml" ds:itemID="{57297251-69E8-4DA8-AF26-94224341CEF6}">
+  <ds:schemaRefs>
+    <ds:schemaRef ds:uri="http://schemas.microsoft.com/sharepoint/v3/contenttype/forms"/>
+  </ds:schemaRefs>
+</ds:datastoreItem>
+</file>
+
+<file path=customXml/itemProps4.xml><?xml version="1.0" encoding="utf-8"?>
 <ds:datastoreItem xmlns:ds="http://schemas.openxmlformats.org/officeDocument/2006/customXml" ds:itemID="{9DCCB28F-463D-45F3-8BD3-7ACCCA6F54F0}">
   <ds:schemaRefs>
     <ds:schemaRef ds:uri="http://schemas.microsoft.com/office/2006/metadata/properties"/>
@@ -15729,12 +15911,4 @@
     <ds:schemaRef ds:uri="40a89c71-6f69-4bdc-886c-c8f971c9b9d4"/>
   </ds:schemaRefs>
 </ds:datastoreItem>
-</file>
-
-<file path=customXml/itemProps4.xml><?xml version="1.0" encoding="utf-8"?>
-<ds:datastoreItem xmlns:ds="http://schemas.openxmlformats.org/officeDocument/2006/customXml" ds:itemID="{57297251-69E8-4DA8-AF26-94224341CEF6}">
-  <ds:schemaRefs>
-    <ds:schemaRef ds:uri="http://schemas.microsoft.com/sharepoint/v3/contenttype/forms"/>
-  </ds:schemaRefs>
-</ds:datastoreItem>
 </file>